--- a/thesis/docx/BrainSafe_thesis.docx
+++ b/thesis/docx/BrainSafe_thesis.docx
@@ -33009,6 +33009,36 @@
       </w:pPr>
       <w:r>
         <w:rPr>
+          <w:i/>
+          <w:iCs/>
+        </w:rPr>
+        <w:t xml:space="preserve">Fixed.</w:t>
+      </w:r>
+      <w:r>
+        <w:t xml:space="preserve"> </w:t>
+      </w:r>
+      <w:r>
+        <w:t xml:space="preserve">The comment now states the current triple over 7,008 compounds and records what it used to</w:t>
+      </w:r>
+      <w:r>
+        <w:t xml:space="preserve"> </w:t>
+      </w:r>
+      <w:r>
+        <w:t xml:space="preserve">say and why the wrong denominator survived: 15,609 agrees with the H2 accuracy to three decimals, so</w:t>
+      </w:r>
+      <w:r>
+        <w:t xml:space="preserve"> </w:t>
+      </w:r>
+      <w:r>
+        <w:t xml:space="preserve">a wrong number sat beside a right-looking one.</w:t>
+      </w:r>
+    </w:p>
+    <w:p>
+      <w:pPr>
+        <w:pStyle w:val="BodyText"/>
+      </w:pPr>
+      <w:r>
+        <w:rPr>
           <w:b/>
           <w:bCs/>
         </w:rPr>
@@ -33403,6 +33433,175 @@
       </w:pPr>
       <w:r>
         <w:rPr>
+          <w:i/>
+          <w:iCs/>
+        </w:rPr>
+        <w:t xml:space="preserve">Fixed, and the fix found a worse defect than this chapter had.</w:t>
+      </w:r>
+      <w:r>
+        <w:t xml:space="preserve"> </w:t>
+      </w:r>
+      <w:r>
+        <w:rPr>
+          <w:rStyle w:val="VerbatimChar"/>
+        </w:rPr>
+        <w:t xml:space="preserve">FAMILY_COFIRE</w:t>
+      </w:r>
+      <w:r>
+        <w:t xml:space="preserve"> </w:t>
+      </w:r>
+      <w:r>
+        <w:t xml:space="preserve">is now derived from</w:t>
+      </w:r>
+      <w:r>
+        <w:t xml:space="preserve"> </w:t>
+      </w:r>
+      <w:r>
+        <w:t xml:space="preserve">the artefact by a function rather than restated, so it cannot drift again. Deriving it required the</w:t>
+      </w:r>
+      <w:r>
+        <w:t xml:space="preserve"> </w:t>
+      </w:r>
+      <w:r>
+        <w:t xml:space="preserve">artefact to carry denominators, because every rate in it is a multiple of 1/400 and a conditional</w:t>
+      </w:r>
+      <w:r>
+        <w:t xml:space="preserve"> </w:t>
+      </w:r>
+      <w:r>
+        <w:t xml:space="preserve">probability of 1.000 computed from a single joint compound is indistinguishable in the file from a</w:t>
+      </w:r>
+      <w:r>
+        <w:t xml:space="preserve"> </w:t>
+      </w:r>
+      <w:r>
+        <w:t xml:space="preserve">well-supported certainty. That is exactly what the nicotinic row was: the interface asserted</w:t>
+      </w:r>
+      <w:r>
+        <w:t xml:space="preserve"> </w:t>
+      </w:r>
+      <w:r>
+        <w:t xml:space="preserve">“r = 0.35, the least correlated family measured”</w:t>
+      </w:r>
+      <w:r>
+        <w:t xml:space="preserve">, a family-level conclusion, on a pair whose joint</w:t>
+      </w:r>
+      <w:r>
+        <w:t xml:space="preserve"> </w:t>
+      </w:r>
+      <w:r>
+        <w:t xml:space="preserve">engagement rests on</w:t>
+      </w:r>
+      <w:r>
+        <w:t xml:space="preserve"> </w:t>
+      </w:r>
+      <w:r>
+        <w:rPr>
+          <w:b/>
+          <w:bCs/>
+        </w:rPr>
+        <w:t xml:space="preserve">one</w:t>
+      </w:r>
+      <w:r>
+        <w:t xml:space="preserve"> </w:t>
+      </w:r>
+      <w:r>
+        <w:t xml:space="preserve">approved drug.</w:t>
+      </w:r>
+      <w:r>
+        <w:t xml:space="preserve"> </w:t>
+      </w:r>
+      <w:r>
+        <w:rPr>
+          <w:rStyle w:val="VerbatimChar"/>
+        </w:rPr>
+        <w:t xml:space="preserve">inv_panel_independence.py</w:t>
+      </w:r>
+      <w:r>
+        <w:t xml:space="preserve"> </w:t>
+      </w:r>
+      <w:r>
+        <w:t xml:space="preserve">now records</w:t>
+      </w:r>
+      <w:r>
+        <w:t xml:space="preserve"> </w:t>
+      </w:r>
+      <w:r>
+        <w:rPr>
+          <w:rStyle w:val="VerbatimChar"/>
+        </w:rPr>
+        <w:t xml:space="preserve">n_drugs</w:t>
+      </w:r>
+      <w:r>
+        <w:t xml:space="preserve">,</w:t>
+      </w:r>
+      <w:r>
+        <w:t xml:space="preserve"> </w:t>
+      </w:r>
+      <w:r>
+        <w:rPr>
+          <w:rStyle w:val="VerbatimChar"/>
+        </w:rPr>
+        <w:t xml:space="preserve">n_a</w:t>
+      </w:r>
+      <w:r>
+        <w:t xml:space="preserve">,</w:t>
+      </w:r>
+      <w:r>
+        <w:t xml:space="preserve"> </w:t>
+      </w:r>
+      <w:r>
+        <w:rPr>
+          <w:rStyle w:val="VerbatimChar"/>
+        </w:rPr>
+        <w:t xml:space="preserve">n_b</w:t>
+      </w:r>
+      <w:r>
+        <w:t xml:space="preserve"> </w:t>
+      </w:r>
+      <w:r>
+        <w:t xml:space="preserve">and</w:t>
+      </w:r>
+      <w:r>
+        <w:t xml:space="preserve"> </w:t>
+      </w:r>
+      <w:r>
+        <w:rPr>
+          <w:rStyle w:val="VerbatimChar"/>
+        </w:rPr>
+        <w:t xml:space="preserve">n_joint</w:t>
+      </w:r>
+      <w:r>
+        <w:t xml:space="preserve">, and a pair is reported only when at least ten approved drugs engage both.</w:t>
+      </w:r>
+      <w:r>
+        <w:t xml:space="preserve"> </w:t>
+      </w:r>
+      <w:r>
+        <w:t xml:space="preserve">Regenerating reproduced every pre-existing column exactly and left</w:t>
+      </w:r>
+      <w:r>
+        <w:t xml:space="preserve"> </w:t>
+      </w:r>
+      <w:r>
+        <w:rPr>
+          <w:rStyle w:val="VerbatimChar"/>
+        </w:rPr>
+        <w:t xml:space="preserve">VERDICTS.csv</w:t>
+      </w:r>
+      <w:r>
+        <w:t xml:space="preserve"> </w:t>
+      </w:r>
+      <w:r>
+        <w:t xml:space="preserve">unchanged.</w:t>
+      </w:r>
+    </w:p>
+    <w:p>
+      <w:pPr>
+        <w:pStyle w:val="BodyText"/>
+      </w:pPr>
+      <w:r>
+        <w:rPr>
           <w:b/>
           <w:bCs/>
         </w:rPr>
@@ -33519,6 +33718,123 @@
       </w:r>
       <w:r>
         <w:t xml:space="preserve">re-running the sequence the correction was designed to avoid.</w:t>
+      </w:r>
+    </w:p>
+    <w:p>
+      <w:pPr>
+        <w:pStyle w:val="BodyText"/>
+      </w:pPr>
+      <w:r>
+        <w:rPr>
+          <w:i/>
+          <w:iCs/>
+        </w:rPr>
+        <w:t xml:space="preserve">Fixed, without re-running the sequence.</w:t>
+      </w:r>
+      <w:r>
+        <w:t xml:space="preserve"> </w:t>
+      </w:r>
+      <w:r>
+        <w:t xml:space="preserve">The dilemma above was real and the resolution is narrower</w:t>
+      </w:r>
+      <w:r>
+        <w:t xml:space="preserve"> </w:t>
+      </w:r>
+      <w:r>
+        <w:t xml:space="preserve">than either horn of it. Four of the file’s six columns were already correct; only the two reported</w:t>
+      </w:r>
+      <w:r>
+        <w:t xml:space="preserve"> </w:t>
+      </w:r>
+      <w:r>
+        <w:t xml:space="preserve">ones were stale.</w:t>
+      </w:r>
+      <w:r>
+        <w:t xml:space="preserve"> </w:t>
+      </w:r>
+      <w:r>
+        <w:rPr>
+          <w:rStyle w:val="VerbatimChar"/>
+        </w:rPr>
+        <w:t xml:space="preserve">refresh_background_specificity.py</w:t>
+      </w:r>
+      <w:r>
+        <w:t xml:space="preserve"> </w:t>
+      </w:r>
+      <w:r>
+        <w:t xml:space="preserve">updates those two from the registry and leaves</w:t>
+      </w:r>
+      <w:r>
+        <w:t xml:space="preserve"> </w:t>
+      </w:r>
+      <w:r>
+        <w:t xml:space="preserve">every operating threshold untouched, which is verifiable: after the repair no threshold and no</w:t>
+      </w:r>
+      <w:r>
+        <w:t xml:space="preserve"> </w:t>
+      </w:r>
+      <w:r>
+        <w:t xml:space="preserve">background false-positive rate moved on any of the 47 endpoints, and the file now agrees with the</w:t>
+      </w:r>
+      <w:r>
+        <w:t xml:space="preserve"> </w:t>
+      </w:r>
+      <w:r>
+        <w:t xml:space="preserve">registry on all 47 with zero disagreements. A byte-identical copy shipped in the submission package</w:t>
+      </w:r>
+      <w:r>
+        <w:t xml:space="preserve"> </w:t>
+      </w:r>
+      <w:r>
+        <w:t xml:space="preserve">and was updated with it, which matters more than the local file:</w:t>
+      </w:r>
+      <w:r>
+        <w:t xml:space="preserve"> </w:t>
+      </w:r>
+      <w:r>
+        <w:rPr>
+          <w:b/>
+          <w:bCs/>
+        </w:rPr>
+        <w:t xml:space="preserve">the disagreement was visible to</w:t>
+      </w:r>
+      <w:r>
+        <w:rPr>
+          <w:b/>
+          <w:bCs/>
+        </w:rPr>
+        <w:t xml:space="preserve"> </w:t>
+      </w:r>
+      <w:r>
+        <w:rPr>
+          <w:b/>
+          <w:bCs/>
+        </w:rPr>
+        <w:t xml:space="preserve">reviewers before it was visible to us.</w:t>
+      </w:r>
+      <w:r>
+        <w:t xml:space="preserve"> </w:t>
+      </w:r>
+      <w:r>
+        <w:t xml:space="preserve">Two tests now pin both, since the freshness graph cannot</w:t>
+      </w:r>
+      <w:r>
+        <w:t xml:space="preserve"> </w:t>
+      </w:r>
+      <w:r>
+        <w:t xml:space="preserve">catch this class for the reason recorded at</w:t>
+      </w:r>
+      <w:r>
+        <w:t xml:space="preserve"> </w:t>
+      </w:r>
+      <w:r>
+        <w:rPr>
+          <w:rStyle w:val="VerbatimChar"/>
+        </w:rPr>
+        <w:t xml:space="preserve">check_freshness.py:110</w:t>
+      </w:r>
+      <w:r>
+        <w:t xml:space="preserve">.</w:t>
       </w:r>
     </w:p>
     <w:p>
@@ -34109,7 +34425,7 @@
         <w:t xml:space="preserve"> </w:t>
       </w:r>
       <w:r>
-        <w:t xml:space="preserve">ledger of 41 items raised across the preceding nine chapters.</w:t>
+        <w:t xml:space="preserve">ledger of 41 items raised across the preceding nine chapters, ten of which are now closed.</w:t>
       </w:r>
     </w:p>
     <w:p>
@@ -36852,7 +37168,7 @@
               <w:t xml:space="preserve">app.py</w:t>
             </w:r>
             <w:r>
-              <w:t xml:space="preserve">, and user-visible</w:t>
+              <w:t xml:space="preserve">, user-visible, since derived from the artefact</w:t>
             </w:r>
           </w:p>
         </w:tc>
@@ -37121,19 +37437,19 @@
         <w:pStyle w:val="FirstParagraph"/>
       </w:pPr>
       <w:r>
-        <w:t xml:space="preserve">41 items were raised across Chapters 1 to 9. Five of them are now closed, and a sixth was raised</w:t>
-      </w:r>
-      <w:r>
-        <w:t xml:space="preserve"> </w:t>
-      </w:r>
-      <w:r>
-        <w:t xml:space="preserve">and closed within this chapter. They are listed as closed rather than removed, because a thesis that</w:t>
-      </w:r>
-      <w:r>
-        <w:t xml:space="preserve"> </w:t>
-      </w:r>
-      <w:r>
-        <w:t xml:space="preserve">silently drops its own outstanding items is doing the thing this chapter is about.</w:t>
+        <w:t xml:space="preserve">41 items were raised across Chapters 1 to 9. Ten are now closed. They are listed as closed rather</w:t>
+      </w:r>
+      <w:r>
+        <w:t xml:space="preserve"> </w:t>
+      </w:r>
+      <w:r>
+        <w:t xml:space="preserve">than removed, because a thesis that silently drops its own outstanding items is doing the thing this</w:t>
+      </w:r>
+      <w:r>
+        <w:t xml:space="preserve"> </w:t>
+      </w:r>
+      <w:r>
+        <w:t xml:space="preserve">chapter is about.</w:t>
       </w:r>
     </w:p>
     <w:p>
@@ -37146,6 +37462,12 @@
           <w:bCs/>
         </w:rPr>
         <w:t xml:space="preserve">Closed while writing.</w:t>
+      </w:r>
+      <w:r>
+        <w:t xml:space="preserve"> </w:t>
+      </w:r>
+      <w:r>
+        <w:t xml:space="preserve">Six were closed in the course of writing Chapters 5 to 10.</w:t>
       </w:r>
     </w:p>
     <w:tbl>
@@ -37463,19 +37785,436 @@
           <w:b/>
           <w:bCs/>
         </w:rPr>
+        <w:t xml:space="preserve">Closed after writing.</w:t>
+      </w:r>
+      <w:r>
+        <w:t xml:space="preserve"> </w:t>
+      </w:r>
+      <w:r>
+        <w:t xml:space="preserve">Four more were repaired on 2026-09-02 in commit</w:t>
+      </w:r>
+      <w:r>
+        <w:t xml:space="preserve"> </w:t>
+      </w:r>
+      <w:r>
+        <w:rPr>
+          <w:rStyle w:val="VerbatimChar"/>
+        </w:rPr>
+        <w:t xml:space="preserve">1f91925</w:t>
+      </w:r>
+      <w:r>
+        <w:t xml:space="preserve">, which audited</w:t>
+      </w:r>
+      <w:r>
+        <w:t xml:space="preserve"> </w:t>
+      </w:r>
+      <w:r>
+        <w:t xml:space="preserve">Chapters 8 to 10 against the files they cite. They are recorded here because the ledger is the</w:t>
+      </w:r>
+      <w:r>
+        <w:t xml:space="preserve"> </w:t>
+      </w:r>
+      <w:r>
+        <w:t xml:space="preserve">chapter’s own claim about the state of the project, and a ledger that goes stale is the defect</w:t>
+      </w:r>
+      <w:r>
+        <w:t xml:space="preserve"> </w:t>
+      </w:r>
+      <w:r>
+        <w:t xml:space="preserve">section 10.7 describes.</w:t>
+      </w:r>
+    </w:p>
+    <w:tbl>
+      <w:tblPr>
+        <w:tblStyle w:val="Table"/>
+        <w:tblW w:type="pct" w:w="5000"/>
+        <w:tblLayout w:type="fixed"/>
+        <w:tblLook w:firstRow="1" w:lastRow="0" w:firstColumn="0" w:lastColumn="0" w:noHBand="0" w:noVBand="0" w:val="0020"/>
+      </w:tblPr>
+      <w:tblGrid>
+        <w:gridCol w:w="2640"/>
+        <w:gridCol w:w="2640"/>
+        <w:gridCol w:w="2640"/>
+      </w:tblGrid>
+      <w:tr>
+        <w:trPr>
+          <w:tblHeader w:val="on"/>
+        </w:trPr>
+        <w:tc>
+          <w:tcPr/>
+          <w:p>
+            <w:pPr>
+              <w:pStyle w:val="Compact"/>
+            </w:pPr>
+            <w:r>
+              <w:t xml:space="preserve">Item</w:t>
+            </w:r>
+          </w:p>
+        </w:tc>
+        <w:tc>
+          <w:tcPr/>
+          <w:p>
+            <w:pPr>
+              <w:pStyle w:val="Compact"/>
+            </w:pPr>
+            <w:r>
+              <w:t xml:space="preserve">Raised</w:t>
+            </w:r>
+          </w:p>
+        </w:tc>
+        <w:tc>
+          <w:tcPr/>
+          <w:p>
+            <w:pPr>
+              <w:pStyle w:val="Compact"/>
+            </w:pPr>
+            <w:r>
+              <w:t xml:space="preserve">Closed by</w:t>
+            </w:r>
+          </w:p>
+        </w:tc>
+      </w:tr>
+      <w:tr>
+        <w:tc>
+          <w:tcPr/>
+          <w:p>
+            <w:pPr>
+              <w:pStyle w:val="Compact"/>
+            </w:pPr>
+            <w:r>
+              <w:t xml:space="preserve">The interface quotes co-firing correlations that no longer match the artefact</w:t>
+            </w:r>
+          </w:p>
+        </w:tc>
+        <w:tc>
+          <w:tcPr/>
+          <w:p>
+            <w:pPr>
+              <w:pStyle w:val="Compact"/>
+            </w:pPr>
+            <w:r>
+              <w:t xml:space="preserve">9</w:t>
+            </w:r>
+          </w:p>
+        </w:tc>
+        <w:tc>
+          <w:tcPr/>
+          <w:p>
+            <w:pPr>
+              <w:pStyle w:val="Compact"/>
+            </w:pPr>
+            <w:r>
+              <w:rPr>
+                <w:rStyle w:val="VerbatimChar"/>
+              </w:rPr>
+              <w:t xml:space="preserve">FAMILY_COFIRE</w:t>
+            </w:r>
+            <w:r>
+              <w:t xml:space="preserve"> </w:t>
+            </w:r>
+            <w:r>
+              <w:t xml:space="preserve">is now derived from the artefact by a function. The repair found a worse defect than Chapter 9 had: the nicotinic entry asserted a family-level conclusion resting on</w:t>
+            </w:r>
+            <w:r>
+              <w:t xml:space="preserve"> </w:t>
+            </w:r>
+            <w:r>
+              <w:rPr>
+                <w:b/>
+                <w:bCs/>
+              </w:rPr>
+              <w:t xml:space="preserve">one</w:t>
+            </w:r>
+            <w:r>
+              <w:t xml:space="preserve"> </w:t>
+            </w:r>
+            <w:r>
+              <w:t xml:space="preserve">joint approved drug, which the file could not distinguish from a certainty because every rate in it is a multiple of 1/400. The artefact now carries</w:t>
+            </w:r>
+            <w:r>
+              <w:t xml:space="preserve"> </w:t>
+            </w:r>
+            <w:r>
+              <w:rPr>
+                <w:rStyle w:val="VerbatimChar"/>
+              </w:rPr>
+              <w:t xml:space="preserve">n_drugs</w:t>
+            </w:r>
+            <w:r>
+              <w:t xml:space="preserve">,</w:t>
+            </w:r>
+            <w:r>
+              <w:t xml:space="preserve"> </w:t>
+            </w:r>
+            <w:r>
+              <w:rPr>
+                <w:rStyle w:val="VerbatimChar"/>
+              </w:rPr>
+              <w:t xml:space="preserve">n_a</w:t>
+            </w:r>
+            <w:r>
+              <w:t xml:space="preserve">,</w:t>
+            </w:r>
+            <w:r>
+              <w:t xml:space="preserve"> </w:t>
+            </w:r>
+            <w:r>
+              <w:rPr>
+                <w:rStyle w:val="VerbatimChar"/>
+              </w:rPr>
+              <w:t xml:space="preserve">n_b</w:t>
+            </w:r>
+            <w:r>
+              <w:t xml:space="preserve"> </w:t>
+            </w:r>
+            <w:r>
+              <w:t xml:space="preserve">and</w:t>
+            </w:r>
+            <w:r>
+              <w:t xml:space="preserve"> </w:t>
+            </w:r>
+            <w:r>
+              <w:rPr>
+                <w:rStyle w:val="VerbatimChar"/>
+              </w:rPr>
+              <w:t xml:space="preserve">n_joint</w:t>
+            </w:r>
+            <w:r>
+              <w:t xml:space="preserve">, and suppresses any pair supported by fewer than ten drugs</w:t>
+            </w:r>
+          </w:p>
+        </w:tc>
+      </w:tr>
+      <w:tr>
+        <w:tc>
+          <w:tcPr/>
+          <w:p>
+            <w:pPr>
+              <w:pStyle w:val="Compact"/>
+            </w:pPr>
+            <w:r>
+              <w:rPr>
+                <w:rStyle w:val="VerbatimChar"/>
+              </w:rPr>
+              <w:t xml:space="preserve">app.py:102-104</w:t>
+            </w:r>
+            <w:r>
+              <w:t xml:space="preserve"> </w:t>
+            </w:r>
+            <w:r>
+              <w:t xml:space="preserve">quotes the withdrawn H2 triple</w:t>
+            </w:r>
+          </w:p>
+        </w:tc>
+        <w:tc>
+          <w:tcPr/>
+          <w:p>
+            <w:pPr>
+              <w:pStyle w:val="Compact"/>
+            </w:pPr>
+            <w:r>
+              <w:t xml:space="preserve">9</w:t>
+            </w:r>
+          </w:p>
+        </w:tc>
+        <w:tc>
+          <w:tcPr/>
+          <w:p>
+            <w:pPr>
+              <w:pStyle w:val="Compact"/>
+            </w:pPr>
+            <w:r>
+              <w:t xml:space="preserve">Corrected to 0.7901 / 0.7897 / 0.7874 over 7,008, with a note recording what it used to say. Audit item BS-M-04 now closed in the source</w:t>
+            </w:r>
+          </w:p>
+        </w:tc>
+      </w:tr>
+      <w:tr>
+        <w:tc>
+          <w:tcPr/>
+          <w:p>
+            <w:pPr>
+              <w:pStyle w:val="Compact"/>
+            </w:pPr>
+            <w:r>
+              <w:rPr>
+                <w:rStyle w:val="VerbatimChar"/>
+              </w:rPr>
+              <w:t xml:space="preserve">background_specificity.csv</w:t>
+            </w:r>
+            <w:r>
+              <w:t xml:space="preserve"> </w:t>
+            </w:r>
+            <w:r>
+              <w:t xml:space="preserve">holds pre-correction output</w:t>
+            </w:r>
+          </w:p>
+        </w:tc>
+        <w:tc>
+          <w:tcPr/>
+          <w:p>
+            <w:pPr>
+              <w:pStyle w:val="Compact"/>
+            </w:pPr>
+            <w:r>
+              <w:t xml:space="preserve">9</w:t>
+            </w:r>
+          </w:p>
+        </w:tc>
+        <w:tc>
+          <w:tcPr/>
+          <w:p>
+            <w:pPr>
+              <w:pStyle w:val="Compact"/>
+            </w:pPr>
+            <w:r>
+              <w:t xml:space="preserve">Refreshed by updating only its two reported columns from the registry.</w:t>
+            </w:r>
+            <w:r>
+              <w:t xml:space="preserve"> </w:t>
+            </w:r>
+            <w:r>
+              <w:rPr>
+                <w:b/>
+                <w:bCs/>
+              </w:rPr>
+              <w:t xml:space="preserve">No threshold and no background false-positive rate moved on any of the 47 endpoints</w:t>
+            </w:r>
+            <w:r>
+              <w:t xml:space="preserve">, and the shipped copy in the submission package was updated with it. Two tests pin both</w:t>
+            </w:r>
+          </w:p>
+        </w:tc>
+      </w:tr>
+      <w:tr>
+        <w:tc>
+          <w:tcPr/>
+          <w:p>
+            <w:pPr>
+              <w:pStyle w:val="Compact"/>
+            </w:pPr>
+            <w:r>
+              <w:t xml:space="preserve">The technical report’s cross-provenance section is stale</w:t>
+            </w:r>
+          </w:p>
+        </w:tc>
+        <w:tc>
+          <w:tcPr/>
+          <w:p>
+            <w:pPr>
+              <w:pStyle w:val="Compact"/>
+            </w:pPr>
+            <w:r>
+              <w:t xml:space="preserve">8</w:t>
+            </w:r>
+          </w:p>
+        </w:tc>
+        <w:tc>
+          <w:tcPr/>
+          <w:p>
+            <w:pPr>
+              <w:pStyle w:val="Compact"/>
+            </w:pPr>
+            <w:r>
+              <w:t xml:space="preserve">The 0.868 was not hard-coded; the report computes it and had never been rebuilt, because</w:t>
+            </w:r>
+            <w:r>
+              <w:t xml:space="preserve"> </w:t>
+            </w:r>
+            <w:r>
+              <w:rPr>
+                <w:rStyle w:val="VerbatimChar"/>
+              </w:rPr>
+              <w:t xml:space="preserve">TECHNICAL_REPORT.md</w:t>
+            </w:r>
+            <w:r>
+              <w:t xml:space="preserve"> </w:t>
+            </w:r>
+            <w:r>
+              <w:t xml:space="preserve">was the one generated document outside the freshness graph. It is now declared against all 23 of its inputs and rebuilt at 0.716</w:t>
+            </w:r>
+          </w:p>
+        </w:tc>
+      </w:tr>
+    </w:tbl>
+    <w:p>
+      <w:pPr>
+        <w:pStyle w:val="BodyText"/>
+      </w:pPr>
+      <w:r>
+        <w:t xml:space="preserve">The third of those deserves a sentence, because Chapter 9 posed it as a dilemma and the resolution is</w:t>
+      </w:r>
+      <w:r>
+        <w:t xml:space="preserve"> </w:t>
+      </w:r>
+      <w:r>
+        <w:t xml:space="preserve">narrower than either horn. Four of that file’s six columns were already correct; only the two</w:t>
+      </w:r>
+      <w:r>
+        <w:t xml:space="preserve"> </w:t>
+      </w:r>
+      <w:r>
+        <w:t xml:space="preserve">reported ones were stale, so refreshing those two from the registry avoids re-running the sequence</w:t>
+      </w:r>
+      <w:r>
+        <w:t xml:space="preserve"> </w:t>
+      </w:r>
+      <w:r>
+        <w:t xml:space="preserve">that would rewrite every operating threshold to correct a reported one. And the version a reviewer</w:t>
+      </w:r>
+      <w:r>
+        <w:t xml:space="preserve"> </w:t>
+      </w:r>
+      <w:r>
+        <w:t xml:space="preserve">holds was corrected at the same time as the local one, which is the part that mattered:</w:t>
+      </w:r>
+      <w:r>
+        <w:t xml:space="preserve"> </w:t>
+      </w:r>
+      <w:r>
+        <w:rPr>
+          <w:b/>
+          <w:bCs/>
+        </w:rPr>
+        <w:t xml:space="preserve">the</w:t>
+      </w:r>
+      <w:r>
+        <w:rPr>
+          <w:b/>
+          <w:bCs/>
+        </w:rPr>
+        <w:t xml:space="preserve"> </w:t>
+      </w:r>
+      <w:r>
+        <w:rPr>
+          <w:b/>
+          <w:bCs/>
+        </w:rPr>
+        <w:t xml:space="preserve">disagreement was visible to reviewers before it was visible to us.</w:t>
+      </w:r>
+    </w:p>
+    <w:p>
+      <w:pPr>
+        <w:pStyle w:val="BodyText"/>
+      </w:pPr>
+      <w:r>
+        <w:rPr>
+          <w:b/>
+          <w:bCs/>
+        </w:rPr>
         <w:t xml:space="preserve">Open, ordered by consequence.</w:t>
       </w:r>
       <w:r>
         <w:t xml:space="preserve"> </w:t>
       </w:r>
       <w:r>
-        <w:t xml:space="preserve">The first four change something a user sees or a reader would</w:t>
-      </w:r>
-      <w:r>
-        <w:t xml:space="preserve"> </w:t>
-      </w:r>
-      <w:r>
-        <w:t xml:space="preserve">quote; the rest are housekeeping.</w:t>
+        <w:t xml:space="preserve">The first two change something a reader would quote; the rest are</w:t>
+      </w:r>
+      <w:r>
+        <w:t xml:space="preserve"> </w:t>
+      </w:r>
+      <w:r>
+        <w:t xml:space="preserve">housekeeping.</w:t>
       </w:r>
     </w:p>
     <w:p>
@@ -37491,25 +38230,19 @@
           <w:b/>
           <w:bCs/>
         </w:rPr>
-        <w:t xml:space="preserve">The interface quotes co-firing correlations that no longer match the artefact.</w:t>
-      </w:r>
-      <w:r>
-        <w:t xml:space="preserve"> </w:t>
-      </w:r>
-      <w:r>
-        <w:t xml:space="preserve">Five of five</w:t>
-      </w:r>
-      <w:r>
-        <w:t xml:space="preserve"> </w:t>
-      </w:r>
-      <w:r>
-        <w:t xml:space="preserve">correlations and three of four conditional probabilities disagree, and the monoamine entry names</w:t>
-      </w:r>
-      <w:r>
-        <w:t xml:space="preserve"> </w:t>
-      </w:r>
-      <w:r>
-        <w:t xml:space="preserve">the wrong pair as its family’s strongest. This is rendered on a result page.</w:t>
+        <w:t xml:space="preserve">The sensitivity correction has reached the registry and not all of the prose.</w:t>
+      </w:r>
+      <w:r>
+        <w:t xml:space="preserve"> </w:t>
+      </w:r>
+      <w:r>
+        <w:t xml:space="preserve">The manuscript</w:t>
+      </w:r>
+      <w:r>
+        <w:t xml:space="preserve"> </w:t>
+      </w:r>
+      <w:r>
+        <w:t xml:space="preserve">and</w:t>
       </w:r>
       <w:r>
         <w:t xml:space="preserve"> </w:t>
@@ -37518,25 +38251,28 @@
         <w:rPr>
           <w:rStyle w:val="VerbatimChar"/>
         </w:rPr>
-        <w:t xml:space="preserve">FAMILY_COFIRE</w:t>
-      </w:r>
-      <w:r>
-        <w:t xml:space="preserve"> </w:t>
-      </w:r>
-      <w:r>
-        <w:t xml:space="preserve">should be derived from</w:t>
-      </w:r>
-      <w:r>
-        <w:t xml:space="preserve"> </w:t>
-      </w:r>
-      <w:r>
-        <w:rPr>
-          <w:rStyle w:val="VerbatimChar"/>
-        </w:rPr>
-        <w:t xml:space="preserve">H8_family_correlation.csv</w:t>
-      </w:r>
-      <w:r>
-        <w:t xml:space="preserve">, not restated. (9)</w:t>
+        <w:t xml:space="preserve">EVIDENCE_MAP.md</w:t>
+      </w:r>
+      <w:r>
+        <w:t xml:space="preserve"> </w:t>
+      </w:r>
+      <w:r>
+        <w:t xml:space="preserve">still quote 0.8983 under the qualifier</w:t>
+      </w:r>
+      <w:r>
+        <w:t xml:space="preserve"> </w:t>
+      </w:r>
+      <w:r>
+        <w:t xml:space="preserve">“on actives withheld by scaffold”</w:t>
+      </w:r>
+      <w:r>
+        <w:t xml:space="preserve">.</w:t>
+      </w:r>
+      <w:r>
+        <w:t xml:space="preserve"> </w:t>
+      </w:r>
+      <w:r>
+        <w:t xml:space="preserve">The correct figure is 0.7638. The technical report has been rebuilt; these two have not. (5, 6)</w:t>
       </w:r>
     </w:p>
     <w:p>
@@ -37552,43 +38288,22 @@
           <w:b/>
           <w:bCs/>
         </w:rPr>
-        <w:t xml:space="preserve">The sensitivity correction has reached the registry and not the prose.</w:t>
-      </w:r>
-      <w:r>
-        <w:t xml:space="preserve"> </w:t>
-      </w:r>
-      <w:r>
-        <w:t xml:space="preserve">The manuscript,</w:t>
-      </w:r>
-      <w:r>
-        <w:t xml:space="preserve"> </w:t>
-      </w:r>
-      <w:r>
-        <w:rPr>
-          <w:rStyle w:val="VerbatimChar"/>
-        </w:rPr>
-        <w:t xml:space="preserve">EVIDENCE_MAP.md</w:t>
-      </w:r>
-      <w:r>
-        <w:t xml:space="preserve"> </w:t>
-      </w:r>
-      <w:r>
-        <w:t xml:space="preserve">and the technical report still quote 0.8983 under the qualifier</w:t>
-      </w:r>
-      <w:r>
-        <w:t xml:space="preserve"> </w:t>
-      </w:r>
-      <w:r>
-        <w:t xml:space="preserve">“on actives</w:t>
-      </w:r>
-      <w:r>
-        <w:t xml:space="preserve"> </w:t>
-      </w:r>
-      <w:r>
-        <w:t xml:space="preserve">withheld by scaffold”</w:t>
-      </w:r>
-      <w:r>
-        <w:t xml:space="preserve">. The correct figure is 0.7638. (5, 6)</w:t>
+        <w:t xml:space="preserve">The headline calibration figure should be qualified everywhere it appears</w:t>
+      </w:r>
+      <w:r>
+        <w:t xml:space="preserve">, since 0.0801 to</w:t>
+      </w:r>
+      <w:r>
+        <w:t xml:space="preserve"> </w:t>
+      </w:r>
+      <w:r>
+        <w:t xml:space="preserve">0.0147 covers eight of the deployed estimators and the 38 binder endpoints sit at a mean of</w:t>
+      </w:r>
+      <w:r>
+        <w:t xml:space="preserve"> </w:t>
+      </w:r>
+      <w:r>
+        <w:t xml:space="preserve">0.0762. Section 10.5 adds that the barrier model is the worst of the eight. (4)</w:t>
       </w:r>
     </w:p>
     <w:p>
@@ -37600,26 +38315,25 @@
         </w:numPr>
       </w:pPr>
       <w:r>
-        <w:rPr>
-          <w:b/>
-          <w:bCs/>
-        </w:rPr>
-        <w:t xml:space="preserve">The headline calibration figure should be qualified everywhere it appears</w:t>
-      </w:r>
-      <w:r>
-        <w:t xml:space="preserve">, since 0.0801 to</w:t>
-      </w:r>
-      <w:r>
-        <w:t xml:space="preserve"> </w:t>
-      </w:r>
-      <w:r>
-        <w:t xml:space="preserve">0.0147 covers eight of the deployed estimators and the 38 binder endpoints sit at a mean of</w:t>
-      </w:r>
-      <w:r>
-        <w:t xml:space="preserve"> </w:t>
-      </w:r>
-      <w:r>
-        <w:t xml:space="preserve">0.0762. Section 10.5 adds that the barrier model is the worst of the eight. (4)</w:t>
+        <w:t xml:space="preserve">Give each hypothesis one verdict rule, as H10 now has, and pin the verdicts with a test. The</w:t>
+      </w:r>
+      <w:r>
+        <w:t xml:space="preserve"> </w:t>
+      </w:r>
+      <w:r>
+        <w:t xml:space="preserve">suite has grown to 73 tests and none of them reads</w:t>
+      </w:r>
+      <w:r>
+        <w:t xml:space="preserve"> </w:t>
+      </w:r>
+      <w:r>
+        <w:rPr>
+          <w:rStyle w:val="VerbatimChar"/>
+        </w:rPr>
+        <w:t xml:space="preserve">inversion/</w:t>
+      </w:r>
+      <w:r>
+        <w:t xml:space="preserve">. (9)</w:t>
       </w:r>
     </w:p>
     <w:p>
@@ -37631,119 +38345,13 @@
         </w:numPr>
       </w:pPr>
       <w:r>
-        <w:rPr>
-          <w:b/>
-          <w:bCs/>
-        </w:rPr>
-        <w:t xml:space="preserve">The technical report’s cross-provenance section is stale</w:t>
-      </w:r>
-      <w:r>
-        <w:t xml:space="preserve">, stating a mean deployed sensitivity</w:t>
-      </w:r>
-      <w:r>
-        <w:t xml:space="preserve"> </w:t>
-      </w:r>
-      <w:r>
-        <w:t xml:space="preserve">of 0.868 where the artefact gives 0.7160; the scaffold hold-out is 41 targets at median recall</w:t>
-      </w:r>
-      <w:r>
-        <w:t xml:space="preserve"> </w:t>
-      </w:r>
-      <w:r>
-        <w:t xml:space="preserve">0.8180 where the report says 39 and 0.815. (8)</w:t>
-      </w:r>
-    </w:p>
-    <w:p>
-      <w:pPr>
-        <w:pStyle w:val="Compact"/>
-        <w:numPr>
-          <w:ilvl w:val="0"/>
-          <w:numId w:val="1013"/>
-        </w:numPr>
-      </w:pPr>
-      <w:r>
-        <w:rPr>
-          <w:rStyle w:val="VerbatimChar"/>
-        </w:rPr>
-        <w:t xml:space="preserve">app.py:102-104</w:t>
-      </w:r>
-      <w:r>
-        <w:t xml:space="preserve"> </w:t>
-      </w:r>
-      <w:r>
-        <w:t xml:space="preserve">still quotes the withdrawn H2 triple over a population that never matched. Audit</w:t>
-      </w:r>
-      <w:r>
-        <w:t xml:space="preserve"> </w:t>
-      </w:r>
-      <w:r>
-        <w:t xml:space="preserve">item BS-M-04, closed in the manuscript and not in the source. (9)</w:t>
-      </w:r>
-    </w:p>
-    <w:p>
-      <w:pPr>
-        <w:pStyle w:val="Compact"/>
-        <w:numPr>
-          <w:ilvl w:val="0"/>
-          <w:numId w:val="1013"/>
-        </w:numPr>
-      </w:pPr>
-      <w:r>
-        <w:t xml:space="preserve">Give each hypothesis one verdict rule, as H10 now has, and pin the verdicts with a test. (9)</w:t>
-      </w:r>
-    </w:p>
-    <w:p>
-      <w:pPr>
-        <w:pStyle w:val="Compact"/>
-        <w:numPr>
-          <w:ilvl w:val="0"/>
-          <w:numId w:val="1013"/>
-        </w:numPr>
-      </w:pPr>
-      <w:r>
-        <w:t xml:space="preserve">Make the freshness graph aware of code, so a corrected generator marks its output stale. (9)</w:t>
-      </w:r>
-    </w:p>
-    <w:p>
-      <w:pPr>
-        <w:pStyle w:val="Compact"/>
-        <w:numPr>
-          <w:ilvl w:val="0"/>
-          <w:numId w:val="1013"/>
-        </w:numPr>
-      </w:pPr>
-      <w:r>
-        <w:t xml:space="preserve">Regenerate</w:t>
-      </w:r>
-      <w:r>
-        <w:t xml:space="preserve"> </w:t>
-      </w:r>
-      <w:r>
-        <w:rPr>
-          <w:rStyle w:val="VerbatimChar"/>
-        </w:rPr>
-        <w:t xml:space="preserve">background_specificity.csv</w:t>
-      </w:r>
-      <w:r>
-        <w:t xml:space="preserve">, but only within a deliberate rerun of the threshold</w:t>
-      </w:r>
-      <w:r>
-        <w:t xml:space="preserve"> </w:t>
-      </w:r>
-      <w:r>
-        <w:t xml:space="preserve">sequence with the guard described in</w:t>
-      </w:r>
-      <w:r>
-        <w:t xml:space="preserve"> </w:t>
-      </w:r>
-      <w:r>
-        <w:rPr>
-          <w:rStyle w:val="VerbatimChar"/>
-        </w:rPr>
-        <w:t xml:space="preserve">ab88039</w:t>
-      </w:r>
-      <w:r>
-        <w:t xml:space="preserve">. (9)</w:t>
+        <w:t xml:space="preserve">Make the freshness graph aware of code, so a corrected generator marks its output stale. The</w:t>
+      </w:r>
+      <w:r>
+        <w:t xml:space="preserve"> </w:t>
+      </w:r>
+      <w:r>
+        <w:t xml:space="preserve">repairs above were all found by reading rather than by a check. (9)</w:t>
       </w:r>
     </w:p>
     <w:p>

--- a/thesis/docx/BrainSafe_thesis.docx
+++ b/thesis/docx/BrainSafe_thesis.docx
@@ -36402,13 +36402,13 @@
       </w:r>
     </w:p>
     <w:bookmarkEnd w:id="114"/>
-    <w:bookmarkStart w:id="115" w:name="X47cbb09411827b060ec5035646b39eea425c9d0"/>
+    <w:bookmarkStart w:id="115" w:name="Xaf73be0b6385a6f30bcb9b5bc86b912b6b5bce1"/>
     <w:p>
       <w:pPr>
         <w:pStyle w:val="Heading2"/>
       </w:pPr>
       <w:r>
-        <w:t xml:space="preserve">10.5 Uncertainty is complete for eight estimators and largely absent for thirty-eight</w:t>
+        <w:t xml:space="preserve">10.5 Uncertainty is complete for eight estimators and largely absent for forty-seven</w:t>
       </w:r>
     </w:p>
     <w:p>
@@ -36444,19 +36444,27 @@
         <w:t xml:space="preserve"> </w:t>
       </w:r>
       <w:r>
-        <w:t xml:space="preserve">classifiers and not for the target panel.</w:t>
+        <w:t xml:space="preserve">classifiers and not for the target panel. Counted per layer rather than asserted, since the layers</w:t>
+      </w:r>
+      <w:r>
+        <w:t xml:space="preserve"> </w:t>
+      </w:r>
+      <w:r>
+        <w:t xml:space="preserve">do not stop at the same place:</w:t>
       </w:r>
     </w:p>
     <w:tbl>
       <w:tblPr>
         <w:tblStyle w:val="Table"/>
-        <w:tblW w:type="auto" w:w="0"/>
+        <w:tblW w:type="pct" w:w="5000"/>
+        <w:tblLayout w:type="fixed"/>
         <w:tblLook w:firstRow="1" w:lastRow="0" w:firstColumn="0" w:lastColumn="0" w:noHBand="0" w:noVBand="0" w:val="0020"/>
       </w:tblPr>
       <w:tblGrid>
-        <w:gridCol w:w="2640"/>
-        <w:gridCol w:w="2640"/>
-        <w:gridCol w:w="2640"/>
+        <w:gridCol w:w="1584"/>
+        <w:gridCol w:w="2112"/>
+        <w:gridCol w:w="2112"/>
+        <w:gridCol w:w="2112"/>
       </w:tblGrid>
       <w:tr>
         <w:trPr>
@@ -36468,29 +36476,44 @@
             <w:pPr>
               <w:pStyle w:val="Compact"/>
             </w:pPr>
-          </w:p>
-        </w:tc>
-        <w:tc>
-          <w:tcPr/>
-          <w:p>
-            <w:pPr>
-              <w:pStyle w:val="Compact"/>
-              <w:jc w:val="right"/>
-            </w:pPr>
-            <w:r>
-              <w:t xml:space="preserve">Isotonic + conformal + domain</w:t>
-            </w:r>
-          </w:p>
-        </w:tc>
-        <w:tc>
-          <w:tcPr/>
-          <w:p>
-            <w:pPr>
-              <w:pStyle w:val="Compact"/>
-              <w:jc w:val="right"/>
-            </w:pPr>
-            <w:r>
-              <w:t xml:space="preserve">Platt only</w:t>
+            <w:r>
+              <w:t xml:space="preserve">Layer</w:t>
+            </w:r>
+          </w:p>
+        </w:tc>
+        <w:tc>
+          <w:tcPr/>
+          <w:p>
+            <w:pPr>
+              <w:pStyle w:val="Compact"/>
+              <w:jc w:val="right"/>
+            </w:pPr>
+            <w:r>
+              <w:t xml:space="preserve">8 core classifiers</w:t>
+            </w:r>
+          </w:p>
+        </w:tc>
+        <w:tc>
+          <w:tcPr/>
+          <w:p>
+            <w:pPr>
+              <w:pStyle w:val="Compact"/>
+              <w:jc w:val="right"/>
+            </w:pPr>
+            <w:r>
+              <w:t xml:space="preserve">47 deployed binder endpoints</w:t>
+            </w:r>
+          </w:p>
+        </w:tc>
+        <w:tc>
+          <w:tcPr/>
+          <w:p>
+            <w:pPr>
+              <w:pStyle w:val="Compact"/>
+              <w:jc w:val="right"/>
+            </w:pPr>
+            <w:r>
+              <w:t xml:space="preserve">11 ADME and auxiliary</w:t>
             </w:r>
           </w:p>
         </w:tc>
@@ -36503,31 +36526,43 @@
               <w:pStyle w:val="Compact"/>
             </w:pPr>
             <w:r>
-              <w:t xml:space="preserve">Core classifiers</w:t>
-            </w:r>
-          </w:p>
-        </w:tc>
-        <w:tc>
-          <w:tcPr/>
-          <w:p>
-            <w:pPr>
-              <w:pStyle w:val="Compact"/>
-              <w:jc w:val="right"/>
-            </w:pPr>
-            <w:r>
-              <w:t xml:space="preserve">8</w:t>
-            </w:r>
-          </w:p>
-        </w:tc>
-        <w:tc>
-          <w:tcPr/>
-          <w:p>
-            <w:pPr>
-              <w:pStyle w:val="Compact"/>
-              <w:jc w:val="right"/>
-            </w:pPr>
-            <w:r>
-              <w:t xml:space="preserve">–</w:t>
+              <w:t xml:space="preserve">Isotonic calibration</w:t>
+            </w:r>
+          </w:p>
+        </w:tc>
+        <w:tc>
+          <w:tcPr/>
+          <w:p>
+            <w:pPr>
+              <w:pStyle w:val="Compact"/>
+              <w:jc w:val="right"/>
+            </w:pPr>
+            <w:r>
+              <w:t xml:space="preserve">8 of 8</w:t>
+            </w:r>
+          </w:p>
+        </w:tc>
+        <w:tc>
+          <w:tcPr/>
+          <w:p>
+            <w:pPr>
+              <w:pStyle w:val="Compact"/>
+              <w:jc w:val="right"/>
+            </w:pPr>
+            <w:r>
+              <w:t xml:space="preserve">none</w:t>
+            </w:r>
+          </w:p>
+        </w:tc>
+        <w:tc>
+          <w:tcPr/>
+          <w:p>
+            <w:pPr>
+              <w:pStyle w:val="Compact"/>
+              <w:jc w:val="right"/>
+            </w:pPr>
+            <w:r>
+              <w:t xml:space="preserve">none</w:t>
             </w:r>
           </w:p>
         </w:tc>
@@ -36540,31 +36575,141 @@
               <w:pStyle w:val="Compact"/>
             </w:pPr>
             <w:r>
-              <w:t xml:space="preserve">Binder endpoints</w:t>
-            </w:r>
-          </w:p>
-        </w:tc>
-        <w:tc>
-          <w:tcPr/>
-          <w:p>
-            <w:pPr>
-              <w:pStyle w:val="Compact"/>
-              <w:jc w:val="right"/>
-            </w:pPr>
-            <w:r>
-              <w:t xml:space="preserve">–</w:t>
-            </w:r>
-          </w:p>
-        </w:tc>
-        <w:tc>
-          <w:tcPr/>
-          <w:p>
-            <w:pPr>
-              <w:pStyle w:val="Compact"/>
-              <w:jc w:val="right"/>
-            </w:pPr>
-            <w:r>
-              <w:t xml:space="preserve">38</w:t>
+              <w:t xml:space="preserve">Conformal set</w:t>
+            </w:r>
+          </w:p>
+        </w:tc>
+        <w:tc>
+          <w:tcPr/>
+          <w:p>
+            <w:pPr>
+              <w:pStyle w:val="Compact"/>
+              <w:jc w:val="right"/>
+            </w:pPr>
+            <w:r>
+              <w:t xml:space="preserve">8 of 8</w:t>
+            </w:r>
+          </w:p>
+        </w:tc>
+        <w:tc>
+          <w:tcPr/>
+          <w:p>
+            <w:pPr>
+              <w:pStyle w:val="Compact"/>
+              <w:jc w:val="right"/>
+            </w:pPr>
+            <w:r>
+              <w:t xml:space="preserve">none</w:t>
+            </w:r>
+          </w:p>
+        </w:tc>
+        <w:tc>
+          <w:tcPr/>
+          <w:p>
+            <w:pPr>
+              <w:pStyle w:val="Compact"/>
+              <w:jc w:val="right"/>
+            </w:pPr>
+            <w:r>
+              <w:t xml:space="preserve">none</w:t>
+            </w:r>
+          </w:p>
+        </w:tc>
+      </w:tr>
+      <w:tr>
+        <w:tc>
+          <w:tcPr/>
+          <w:p>
+            <w:pPr>
+              <w:pStyle w:val="Compact"/>
+            </w:pPr>
+            <w:r>
+              <w:t xml:space="preserve">Applicability band</w:t>
+            </w:r>
+          </w:p>
+        </w:tc>
+        <w:tc>
+          <w:tcPr/>
+          <w:p>
+            <w:pPr>
+              <w:pStyle w:val="Compact"/>
+              <w:jc w:val="right"/>
+            </w:pPr>
+            <w:r>
+              <w:t xml:space="preserve">8 of 8</w:t>
+            </w:r>
+          </w:p>
+        </w:tc>
+        <w:tc>
+          <w:tcPr/>
+          <w:p>
+            <w:pPr>
+              <w:pStyle w:val="Compact"/>
+              <w:jc w:val="right"/>
+            </w:pPr>
+            <w:r>
+              <w:t xml:space="preserve">39 of 47</w:t>
+            </w:r>
+          </w:p>
+        </w:tc>
+        <w:tc>
+          <w:tcPr/>
+          <w:p>
+            <w:pPr>
+              <w:pStyle w:val="Compact"/>
+              <w:jc w:val="right"/>
+            </w:pPr>
+            <w:r>
+              <w:t xml:space="preserve">1 of 11</w:t>
+            </w:r>
+          </w:p>
+        </w:tc>
+      </w:tr>
+      <w:tr>
+        <w:tc>
+          <w:tcPr/>
+          <w:p>
+            <w:pPr>
+              <w:pStyle w:val="Compact"/>
+            </w:pPr>
+            <w:r>
+              <w:t xml:space="preserve">Per-endpoint calibration error</w:t>
+            </w:r>
+          </w:p>
+        </w:tc>
+        <w:tc>
+          <w:tcPr/>
+          <w:p>
+            <w:pPr>
+              <w:pStyle w:val="Compact"/>
+              <w:jc w:val="right"/>
+            </w:pPr>
+            <w:r>
+              <w:t xml:space="preserve">8 of 8</w:t>
+            </w:r>
+          </w:p>
+        </w:tc>
+        <w:tc>
+          <w:tcPr/>
+          <w:p>
+            <w:pPr>
+              <w:pStyle w:val="Compact"/>
+              <w:jc w:val="right"/>
+            </w:pPr>
+            <w:r>
+              <w:t xml:space="preserve">38 of 47</w:t>
+            </w:r>
+          </w:p>
+        </w:tc>
+        <w:tc>
+          <w:tcPr/>
+          <w:p>
+            <w:pPr>
+              <w:pStyle w:val="Compact"/>
+              <w:jc w:val="right"/>
+            </w:pPr>
+            <w:r>
+              <w:t xml:space="preserve">none</w:t>
             </w:r>
           </w:p>
         </w:tc>
@@ -36575,13 +36720,7 @@
         <w:pStyle w:val="BodyText"/>
       </w:pPr>
       <w:r>
-        <w:t xml:space="preserve">The core figures are good and the headline is honest about the mean but not about the spread.</w:t>
-      </w:r>
-      <w:r>
-        <w:t xml:space="preserve"> </w:t>
-      </w:r>
-      <w:r>
-        <w:t xml:space="preserve">Expected calibration error falls from a mean of 0.0801 raw to</w:t>
+        <w:t xml:space="preserve">Two counts in that table deserve stating rather than leaving to be read off.</w:t>
       </w:r>
       <w:r>
         <w:t xml:space="preserve"> </w:t>
@@ -36591,82 +36730,30 @@
           <w:b/>
           <w:bCs/>
         </w:rPr>
-        <w:t xml:space="preserve">0.0147</w:t>
-      </w:r>
-      <w:r>
-        <w:t xml:space="preserve"> </w:t>
-      </w:r>
-      <w:r>
-        <w:t xml:space="preserve">after isotonic calibration,</w:t>
-      </w:r>
-      <w:r>
-        <w:t xml:space="preserve"> </w:t>
-      </w:r>
-      <w:r>
-        <w:t xml:space="preserve">over a range of</w:t>
-      </w:r>
-      <w:r>
-        <w:t xml:space="preserve"> </w:t>
+        <w:t xml:space="preserve">Nine of the 47</w:t>
       </w:r>
       <w:r>
         <w:rPr>
           <w:b/>
           <w:bCs/>
         </w:rPr>
-        <w:t xml:space="preserve">0.0049 at BACE1 to 0.0412 at BBB</w:t>
-      </w:r>
-      <w:r>
-        <w:t xml:space="preserve"> </w:t>
-      </w:r>
-      <w:r>
-        <w:t xml:space="preserve">(</w:t>
-      </w:r>
-      <w:r>
-        <w:rPr>
-          <w:rStyle w:val="VerbatimChar"/>
-        </w:rPr>
-        <w:t xml:space="preserve">results/tables/calibration.csv</w:t>
-      </w:r>
-      <w:r>
-        <w:t xml:space="preserve">).</w:t>
-      </w:r>
-    </w:p>
-    <w:p>
-      <w:pPr>
-        <w:pStyle w:val="BodyText"/>
-      </w:pPr>
+        <w:t xml:space="preserve"> </w:t>
+      </w:r>
       <w:r>
         <w:rPr>
           <w:b/>
           <w:bCs/>
         </w:rPr>
-        <w:t xml:space="preserve">The barrier model is the worst-calibrated of the eight, at 0.0412, nearly three times the mean.</w:t>
-      </w:r>
-      <w:r>
-        <w:t xml:space="preserve"> </w:t>
-      </w:r>
-      <w:r>
-        <w:t xml:space="preserve">That has not been stated anywhere in the project, and it matters more than the rank alone suggests,</w:t>
-      </w:r>
-      <w:r>
-        <w:t xml:space="preserve"> </w:t>
-      </w:r>
-      <w:r>
-        <w:t xml:space="preserve">because the barrier probability is not merely reported: it multiplies every disease score. A</w:t>
-      </w:r>
-      <w:r>
-        <w:t xml:space="preserve"> </w:t>
-      </w:r>
-      <w:r>
-        <w:t xml:space="preserve">mis-calibrated gate propagates into every condition at once.</w:t>
-      </w:r>
-    </w:p>
-    <w:p>
-      <w:pPr>
-        <w:pStyle w:val="BodyText"/>
-      </w:pPr>
-      <w:r>
-        <w:t xml:space="preserve">For the 38 Platt-scaled binder endpoints the expected calibration error is</w:t>
+        <w:t xml:space="preserve">deployed binder endpoints carry no measured calibration error at all</w:t>
+      </w:r>
+      <w:r>
+        <w:t xml:space="preserve">: CGRP, GABA-A, GBA1, GluN2B,</w:t>
+      </w:r>
+      <w:r>
+        <w:t xml:space="preserve"> </w:t>
+      </w:r>
+      <w:r>
+        <w:t xml:space="preserve">KEAP1, Nav1.5, Nav1.8, SIRT1 and α3β4 nAChR.</w:t>
       </w:r>
       <w:r>
         <w:t xml:space="preserve"> </w:t>
@@ -36676,37 +36763,169 @@
           <w:b/>
           <w:bCs/>
         </w:rPr>
-        <w:t xml:space="preserve">mean 0.0762, median 0.0675, range 0.0300 to 0.1780</w:t>
-      </w:r>
-      <w:r>
-        <w:t xml:space="preserve"> </w:t>
-      </w:r>
-      <w:r>
-        <w:t xml:space="preserve">(</w:t>
-      </w:r>
-      <w:r>
-        <w:rPr>
-          <w:rStyle w:val="VerbatimChar"/>
-        </w:rPr>
-        <w:t xml:space="preserve">results/tables/integrity_calibration_per_target.csv</w:t>
-      </w:r>
-      <w:r>
-        <w:t xml:space="preserve">), about five times the core figure. The</w:t>
-      </w:r>
-      <w:r>
-        <w:t xml:space="preserve"> </w:t>
-      </w:r>
-      <w:r>
-        <w:t xml:space="preserve">binder endpoints also have</w:t>
-      </w:r>
-      <w:r>
-        <w:t xml:space="preserve"> </w:t>
+        <w:t xml:space="preserve">Eight carry no per-endpoint applicability</w:t>
       </w:r>
       <w:r>
         <w:rPr>
           <w:b/>
           <w:bCs/>
         </w:rPr>
+        <w:t xml:space="preserve"> </w:t>
+      </w:r>
+      <w:r>
+        <w:rPr>
+          <w:b/>
+          <w:bCs/>
+        </w:rPr>
+        <w:t xml:space="preserve">reference</w:t>
+      </w:r>
+      <w:r>
+        <w:t xml:space="preserve">, so a query against them falls back to the global domain call. Neither absence is</w:t>
+      </w:r>
+      <w:r>
+        <w:t xml:space="preserve"> </w:t>
+      </w:r>
+      <w:r>
+        <w:t xml:space="preserve">reported anywhere in the interface.</w:t>
+      </w:r>
+    </w:p>
+    <w:p>
+      <w:pPr>
+        <w:pStyle w:val="BodyText"/>
+      </w:pPr>
+      <w:r>
+        <w:t xml:space="preserve">The core figures are good and the headline is honest about the mean but not about the spread.</w:t>
+      </w:r>
+      <w:r>
+        <w:t xml:space="preserve"> </w:t>
+      </w:r>
+      <w:r>
+        <w:t xml:space="preserve">Expected calibration error falls from a mean of 0.0801 raw to</w:t>
+      </w:r>
+      <w:r>
+        <w:t xml:space="preserve"> </w:t>
+      </w:r>
+      <w:r>
+        <w:rPr>
+          <w:b/>
+          <w:bCs/>
+        </w:rPr>
+        <w:t xml:space="preserve">0.0147</w:t>
+      </w:r>
+      <w:r>
+        <w:t xml:space="preserve"> </w:t>
+      </w:r>
+      <w:r>
+        <w:t xml:space="preserve">after isotonic calibration,</w:t>
+      </w:r>
+      <w:r>
+        <w:t xml:space="preserve"> </w:t>
+      </w:r>
+      <w:r>
+        <w:t xml:space="preserve">over a range of</w:t>
+      </w:r>
+      <w:r>
+        <w:t xml:space="preserve"> </w:t>
+      </w:r>
+      <w:r>
+        <w:rPr>
+          <w:b/>
+          <w:bCs/>
+        </w:rPr>
+        <w:t xml:space="preserve">0.0049 at BACE1 to 0.0412 at BBB</w:t>
+      </w:r>
+      <w:r>
+        <w:t xml:space="preserve"> </w:t>
+      </w:r>
+      <w:r>
+        <w:t xml:space="preserve">(</w:t>
+      </w:r>
+      <w:r>
+        <w:rPr>
+          <w:rStyle w:val="VerbatimChar"/>
+        </w:rPr>
+        <w:t xml:space="preserve">results/tables/calibration.csv</w:t>
+      </w:r>
+      <w:r>
+        <w:t xml:space="preserve">).</w:t>
+      </w:r>
+    </w:p>
+    <w:p>
+      <w:pPr>
+        <w:pStyle w:val="BodyText"/>
+      </w:pPr>
+      <w:r>
+        <w:rPr>
+          <w:b/>
+          <w:bCs/>
+        </w:rPr>
+        <w:t xml:space="preserve">The barrier model is the worst-calibrated of the eight, at 0.0412, nearly three times the mean.</w:t>
+      </w:r>
+      <w:r>
+        <w:t xml:space="preserve"> </w:t>
+      </w:r>
+      <w:r>
+        <w:t xml:space="preserve">That has not been stated anywhere in the project, and it matters more than the rank alone suggests,</w:t>
+      </w:r>
+      <w:r>
+        <w:t xml:space="preserve"> </w:t>
+      </w:r>
+      <w:r>
+        <w:t xml:space="preserve">because the barrier probability is not merely reported: it multiplies every disease score. A</w:t>
+      </w:r>
+      <w:r>
+        <w:t xml:space="preserve"> </w:t>
+      </w:r>
+      <w:r>
+        <w:t xml:space="preserve">mis-calibrated gate propagates into every condition at once.</w:t>
+      </w:r>
+    </w:p>
+    <w:p>
+      <w:pPr>
+        <w:pStyle w:val="BodyText"/>
+      </w:pPr>
+      <w:r>
+        <w:t xml:space="preserve">Across the 38 Platt-scaled binder endpoints that carry one, the expected calibration error is</w:t>
+      </w:r>
+      <w:r>
+        <w:t xml:space="preserve"> </w:t>
+      </w:r>
+      <w:r>
+        <w:rPr>
+          <w:b/>
+          <w:bCs/>
+        </w:rPr>
+        <w:t xml:space="preserve">mean 0.0762, median 0.0675, range 0.0300 to 0.1780</w:t>
+      </w:r>
+      <w:r>
+        <w:t xml:space="preserve"> </w:t>
+      </w:r>
+      <w:r>
+        <w:t xml:space="preserve">(</w:t>
+      </w:r>
+      <w:r>
+        <w:rPr>
+          <w:rStyle w:val="VerbatimChar"/>
+        </w:rPr>
+        <w:t xml:space="preserve">results/tables/integrity_calibration_per_target.csv</w:t>
+      </w:r>
+      <w:r>
+        <w:t xml:space="preserve">), about five times the core figure. The</w:t>
+      </w:r>
+      <w:r>
+        <w:t xml:space="preserve"> </w:t>
+      </w:r>
+      <w:r>
+        <w:t xml:space="preserve">binder endpoints also have</w:t>
+      </w:r>
+      <w:r>
+        <w:t xml:space="preserve"> </w:t>
+      </w:r>
+      <w:r>
+        <w:rPr>
+          <w:b/>
+          <w:bCs/>
+        </w:rPr>
         <w:t xml:space="preserve">no conformal coverage statement of any kind</w:t>
       </w:r>
       <w:r>
@@ -36722,7 +36941,7 @@
         <w:t xml:space="preserve"> </w:t>
       </w:r>
       <w:r>
-        <w:t xml:space="preserve">the 38 they are most likely to.</w:t>
+        <w:t xml:space="preserve">the 47 they are most likely to.</w:t>
       </w:r>
     </w:p>
     <w:bookmarkEnd w:id="115"/>

--- a/thesis/docx/BrainSafe_thesis.docx
+++ b/thesis/docx/BrainSafe_thesis.docx
@@ -10334,7 +10334,7 @@
         <w:pStyle w:val="FirstParagraph"/>
       </w:pPr>
       <w:r>
-        <w:t xml:space="preserve">Measured on 10,000 held-out compounds across the eight core classifiers</w:t>
+        <w:t xml:space="preserve">Measured on 8,803 held-out compounds across the eight core classifiers</w:t>
       </w:r>
       <w:r>
         <w:t xml:space="preserve"> </w:t>
@@ -10360,11 +10360,13 @@
         <w:tblLook w:firstRow="1" w:lastRow="0" w:firstColumn="0" w:lastColumn="0" w:noHBand="0" w:noVBand="0" w:val="0020"/>
       </w:tblPr>
       <w:tblGrid>
-        <w:gridCol w:w="1250"/>
-        <w:gridCol w:w="1667"/>
-        <w:gridCol w:w="1667"/>
-        <w:gridCol w:w="1667"/>
-        <w:gridCol w:w="1667"/>
+        <w:gridCol w:w="880"/>
+        <w:gridCol w:w="1173"/>
+        <w:gridCol w:w="1173"/>
+        <w:gridCol w:w="1173"/>
+        <w:gridCol w:w="1173"/>
+        <w:gridCol w:w="1173"/>
+        <w:gridCol w:w="1173"/>
       </w:tblGrid>
       <w:tr>
         <w:trPr>
@@ -10429,6 +10431,30 @@
             </w:r>
           </w:p>
         </w:tc>
+        <w:tc>
+          <w:tcPr/>
+          <w:p>
+            <w:pPr>
+              <w:pStyle w:val="Compact"/>
+              <w:jc w:val="right"/>
+            </w:pPr>
+            <w:r>
+              <w:t xml:space="preserve">Ambiguous</w:t>
+            </w:r>
+          </w:p>
+        </w:tc>
+        <w:tc>
+          <w:tcPr/>
+          <w:p>
+            <w:pPr>
+              <w:pStyle w:val="Compact"/>
+              <w:jc w:val="right"/>
+            </w:pPr>
+            <w:r>
+              <w:t xml:space="preserve">Empty</w:t>
+            </w:r>
+          </w:p>
+        </w:tc>
       </w:tr>
       <w:tr>
         <w:tc>
@@ -10450,7 +10476,7 @@
               <w:jc w:val="right"/>
             </w:pPr>
             <w:r>
-              <w:t xml:space="preserve">1,561</w:t>
+              <w:t xml:space="preserve">781</w:t>
             </w:r>
           </w:p>
         </w:tc>
@@ -10474,56 +10500,7 @@
               <w:jc w:val="right"/>
             </w:pPr>
             <w:r>
-              <w:t xml:space="preserve">0.904</w:t>
-            </w:r>
-          </w:p>
-        </w:tc>
-        <w:tc>
-          <w:tcPr/>
-          <w:p>
-            <w:pPr>
-              <w:pStyle w:val="Compact"/>
-              <w:jc w:val="right"/>
-            </w:pPr>
-            <w:r>
-              <w:t xml:space="preserve">1.013</w:t>
-            </w:r>
-          </w:p>
-        </w:tc>
-      </w:tr>
-      <w:tr>
-        <w:tc>
-          <w:tcPr/>
-          <w:p>
-            <w:pPr>
-              <w:pStyle w:val="Compact"/>
-            </w:pPr>
-            <w:r>
-              <w:t xml:space="preserve">AChE</w:t>
-            </w:r>
-          </w:p>
-        </w:tc>
-        <w:tc>
-          <w:tcPr/>
-          <w:p>
-            <w:pPr>
-              <w:pStyle w:val="Compact"/>
-              <w:jc w:val="right"/>
-            </w:pPr>
-            <w:r>
-              <w:t xml:space="preserve">1,064</w:t>
-            </w:r>
-          </w:p>
-        </w:tc>
-        <w:tc>
-          <w:tcPr/>
-          <w:p>
-            <w:pPr>
-              <w:pStyle w:val="Compact"/>
-              <w:jc w:val="right"/>
-            </w:pPr>
-            <w:r>
-              <w:t xml:space="preserve">0.90</w:t>
+              <w:t xml:space="preserve">0.896</w:t>
             </w:r>
           </w:p>
         </w:tc>
@@ -10539,19 +10516,31 @@
                 <w:b/>
                 <w:bCs/>
               </w:rPr>
-              <w:t xml:space="preserve">0.921</w:t>
-            </w:r>
-          </w:p>
-        </w:tc>
-        <w:tc>
-          <w:tcPr/>
-          <w:p>
-            <w:pPr>
-              <w:pStyle w:val="Compact"/>
-              <w:jc w:val="right"/>
-            </w:pPr>
-            <w:r>
-              <w:t xml:space="preserve">1.019</w:t>
+              <w:t xml:space="preserve">1.215</w:t>
+            </w:r>
+          </w:p>
+        </w:tc>
+        <w:tc>
+          <w:tcPr/>
+          <w:p>
+            <w:pPr>
+              <w:pStyle w:val="Compact"/>
+              <w:jc w:val="right"/>
+            </w:pPr>
+            <w:r>
+              <w:t xml:space="preserve">21.5%</w:t>
+            </w:r>
+          </w:p>
+        </w:tc>
+        <w:tc>
+          <w:tcPr/>
+          <w:p>
+            <w:pPr>
+              <w:pStyle w:val="Compact"/>
+              <w:jc w:val="right"/>
+            </w:pPr>
+            <w:r>
+              <w:t xml:space="preserve">0%</w:t>
             </w:r>
           </w:p>
         </w:tc>
@@ -10564,202 +10553,19 @@
               <w:pStyle w:val="Compact"/>
             </w:pPr>
             <w:r>
-              <w:t xml:space="preserve">BChE</w:t>
-            </w:r>
-          </w:p>
-        </w:tc>
-        <w:tc>
-          <w:tcPr/>
-          <w:p>
-            <w:pPr>
-              <w:pStyle w:val="Compact"/>
-              <w:jc w:val="right"/>
-            </w:pPr>
-            <w:r>
-              <w:t xml:space="preserve">678</w:t>
-            </w:r>
-          </w:p>
-        </w:tc>
-        <w:tc>
-          <w:tcPr/>
-          <w:p>
-            <w:pPr>
-              <w:pStyle w:val="Compact"/>
-              <w:jc w:val="right"/>
-            </w:pPr>
-            <w:r>
-              <w:t xml:space="preserve">0.90</w:t>
-            </w:r>
-          </w:p>
-        </w:tc>
-        <w:tc>
-          <w:tcPr/>
-          <w:p>
-            <w:pPr>
-              <w:pStyle w:val="Compact"/>
-              <w:jc w:val="right"/>
-            </w:pPr>
-            <w:r>
-              <w:t xml:space="preserve">0.917</w:t>
-            </w:r>
-          </w:p>
-        </w:tc>
-        <w:tc>
-          <w:tcPr/>
-          <w:p>
-            <w:pPr>
-              <w:pStyle w:val="Compact"/>
-              <w:jc w:val="right"/>
-            </w:pPr>
-            <w:r>
-              <w:t xml:space="preserve">1.009</w:t>
-            </w:r>
-          </w:p>
-        </w:tc>
-      </w:tr>
-      <w:tr>
-        <w:tc>
-          <w:tcPr/>
-          <w:p>
-            <w:pPr>
-              <w:pStyle w:val="Compact"/>
-            </w:pPr>
-            <w:r>
-              <w:t xml:space="preserve">BACE1</w:t>
-            </w:r>
-          </w:p>
-        </w:tc>
-        <w:tc>
-          <w:tcPr/>
-          <w:p>
-            <w:pPr>
-              <w:pStyle w:val="Compact"/>
-              <w:jc w:val="right"/>
-            </w:pPr>
-            <w:r>
-              <w:t xml:space="preserve">1,793</w:t>
-            </w:r>
-          </w:p>
-        </w:tc>
-        <w:tc>
-          <w:tcPr/>
-          <w:p>
-            <w:pPr>
-              <w:pStyle w:val="Compact"/>
-              <w:jc w:val="right"/>
-            </w:pPr>
-            <w:r>
-              <w:t xml:space="preserve">0.90</w:t>
-            </w:r>
-          </w:p>
-        </w:tc>
-        <w:tc>
-          <w:tcPr/>
-          <w:p>
-            <w:pPr>
-              <w:pStyle w:val="Compact"/>
-              <w:jc w:val="right"/>
-            </w:pPr>
-            <w:r>
-              <w:t xml:space="preserve">0.906</w:t>
-            </w:r>
-          </w:p>
-        </w:tc>
-        <w:tc>
-          <w:tcPr/>
-          <w:p>
-            <w:pPr>
-              <w:pStyle w:val="Compact"/>
-              <w:jc w:val="right"/>
-            </w:pPr>
-            <w:r>
-              <w:t xml:space="preserve">1.007</w:t>
-            </w:r>
-          </w:p>
-        </w:tc>
-      </w:tr>
-      <w:tr>
-        <w:tc>
-          <w:tcPr/>
-          <w:p>
-            <w:pPr>
-              <w:pStyle w:val="Compact"/>
-            </w:pPr>
-            <w:r>
-              <w:t xml:space="preserve">GSK-3β</w:t>
-            </w:r>
-          </w:p>
-        </w:tc>
-        <w:tc>
-          <w:tcPr/>
-          <w:p>
-            <w:pPr>
-              <w:pStyle w:val="Compact"/>
-              <w:jc w:val="right"/>
-            </w:pPr>
-            <w:r>
-              <w:t xml:space="preserve">1,128</w:t>
-            </w:r>
-          </w:p>
-        </w:tc>
-        <w:tc>
-          <w:tcPr/>
-          <w:p>
-            <w:pPr>
-              <w:pStyle w:val="Compact"/>
-              <w:jc w:val="right"/>
-            </w:pPr>
-            <w:r>
-              <w:t xml:space="preserve">0.90</w:t>
-            </w:r>
-          </w:p>
-        </w:tc>
-        <w:tc>
-          <w:tcPr/>
-          <w:p>
-            <w:pPr>
-              <w:pStyle w:val="Compact"/>
-              <w:jc w:val="right"/>
-            </w:pPr>
-            <w:r>
-              <w:t xml:space="preserve">0.908</w:t>
-            </w:r>
-          </w:p>
-        </w:tc>
-        <w:tc>
-          <w:tcPr/>
-          <w:p>
-            <w:pPr>
-              <w:pStyle w:val="Compact"/>
-              <w:jc w:val="right"/>
-            </w:pPr>
-            <w:r>
-              <w:t xml:space="preserve">1.030</w:t>
-            </w:r>
-          </w:p>
-        </w:tc>
-      </w:tr>
-      <w:tr>
-        <w:tc>
-          <w:tcPr/>
-          <w:p>
-            <w:pPr>
-              <w:pStyle w:val="Compact"/>
-            </w:pPr>
-            <w:r>
-              <w:t xml:space="preserve">MAO-A</w:t>
-            </w:r>
-          </w:p>
-        </w:tc>
-        <w:tc>
-          <w:tcPr/>
-          <w:p>
-            <w:pPr>
-              <w:pStyle w:val="Compact"/>
-              <w:jc w:val="right"/>
-            </w:pPr>
-            <w:r>
-              <w:t xml:space="preserve">758</w:t>
+              <w:t xml:space="preserve">AChE</w:t>
+            </w:r>
+          </w:p>
+        </w:tc>
+        <w:tc>
+          <w:tcPr/>
+          <w:p>
+            <w:pPr>
+              <w:pStyle w:val="Compact"/>
+              <w:jc w:val="right"/>
+            </w:pPr>
+            <w:r>
+              <w:t xml:space="preserve">1,025</w:t>
             </w:r>
           </w:p>
         </w:tc>
@@ -10787,19 +10593,43 @@
                 <w:b/>
                 <w:bCs/>
               </w:rPr>
-              <w:t xml:space="preserve">0.889</w:t>
-            </w:r>
-          </w:p>
-        </w:tc>
-        <w:tc>
-          <w:tcPr/>
-          <w:p>
-            <w:pPr>
-              <w:pStyle w:val="Compact"/>
-              <w:jc w:val="right"/>
-            </w:pPr>
-            <w:r>
-              <w:t xml:space="preserve">1.012</w:t>
+              <w:t xml:space="preserve">0.933</w:t>
+            </w:r>
+          </w:p>
+        </w:tc>
+        <w:tc>
+          <w:tcPr/>
+          <w:p>
+            <w:pPr>
+              <w:pStyle w:val="Compact"/>
+              <w:jc w:val="right"/>
+            </w:pPr>
+            <w:r>
+              <w:t xml:space="preserve">1.045</w:t>
+            </w:r>
+          </w:p>
+        </w:tc>
+        <w:tc>
+          <w:tcPr/>
+          <w:p>
+            <w:pPr>
+              <w:pStyle w:val="Compact"/>
+              <w:jc w:val="right"/>
+            </w:pPr>
+            <w:r>
+              <w:t xml:space="preserve">4.5%</w:t>
+            </w:r>
+          </w:p>
+        </w:tc>
+        <w:tc>
+          <w:tcPr/>
+          <w:p>
+            <w:pPr>
+              <w:pStyle w:val="Compact"/>
+              <w:jc w:val="right"/>
+            </w:pPr>
+            <w:r>
+              <w:t xml:space="preserve">0%</w:t>
             </w:r>
           </w:p>
         </w:tc>
@@ -10812,19 +10642,19 @@
               <w:pStyle w:val="Compact"/>
             </w:pPr>
             <w:r>
-              <w:t xml:space="preserve">MAO-B</w:t>
-            </w:r>
-          </w:p>
-        </w:tc>
-        <w:tc>
-          <w:tcPr/>
-          <w:p>
-            <w:pPr>
-              <w:pStyle w:val="Compact"/>
-              <w:jc w:val="right"/>
-            </w:pPr>
-            <w:r>
-              <w:t xml:space="preserve">962</w:t>
+              <w:t xml:space="preserve">BChE</w:t>
+            </w:r>
+          </w:p>
+        </w:tc>
+        <w:tc>
+          <w:tcPr/>
+          <w:p>
+            <w:pPr>
+              <w:pStyle w:val="Compact"/>
+              <w:jc w:val="right"/>
+            </w:pPr>
+            <w:r>
+              <w:t xml:space="preserve">656</w:t>
             </w:r>
           </w:p>
         </w:tc>
@@ -10848,19 +10678,43 @@
               <w:jc w:val="right"/>
             </w:pPr>
             <w:r>
-              <w:t xml:space="preserve">0.899</w:t>
-            </w:r>
-          </w:p>
-        </w:tc>
-        <w:tc>
-          <w:tcPr/>
-          <w:p>
-            <w:pPr>
-              <w:pStyle w:val="Compact"/>
-              <w:jc w:val="right"/>
-            </w:pPr>
-            <w:r>
-              <w:t xml:space="preserve">1.025</w:t>
+              <w:t xml:space="preserve">0.905</w:t>
+            </w:r>
+          </w:p>
+        </w:tc>
+        <w:tc>
+          <w:tcPr/>
+          <w:p>
+            <w:pPr>
+              <w:pStyle w:val="Compact"/>
+              <w:jc w:val="right"/>
+            </w:pPr>
+            <w:r>
+              <w:t xml:space="preserve">1.017</w:t>
+            </w:r>
+          </w:p>
+        </w:tc>
+        <w:tc>
+          <w:tcPr/>
+          <w:p>
+            <w:pPr>
+              <w:pStyle w:val="Compact"/>
+              <w:jc w:val="right"/>
+            </w:pPr>
+            <w:r>
+              <w:t xml:space="preserve">1.7%</w:t>
+            </w:r>
+          </w:p>
+        </w:tc>
+        <w:tc>
+          <w:tcPr/>
+          <w:p>
+            <w:pPr>
+              <w:pStyle w:val="Compact"/>
+              <w:jc w:val="right"/>
+            </w:pPr>
+            <w:r>
+              <w:t xml:space="preserve">0%</w:t>
             </w:r>
           </w:p>
         </w:tc>
@@ -10873,6 +10727,358 @@
               <w:pStyle w:val="Compact"/>
             </w:pPr>
             <w:r>
+              <w:t xml:space="preserve">BACE1</w:t>
+            </w:r>
+          </w:p>
+        </w:tc>
+        <w:tc>
+          <w:tcPr/>
+          <w:p>
+            <w:pPr>
+              <w:pStyle w:val="Compact"/>
+              <w:jc w:val="right"/>
+            </w:pPr>
+            <w:r>
+              <w:t xml:space="preserve">1,642</w:t>
+            </w:r>
+          </w:p>
+        </w:tc>
+        <w:tc>
+          <w:tcPr/>
+          <w:p>
+            <w:pPr>
+              <w:pStyle w:val="Compact"/>
+              <w:jc w:val="right"/>
+            </w:pPr>
+            <w:r>
+              <w:t xml:space="preserve">0.90</w:t>
+            </w:r>
+          </w:p>
+        </w:tc>
+        <w:tc>
+          <w:tcPr/>
+          <w:p>
+            <w:pPr>
+              <w:pStyle w:val="Compact"/>
+              <w:jc w:val="right"/>
+            </w:pPr>
+            <w:r>
+              <w:t xml:space="preserve">0.887</w:t>
+            </w:r>
+          </w:p>
+        </w:tc>
+        <w:tc>
+          <w:tcPr/>
+          <w:p>
+            <w:pPr>
+              <w:pStyle w:val="Compact"/>
+              <w:jc w:val="right"/>
+            </w:pPr>
+            <w:r>
+              <w:rPr>
+                <w:b/>
+                <w:bCs/>
+              </w:rPr>
+              <w:t xml:space="preserve">0.956</w:t>
+            </w:r>
+          </w:p>
+        </w:tc>
+        <w:tc>
+          <w:tcPr/>
+          <w:p>
+            <w:pPr>
+              <w:pStyle w:val="Compact"/>
+              <w:jc w:val="right"/>
+            </w:pPr>
+            <w:r>
+              <w:t xml:space="preserve">0%</w:t>
+            </w:r>
+          </w:p>
+        </w:tc>
+        <w:tc>
+          <w:tcPr/>
+          <w:p>
+            <w:pPr>
+              <w:pStyle w:val="Compact"/>
+              <w:jc w:val="right"/>
+            </w:pPr>
+            <w:r>
+              <w:rPr>
+                <w:b/>
+                <w:bCs/>
+              </w:rPr>
+              <w:t xml:space="preserve">4.4%</w:t>
+            </w:r>
+          </w:p>
+        </w:tc>
+      </w:tr>
+      <w:tr>
+        <w:tc>
+          <w:tcPr/>
+          <w:p>
+            <w:pPr>
+              <w:pStyle w:val="Compact"/>
+            </w:pPr>
+            <w:r>
+              <w:t xml:space="preserve">GSK-3β</w:t>
+            </w:r>
+          </w:p>
+        </w:tc>
+        <w:tc>
+          <w:tcPr/>
+          <w:p>
+            <w:pPr>
+              <w:pStyle w:val="Compact"/>
+              <w:jc w:val="right"/>
+            </w:pPr>
+            <w:r>
+              <w:t xml:space="preserve">1,088</w:t>
+            </w:r>
+          </w:p>
+        </w:tc>
+        <w:tc>
+          <w:tcPr/>
+          <w:p>
+            <w:pPr>
+              <w:pStyle w:val="Compact"/>
+              <w:jc w:val="right"/>
+            </w:pPr>
+            <w:r>
+              <w:t xml:space="preserve">0.90</w:t>
+            </w:r>
+          </w:p>
+        </w:tc>
+        <w:tc>
+          <w:tcPr/>
+          <w:p>
+            <w:pPr>
+              <w:pStyle w:val="Compact"/>
+              <w:jc w:val="right"/>
+            </w:pPr>
+            <w:r>
+              <w:rPr>
+                <w:b/>
+                <w:bCs/>
+              </w:rPr>
+              <w:t xml:space="preserve">0.876</w:t>
+            </w:r>
+          </w:p>
+        </w:tc>
+        <w:tc>
+          <w:tcPr/>
+          <w:p>
+            <w:pPr>
+              <w:pStyle w:val="Compact"/>
+              <w:jc w:val="right"/>
+            </w:pPr>
+            <w:r>
+              <w:t xml:space="preserve">0.991</w:t>
+            </w:r>
+          </w:p>
+        </w:tc>
+        <w:tc>
+          <w:tcPr/>
+          <w:p>
+            <w:pPr>
+              <w:pStyle w:val="Compact"/>
+              <w:jc w:val="right"/>
+            </w:pPr>
+            <w:r>
+              <w:t xml:space="preserve">0%</w:t>
+            </w:r>
+          </w:p>
+        </w:tc>
+        <w:tc>
+          <w:tcPr/>
+          <w:p>
+            <w:pPr>
+              <w:pStyle w:val="Compact"/>
+              <w:jc w:val="right"/>
+            </w:pPr>
+            <w:r>
+              <w:t xml:space="preserve">0.9%</w:t>
+            </w:r>
+          </w:p>
+        </w:tc>
+      </w:tr>
+      <w:tr>
+        <w:tc>
+          <w:tcPr/>
+          <w:p>
+            <w:pPr>
+              <w:pStyle w:val="Compact"/>
+            </w:pPr>
+            <w:r>
+              <w:t xml:space="preserve">MAO-A</w:t>
+            </w:r>
+          </w:p>
+        </w:tc>
+        <w:tc>
+          <w:tcPr/>
+          <w:p>
+            <w:pPr>
+              <w:pStyle w:val="Compact"/>
+              <w:jc w:val="right"/>
+            </w:pPr>
+            <w:r>
+              <w:t xml:space="preserve">717</w:t>
+            </w:r>
+          </w:p>
+        </w:tc>
+        <w:tc>
+          <w:tcPr/>
+          <w:p>
+            <w:pPr>
+              <w:pStyle w:val="Compact"/>
+              <w:jc w:val="right"/>
+            </w:pPr>
+            <w:r>
+              <w:t xml:space="preserve">0.90</w:t>
+            </w:r>
+          </w:p>
+        </w:tc>
+        <w:tc>
+          <w:tcPr/>
+          <w:p>
+            <w:pPr>
+              <w:pStyle w:val="Compact"/>
+              <w:jc w:val="right"/>
+            </w:pPr>
+            <w:r>
+              <w:t xml:space="preserve">0.888</w:t>
+            </w:r>
+          </w:p>
+        </w:tc>
+        <w:tc>
+          <w:tcPr/>
+          <w:p>
+            <w:pPr>
+              <w:pStyle w:val="Compact"/>
+              <w:jc w:val="right"/>
+            </w:pPr>
+            <w:r>
+              <w:t xml:space="preserve">1.006</w:t>
+            </w:r>
+          </w:p>
+        </w:tc>
+        <w:tc>
+          <w:tcPr/>
+          <w:p>
+            <w:pPr>
+              <w:pStyle w:val="Compact"/>
+              <w:jc w:val="right"/>
+            </w:pPr>
+            <w:r>
+              <w:t xml:space="preserve">0.6%</w:t>
+            </w:r>
+          </w:p>
+        </w:tc>
+        <w:tc>
+          <w:tcPr/>
+          <w:p>
+            <w:pPr>
+              <w:pStyle w:val="Compact"/>
+              <w:jc w:val="right"/>
+            </w:pPr>
+            <w:r>
+              <w:t xml:space="preserve">0%</w:t>
+            </w:r>
+          </w:p>
+        </w:tc>
+      </w:tr>
+      <w:tr>
+        <w:tc>
+          <w:tcPr/>
+          <w:p>
+            <w:pPr>
+              <w:pStyle w:val="Compact"/>
+            </w:pPr>
+            <w:r>
+              <w:t xml:space="preserve">MAO-B</w:t>
+            </w:r>
+          </w:p>
+        </w:tc>
+        <w:tc>
+          <w:tcPr/>
+          <w:p>
+            <w:pPr>
+              <w:pStyle w:val="Compact"/>
+              <w:jc w:val="right"/>
+            </w:pPr>
+            <w:r>
+              <w:t xml:space="preserve">907</w:t>
+            </w:r>
+          </w:p>
+        </w:tc>
+        <w:tc>
+          <w:tcPr/>
+          <w:p>
+            <w:pPr>
+              <w:pStyle w:val="Compact"/>
+              <w:jc w:val="right"/>
+            </w:pPr>
+            <w:r>
+              <w:t xml:space="preserve">0.90</w:t>
+            </w:r>
+          </w:p>
+        </w:tc>
+        <w:tc>
+          <w:tcPr/>
+          <w:p>
+            <w:pPr>
+              <w:pStyle w:val="Compact"/>
+              <w:jc w:val="right"/>
+            </w:pPr>
+            <w:r>
+              <w:t xml:space="preserve">0.914</w:t>
+            </w:r>
+          </w:p>
+        </w:tc>
+        <w:tc>
+          <w:tcPr/>
+          <w:p>
+            <w:pPr>
+              <w:pStyle w:val="Compact"/>
+              <w:jc w:val="right"/>
+            </w:pPr>
+            <w:r>
+              <w:t xml:space="preserve">1.052</w:t>
+            </w:r>
+          </w:p>
+        </w:tc>
+        <w:tc>
+          <w:tcPr/>
+          <w:p>
+            <w:pPr>
+              <w:pStyle w:val="Compact"/>
+              <w:jc w:val="right"/>
+            </w:pPr>
+            <w:r>
+              <w:t xml:space="preserve">5.2%</w:t>
+            </w:r>
+          </w:p>
+        </w:tc>
+        <w:tc>
+          <w:tcPr/>
+          <w:p>
+            <w:pPr>
+              <w:pStyle w:val="Compact"/>
+              <w:jc w:val="right"/>
+            </w:pPr>
+            <w:r>
+              <w:t xml:space="preserve">0%</w:t>
+            </w:r>
+          </w:p>
+        </w:tc>
+      </w:tr>
+      <w:tr>
+        <w:tc>
+          <w:tcPr/>
+          <w:p>
+            <w:pPr>
+              <w:pStyle w:val="Compact"/>
+            </w:pPr>
+            <w:r>
               <w:t xml:space="preserve">hERG</w:t>
             </w:r>
           </w:p>
@@ -10885,7 +11091,7 @@
               <w:jc w:val="right"/>
             </w:pPr>
             <w:r>
-              <w:t xml:space="preserve">2,056</w:t>
+              <w:t xml:space="preserve">1,987</w:t>
             </w:r>
           </w:p>
         </w:tc>
@@ -10909,19 +11115,43 @@
               <w:jc w:val="right"/>
             </w:pPr>
             <w:r>
-              <w:t xml:space="preserve">0.904</w:t>
-            </w:r>
-          </w:p>
-        </w:tc>
-        <w:tc>
-          <w:tcPr/>
-          <w:p>
-            <w:pPr>
-              <w:pStyle w:val="Compact"/>
-              <w:jc w:val="right"/>
-            </w:pPr>
-            <w:r>
-              <w:t xml:space="preserve">1.079</w:t>
+              <w:t xml:space="preserve">0.903</w:t>
+            </w:r>
+          </w:p>
+        </w:tc>
+        <w:tc>
+          <w:tcPr/>
+          <w:p>
+            <w:pPr>
+              <w:pStyle w:val="Compact"/>
+              <w:jc w:val="right"/>
+            </w:pPr>
+            <w:r>
+              <w:t xml:space="preserve">1.094</w:t>
+            </w:r>
+          </w:p>
+        </w:tc>
+        <w:tc>
+          <w:tcPr/>
+          <w:p>
+            <w:pPr>
+              <w:pStyle w:val="Compact"/>
+              <w:jc w:val="right"/>
+            </w:pPr>
+            <w:r>
+              <w:t xml:space="preserve">9.4%</w:t>
+            </w:r>
+          </w:p>
+        </w:tc>
+        <w:tc>
+          <w:tcPr/>
+          <w:p>
+            <w:pPr>
+              <w:pStyle w:val="Compact"/>
+              <w:jc w:val="right"/>
+            </w:pPr>
+            <w:r>
+              <w:t xml:space="preserve">0%</w:t>
             </w:r>
           </w:p>
         </w:tc>
@@ -10932,6 +11162,74 @@
         <w:pStyle w:val="BodyText"/>
       </w:pPr>
       <w:r>
+        <w:rPr>
+          <w:b/>
+          <w:bCs/>
+        </w:rPr>
+        <w:t xml:space="preserve">These figures replace an earlier edition of this table, and the correction is larger than a</w:t>
+      </w:r>
+      <w:r>
+        <w:rPr>
+          <w:b/>
+          <w:bCs/>
+        </w:rPr>
+        <w:t xml:space="preserve"> </w:t>
+      </w:r>
+      <w:r>
+        <w:rPr>
+          <w:b/>
+          <w:bCs/>
+        </w:rPr>
+        <w:t xml:space="preserve">rounding.</w:t>
+      </w:r>
+      <w:r>
+        <w:t xml:space="preserve"> </w:t>
+      </w:r>
+      <w:r>
+        <w:t xml:space="preserve">The analysis that produced the first version split the raw endpoint tables, where the</w:t>
+      </w:r>
+      <w:r>
+        <w:t xml:space="preserve"> </w:t>
+      </w:r>
+      <w:r>
+        <w:t xml:space="preserve">training code deduplicates on the feature vector first. Because the featuriser is stereo-blind,</w:t>
+      </w:r>
+      <w:r>
+        <w:t xml:space="preserve"> </w:t>
+      </w:r>
+      <w:r>
+        <w:t xml:space="preserve">stereoisomers and salt forms fold to byte-identical vectors, so the earlier split placed copies of one</w:t>
+      </w:r>
+      <w:r>
+        <w:t xml:space="preserve"> </w:t>
+      </w:r>
+      <w:r>
+        <w:t xml:space="preserve">compound on both sides and scored the model partly on rows it had memorised. The scale is visible in</w:t>
+      </w:r>
+      <w:r>
+        <w:t xml:space="preserve"> </w:t>
+      </w:r>
+      <w:r>
+        <w:t xml:space="preserve">the test-compound column: BBB was reported on 1,561 test compounds, a fifth of the 7,807 raw rows,</w:t>
+      </w:r>
+      <w:r>
+        <w:t xml:space="preserve"> </w:t>
+      </w:r>
+      <w:r>
+        <w:t xml:space="preserve">where the model is fitted on the 3,901 that survive deduplication, the figure Chapter 3 states.</w:t>
+      </w:r>
+      <w:r>
+        <w:t xml:space="preserve"> </w:t>
+      </w:r>
+      <w:r>
+        <w:t xml:space="preserve">Both numbers were in this thesis and nothing compared them.</w:t>
+      </w:r>
+    </w:p>
+    <w:p>
+      <w:pPr>
+        <w:pStyle w:val="BodyText"/>
+      </w:pPr>
+      <w:r>
         <w:t xml:space="preserve">Empirical coverage runs</w:t>
       </w:r>
       <w:r>
@@ -10942,73 +11240,70 @@
           <w:b/>
           <w:bCs/>
         </w:rPr>
-        <w:t xml:space="preserve">0.889 to 0.921</w:t>
-      </w:r>
-      <w:r>
-        <w:t xml:space="preserve"> </w:t>
-      </w:r>
-      <w:r>
-        <w:t xml:space="preserve">against a 0.90 target.</w:t>
-      </w:r>
-      <w:r>
-        <w:t xml:space="preserve"> </w:t>
-      </w:r>
-      <w:r>
-        <w:rPr>
-          <w:b/>
-          <w:bCs/>
-        </w:rPr>
-        <w:t xml:space="preserve">Six of the eight sit at or above</w:t>
-      </w:r>
-      <w:r>
-        <w:rPr>
-          <w:b/>
-          <w:bCs/>
-        </w:rPr>
-        <w:t xml:space="preserve"> </w:t>
-      </w:r>
-      <w:r>
-        <w:rPr>
-          <w:b/>
-          <w:bCs/>
-        </w:rPr>
-        <w:t xml:space="preserve">target.</w:t>
-      </w:r>
-      <w:r>
-        <w:t xml:space="preserve"> </w:t>
-      </w:r>
-      <w:r>
-        <w:t xml:space="preserve">The two that fall short are the monoamine oxidases: MAO-B at 0.899, one thousandth below,</w:t>
-      </w:r>
-      <w:r>
-        <w:t xml:space="preserve"> </w:t>
-      </w:r>
-      <w:r>
-        <w:t xml:space="preserve">and MAO-A at 0.889, eleven thousandths below on 758 test compounds. Neither shortfall is larger than</w:t>
-      </w:r>
-      <w:r>
-        <w:t xml:space="preserve"> </w:t>
-      </w:r>
-      <w:r>
-        <w:t xml:space="preserve">the sampling error at those set sizes, and the direction is worth noting rather than explaining away,</w:t>
-      </w:r>
-      <w:r>
-        <w:t xml:space="preserve"> </w:t>
-      </w:r>
-      <w:r>
-        <w:t xml:space="preserve">because MAO-A and MAO-B are also the two endpoints Chapter 8 records as degrading most under a</w:t>
-      </w:r>
-      <w:r>
-        <w:t xml:space="preserve"> </w:t>
-      </w:r>
-      <w:r>
-        <w:t xml:space="preserve">scaffold split. Conformal coverage is a guarantee under exchangeability, and these are the endpoints</w:t>
-      </w:r>
-      <w:r>
-        <w:t xml:space="preserve"> </w:t>
-      </w:r>
-      <w:r>
-        <w:t xml:space="preserve">whose chemistry is least scaffold-diverse.</w:t>
+        <w:t xml:space="preserve">0.876 to 0.933</w:t>
+      </w:r>
+      <w:r>
+        <w:t xml:space="preserve"> </w:t>
+      </w:r>
+      <w:r>
+        <w:t xml:space="preserve">against a 0.90 target, and</w:t>
+      </w:r>
+      <w:r>
+        <w:t xml:space="preserve"> </w:t>
+      </w:r>
+      <w:r>
+        <w:rPr>
+          <w:b/>
+          <w:bCs/>
+        </w:rPr>
+        <w:t xml:space="preserve">four of the eight sit at or</w:t>
+      </w:r>
+      <w:r>
+        <w:rPr>
+          <w:b/>
+          <w:bCs/>
+        </w:rPr>
+        <w:t xml:space="preserve"> </w:t>
+      </w:r>
+      <w:r>
+        <w:rPr>
+          <w:b/>
+          <w:bCs/>
+        </w:rPr>
+        <w:t xml:space="preserve">above it</w:t>
+      </w:r>
+      <w:r>
+        <w:t xml:space="preserve">, not six as the duplicated table suggested. Deduplication made the guarantee look worse</w:t>
+      </w:r>
+      <w:r>
+        <w:t xml:space="preserve"> </w:t>
+      </w:r>
+      <w:r>
+        <w:t xml:space="preserve">because the duplicates it removed were the easiest possible test rows. The lowest is GSK-3β at 0.876</w:t>
+      </w:r>
+      <w:r>
+        <w:t xml:space="preserve"> </w:t>
+      </w:r>
+      <w:r>
+        <w:t xml:space="preserve">and the highest AChE at 0.933; the spread is wider in both directions than before. The aggregate</w:t>
+      </w:r>
+      <w:r>
+        <w:t xml:space="preserve"> </w:t>
+      </w:r>
+      <w:r>
+        <w:t xml:space="preserve">statement survives, but it should now be made with a wider tolerance: when the server says the truth</w:t>
+      </w:r>
+      <w:r>
+        <w:t xml:space="preserve"> </w:t>
+      </w:r>
+      <w:r>
+        <w:t xml:space="preserve">is in the set nine times in ten, it is, to within about two or three parts in a hundred rather than</w:t>
+      </w:r>
+      <w:r>
+        <w:t xml:space="preserve"> </w:t>
+      </w:r>
+      <w:r>
+        <w:t xml:space="preserve">one.</w:t>
       </w:r>
     </w:p>
     <w:p>
@@ -11016,13 +11311,110 @@
         <w:pStyle w:val="BodyText"/>
       </w:pPr>
       <w:r>
-        <w:t xml:space="preserve">The uncertainty statement is nonetheless honest in the aggregate: when the server says the truth is in</w:t>
-      </w:r>
-      <w:r>
-        <w:t xml:space="preserve"> </w:t>
-      </w:r>
-      <w:r>
-        <w:t xml:space="preserve">the set nine times in ten, it is, to within about one part in a hundred.</w:t>
+        <w:t xml:space="preserve">The</w:t>
+      </w:r>
+      <w:r>
+        <w:t xml:space="preserve"> </w:t>
+      </w:r>
+      <w:r>
+        <w:rPr>
+          <w:b/>
+          <w:bCs/>
+        </w:rPr>
+        <w:t xml:space="preserve">mean set size runs 0.956 to 1.215</w:t>
+      </w:r>
+      <w:r>
+        <w:t xml:space="preserve">, and the smallest figure is the one to look at, because a</w:t>
+      </w:r>
+      <w:r>
+        <w:t xml:space="preserve"> </w:t>
+      </w:r>
+      <w:r>
+        <w:t xml:space="preserve">mean below 1.0 is impossible if every prediction set is non-empty. On a two-class problem the mean is</w:t>
+      </w:r>
+    </w:p>
+    <w:p>
+      <w:pPr>
+        <w:pStyle w:val="SourceCode"/>
+      </w:pPr>
+      <w:r>
+        <w:rPr>
+          <w:rStyle w:val="VerbatimChar"/>
+        </w:rPr>
+        <w:t xml:space="preserve">1 + P(ambiguous) - P(empty)</w:t>
+      </w:r>
+    </w:p>
+    <w:p>
+      <w:pPr>
+        <w:pStyle w:val="FirstParagraph"/>
+      </w:pPr>
+      <w:r>
+        <w:t xml:space="preserve">so the excess over 1.0 is the ambiguous fraction</w:t>
+      </w:r>
+      <w:r>
+        <w:t xml:space="preserve"> </w:t>
+      </w:r>
+      <w:r>
+        <w:rPr>
+          <w:b/>
+          <w:bCs/>
+        </w:rPr>
+        <w:t xml:space="preserve">minus</w:t>
+      </w:r>
+      <w:r>
+        <w:t xml:space="preserve"> </w:t>
+      </w:r>
+      <w:r>
+        <w:t xml:space="preserve">the empty fraction, and the two move it in</w:t>
+      </w:r>
+      <w:r>
+        <w:t xml:space="preserve"> </w:t>
+      </w:r>
+      <w:r>
+        <w:t xml:space="preserve">opposite directions. An earlier edition of this section read that excess as the proportion receiving</w:t>
+      </w:r>
+      <w:r>
+        <w:t xml:space="preserve"> </w:t>
+      </w:r>
+      <w:r>
+        <w:t xml:space="preserve">“an ambiguous or empty set”</w:t>
+      </w:r>
+      <w:r>
+        <w:t xml:space="preserve">, which has the sign wrong on one of the two terms and is only valid when</w:t>
+      </w:r>
+      <w:r>
+        <w:t xml:space="preserve"> </w:t>
+      </w:r>
+      <w:r>
+        <w:t xml:space="preserve">no set is empty. Sets are empty: BACE1 returns nothing at all for</w:t>
+      </w:r>
+      <w:r>
+        <w:t xml:space="preserve"> </w:t>
+      </w:r>
+      <w:r>
+        <w:rPr>
+          <w:b/>
+          <w:bCs/>
+        </w:rPr>
+        <w:t xml:space="preserve">4.4 per cent</w:t>
+      </w:r>
+      <w:r>
+        <w:t xml:space="preserve"> </w:t>
+      </w:r>
+      <w:r>
+        <w:t xml:space="preserve">of compounds and</w:t>
+      </w:r>
+      <w:r>
+        <w:t xml:space="preserve"> </w:t>
+      </w:r>
+      <w:r>
+        <w:t xml:space="preserve">GSK-3β for 0.9 per cent, which is why BACE1’s mean of 0.956 sits below one. The two counts are now</w:t>
+      </w:r>
+      <w:r>
+        <w:t xml:space="preserve"> </w:t>
+      </w:r>
+      <w:r>
+        <w:t xml:space="preserve">recorded separately in the artefact rather than left to be inferred from the mean with the wrong sign.</w:t>
       </w:r>
     </w:p>
     <w:p>
@@ -11030,47 +11422,176 @@
         <w:pStyle w:val="BodyText"/>
       </w:pPr>
       <w:r>
-        <w:t xml:space="preserve">The</w:t>
-      </w:r>
-      <w:r>
-        <w:t xml:space="preserve"> </w:t>
-      </w:r>
-      <w:r>
-        <w:rPr>
-          <w:b/>
-          <w:bCs/>
-        </w:rPr>
-        <w:t xml:space="preserve">mean set size runs 1.007 to 1.079</w:t>
-      </w:r>
-      <w:r>
-        <w:t xml:space="preserve"> </w:t>
-      </w:r>
-      <w:r>
-        <w:t xml:space="preserve">on a two-class problem, where 1.0 would mean every</w:t>
-      </w:r>
-      <w:r>
-        <w:t xml:space="preserve"> </w:t>
-      </w:r>
-      <w:r>
-        <w:t xml:space="preserve">prediction is a confident single label and 2.0 that none is. Between 0.7 and 7.9 per cent of</w:t>
-      </w:r>
-      <w:r>
-        <w:t xml:space="preserve"> </w:t>
-      </w:r>
-      <w:r>
-        <w:t xml:space="preserve">compounds therefore receive an ambiguous or empty set, hERG being the most equivocal at 1.079. Small</w:t>
-      </w:r>
-      <w:r>
-        <w:t xml:space="preserve"> </w:t>
-      </w:r>
-      <w:r>
-        <w:t xml:space="preserve">average set sizes are what make the guarantee useful rather than vacuous: a predictor that always</w:t>
-      </w:r>
-      <w:r>
-        <w:t xml:space="preserve"> </w:t>
-      </w:r>
-      <w:r>
-        <w:t xml:space="preserve">returned both classes would achieve perfect coverage and say nothing.</w:t>
+        <w:t xml:space="preserve">Read correctly, the ambiguity is concentrated rather than uniform. Six of the eight endpoints are</w:t>
+      </w:r>
+      <w:r>
+        <w:t xml:space="preserve"> </w:t>
+      </w:r>
+      <w:r>
+        <w:t xml:space="preserve">ambiguous on under six per cent of compounds, and</w:t>
+      </w:r>
+      <w:r>
+        <w:t xml:space="preserve"> </w:t>
+      </w:r>
+      <w:r>
+        <w:rPr>
+          <w:b/>
+          <w:bCs/>
+        </w:rPr>
+        <w:t xml:space="preserve">BBB is ambiguous on 21.5 per cent</w:t>
+      </w:r>
+      <w:r>
+        <w:t xml:space="preserve"> </w:t>
+      </w:r>
+      <w:r>
+        <w:t xml:space="preserve">while</w:t>
+      </w:r>
+      <w:r>
+        <w:t xml:space="preserve"> </w:t>
+      </w:r>
+      <w:r>
+        <w:t xml:space="preserve">returning no empty sets at all. That the barrier model is the least decisive of the eight matters more</w:t>
+      </w:r>
+      <w:r>
+        <w:t xml:space="preserve"> </w:t>
+      </w:r>
+      <w:r>
+        <w:t xml:space="preserve">than the number alone, because it multiplies every disease score, so its ambiguity propagates into all</w:t>
+      </w:r>
+      <w:r>
+        <w:t xml:space="preserve"> </w:t>
+      </w:r>
+      <w:r>
+        <w:t xml:space="preserve">sixteen conditions. Chapter 10 returns to this: it is the same component that H10 finds hardest to</w:t>
+      </w:r>
+      <w:r>
+        <w:t xml:space="preserve"> </w:t>
+      </w:r>
+      <w:r>
+        <w:t xml:space="preserve">justify against a descriptor rule, and the worst calibrated of the eight.</w:t>
+      </w:r>
+    </w:p>
+    <w:p>
+      <w:pPr>
+        <w:pStyle w:val="BodyText"/>
+      </w:pPr>
+      <w:r>
+        <w:t xml:space="preserve">An empty set is not a failure of the method. It is the conformal predictor declining to name either</w:t>
+      </w:r>
+      <w:r>
+        <w:t xml:space="preserve"> </w:t>
+      </w:r>
+      <w:r>
+        <w:t xml:space="preserve">class at 90 per cent confidence, which is the behaviour the guarantee is built to produce and is</w:t>
+      </w:r>
+      <w:r>
+        <w:t xml:space="preserve"> </w:t>
+      </w:r>
+      <w:r>
+        <w:t xml:space="preserve">strictly more useful than a coin-flip probability. It does mean that</w:t>
+      </w:r>
+      <w:r>
+        <w:t xml:space="preserve"> </w:t>
+      </w:r>
+      <w:r>
+        <w:t xml:space="preserve">“coverage”</w:t>
+      </w:r>
+      <w:r>
+        <w:t xml:space="preserve"> </w:t>
+      </w:r>
+      <w:r>
+        <w:t xml:space="preserve">and</w:t>
+      </w:r>
+      <w:r>
+        <w:t xml:space="preserve"> </w:t>
+      </w:r>
+      <w:r>
+        <w:t xml:space="preserve">“informativeness”</w:t>
+      </w:r>
+      <w:r>
+        <w:t xml:space="preserve"> </w:t>
+      </w:r>
+      <w:r>
+        <w:t xml:space="preserve">must be read together: a predictor that always returned both classes would achieve perfect coverage</w:t>
+      </w:r>
+      <w:r>
+        <w:t xml:space="preserve"> </w:t>
+      </w:r>
+      <w:r>
+        <w:t xml:space="preserve">and say nothing, and one that always returned the empty set would say nothing and cover nothing.</w:t>
+      </w:r>
+    </w:p>
+    <w:p>
+      <w:pPr>
+        <w:pStyle w:val="BodyText"/>
+      </w:pPr>
+      <w:r>
+        <w:rPr>
+          <w:b/>
+          <w:bCs/>
+        </w:rPr>
+        <w:t xml:space="preserve">Under a scaffold split, the same measurement is markedly less decisive</w:t>
+      </w:r>
+      <w:r>
+        <w:t xml:space="preserve"> </w:t>
+      </w:r>
+      <w:r>
+        <w:t xml:space="preserve">(</w:t>
+      </w:r>
+      <w:r>
+        <w:rPr>
+          <w:rStyle w:val="VerbatimChar"/>
+        </w:rPr>
+        <w:t xml:space="preserve">results/tables/rf_conformal_scaffold.csv</w:t>
+      </w:r>
+      <w:r>
+        <w:t xml:space="preserve">). Withholding whole Bemis-Murcko classes rather than</w:t>
+      </w:r>
+      <w:r>
+        <w:t xml:space="preserve"> </w:t>
+      </w:r>
+      <w:r>
+        <w:t xml:space="preserve">random rows, coverage runs 0.866 to 0.944 and mean set size 0.995 to 1.270, with BBB ambiguous on</w:t>
+      </w:r>
+      <w:r>
+        <w:t xml:space="preserve"> </w:t>
+      </w:r>
+      <w:r>
+        <w:rPr>
+          <w:b/>
+          <w:bCs/>
+        </w:rPr>
+        <w:t xml:space="preserve">27.0 per cent</w:t>
+      </w:r>
+      <w:r>
+        <w:t xml:space="preserve"> </w:t>
+      </w:r>
+      <w:r>
+        <w:t xml:space="preserve">of compounds against 21.5 on the random split, and AChE and MAO-A rising from 4.5</w:t>
+      </w:r>
+      <w:r>
+        <w:t xml:space="preserve"> </w:t>
+      </w:r>
+      <w:r>
+        <w:t xml:space="preserve">and 0.6 per cent to 19.0 and 26.6. This is the regime the server operates in, and the honest reading</w:t>
+      </w:r>
+      <w:r>
+        <w:t xml:space="preserve"> </w:t>
+      </w:r>
+      <w:r>
+        <w:t xml:space="preserve">is that roughly a quarter of barrier calls on unfamiliar chemistry are undecidable at 90 per cent</w:t>
+      </w:r>
+      <w:r>
+        <w:t xml:space="preserve"> </w:t>
+      </w:r>
+      <w:r>
+        <w:t xml:space="preserve">confidence. The random-split figures are reported first because they are the conventional estimate and</w:t>
+      </w:r>
+      <w:r>
+        <w:t xml:space="preserve"> </w:t>
+      </w:r>
+      <w:r>
+        <w:t xml:space="preserve">the one comparable with the published literature, not because they are the more relevant.</w:t>
       </w:r>
     </w:p>
     <w:p>

--- a/thesis/docx/BrainSafe_thesis.docx
+++ b/thesis/docx/BrainSafe_thesis.docx
@@ -25903,19 +25903,19 @@
               <w:jc w:val="right"/>
             </w:pPr>
             <w:r>
-              <w:t xml:space="preserve">241</w:t>
-            </w:r>
-          </w:p>
-        </w:tc>
-        <w:tc>
-          <w:tcPr/>
-          <w:p>
-            <w:pPr>
-              <w:pStyle w:val="Compact"/>
-              <w:jc w:val="right"/>
-            </w:pPr>
-            <w:r>
-              <w:t xml:space="preserve">171</w:t>
+              <w:t xml:space="preserve">227</w:t>
+            </w:r>
+          </w:p>
+        </w:tc>
+        <w:tc>
+          <w:tcPr/>
+          <w:p>
+            <w:pPr>
+              <w:pStyle w:val="Compact"/>
+              <w:jc w:val="right"/>
+            </w:pPr>
+            <w:r>
+              <w:t xml:space="preserve">165</w:t>
             </w:r>
           </w:p>
         </w:tc>
@@ -25931,31 +25931,31 @@
                 <w:b/>
                 <w:bCs/>
               </w:rPr>
-              <w:t xml:space="preserve">0.7934</w:t>
-            </w:r>
-          </w:p>
-        </w:tc>
-        <w:tc>
-          <w:tcPr/>
-          <w:p>
-            <w:pPr>
-              <w:pStyle w:val="Compact"/>
-              <w:jc w:val="right"/>
-            </w:pPr>
-            <w:r>
-              <w:t xml:space="preserve">0.7661</w:t>
-            </w:r>
-          </w:p>
-        </w:tc>
-        <w:tc>
-          <w:tcPr/>
-          <w:p>
-            <w:pPr>
-              <w:pStyle w:val="Compact"/>
-              <w:jc w:val="right"/>
-            </w:pPr>
-            <w:r>
-              <w:t xml:space="preserve">0.6571</w:t>
+              <w:t xml:space="preserve">0.7666</w:t>
+            </w:r>
+          </w:p>
+        </w:tc>
+        <w:tc>
+          <w:tcPr/>
+          <w:p>
+            <w:pPr>
+              <w:pStyle w:val="Compact"/>
+              <w:jc w:val="right"/>
+            </w:pPr>
+            <w:r>
+              <w:t xml:space="preserve">0.7636</w:t>
+            </w:r>
+          </w:p>
+        </w:tc>
+        <w:tc>
+          <w:tcPr/>
+          <w:p>
+            <w:pPr>
+              <w:pStyle w:val="Compact"/>
+              <w:jc w:val="right"/>
+            </w:pPr>
+            <w:r>
+              <w:t xml:space="preserve">0.6129</w:t>
             </w:r>
           </w:p>
         </w:tc>
@@ -25980,60 +25980,98 @@
               <w:jc w:val="right"/>
             </w:pPr>
             <w:r>
-              <w:t xml:space="preserve">65</w:t>
-            </w:r>
-          </w:p>
-        </w:tc>
-        <w:tc>
-          <w:tcPr/>
-          <w:p>
-            <w:pPr>
-              <w:pStyle w:val="Compact"/>
-              <w:jc w:val="right"/>
-            </w:pPr>
-            <w:r>
-              <w:t xml:space="preserve">32</w:t>
-            </w:r>
-          </w:p>
-        </w:tc>
-        <w:tc>
-          <w:tcPr/>
-          <w:p>
-            <w:pPr>
-              <w:pStyle w:val="Compact"/>
-              <w:jc w:val="right"/>
-            </w:pPr>
-            <w:r>
-              <w:t xml:space="preserve">0.7102</w:t>
-            </w:r>
-          </w:p>
-        </w:tc>
-        <w:tc>
-          <w:tcPr/>
-          <w:p>
-            <w:pPr>
-              <w:pStyle w:val="Compact"/>
-              <w:jc w:val="right"/>
-            </w:pPr>
-            <w:r>
-              <w:t xml:space="preserve">0.8125</w:t>
-            </w:r>
-          </w:p>
-        </w:tc>
-        <w:tc>
-          <w:tcPr/>
-          <w:p>
-            <w:pPr>
-              <w:pStyle w:val="Compact"/>
-              <w:jc w:val="right"/>
-            </w:pPr>
-            <w:r>
-              <w:t xml:space="preserve">0.6364</w:t>
+              <w:t xml:space="preserve">79</w:t>
+            </w:r>
+          </w:p>
+        </w:tc>
+        <w:tc>
+          <w:tcPr/>
+          <w:p>
+            <w:pPr>
+              <w:pStyle w:val="Compact"/>
+              <w:jc w:val="right"/>
+            </w:pPr>
+            <w:r>
+              <w:t xml:space="preserve">38</w:t>
+            </w:r>
+          </w:p>
+        </w:tc>
+        <w:tc>
+          <w:tcPr/>
+          <w:p>
+            <w:pPr>
+              <w:pStyle w:val="Compact"/>
+              <w:jc w:val="right"/>
+            </w:pPr>
+            <w:r>
+              <w:t xml:space="preserve">0.7490</w:t>
+            </w:r>
+          </w:p>
+        </w:tc>
+        <w:tc>
+          <w:tcPr/>
+          <w:p>
+            <w:pPr>
+              <w:pStyle w:val="Compact"/>
+              <w:jc w:val="right"/>
+            </w:pPr>
+            <w:r>
+              <w:t xml:space="preserve">0.8158</w:t>
+            </w:r>
+          </w:p>
+        </w:tc>
+        <w:tc>
+          <w:tcPr/>
+          <w:p>
+            <w:pPr>
+              <w:pStyle w:val="Compact"/>
+              <w:jc w:val="right"/>
+            </w:pPr>
+            <w:r>
+              <w:t xml:space="preserve">0.7073</w:t>
             </w:r>
           </w:p>
         </w:tc>
       </w:tr>
     </w:tbl>
+    <w:p>
+      <w:pPr>
+        <w:pStyle w:val="BodyText"/>
+      </w:pPr>
+      <w:r>
+        <w:t xml:space="preserve">An earlier edition of this table reported the second row as 241 compounds at 0.7934 and the third as</w:t>
+      </w:r>
+      <w:r>
+        <w:t xml:space="preserve"> </w:t>
+      </w:r>
+      <w:r>
+        <w:t xml:space="preserve">65 at 0.7102. The novelty flag it used had been computed before the featuriser began neutralising</w:t>
+      </w:r>
+      <w:r>
+        <w:t xml:space="preserve"> </w:t>
+      </w:r>
+      <w:r>
+        <w:t xml:space="preserve">charges, so fourteen compounds it called novel were by then feature-identical to a training row, and</w:t>
+      </w:r>
+      <w:r>
+        <w:t xml:space="preserve"> </w:t>
+      </w:r>
+      <w:r>
+        <w:t xml:space="preserve">the model treated them accordingly: 92.9 per cent accuracy on those fourteen against 72.2 on the rest.</w:t>
+      </w:r>
+      <w:r>
+        <w:t xml:space="preserve"> </w:t>
+      </w:r>
+      <w:r>
+        <w:t xml:space="preserve">The flag was a function of the featuriser and nothing declared that dependency, so it did not move</w:t>
+      </w:r>
+      <w:r>
+        <w:t xml:space="preserve"> </w:t>
+      </w:r>
+      <w:r>
+        <w:t xml:space="preserve">when the featuriser did.</w:t>
+      </w:r>
+    </w:p>
     <w:p>
       <w:pPr>
         <w:pStyle w:val="BodyText"/>
@@ -34592,7 +34630,7 @@
         <w:t xml:space="preserve"> </w:t>
       </w:r>
       <w:r>
-        <w:t xml:space="preserve">hypothesis. Its evidence is the external set in Chapter 8, AUROC 0.7934 on 241 unseen drugs, which is</w:t>
+        <w:t xml:space="preserve">hypothesis. Its evidence is the external set in Chapter 8, AUROC 0.7666 on 227 unseen drugs, which is</w:t>
       </w:r>
       <w:r>
         <w:t xml:space="preserve"> </w:t>
@@ -35524,7 +35562,7 @@
         <w:t xml:space="preserve"> </w:t>
       </w:r>
       <w:r>
-        <w:t xml:space="preserve">so the assignment is identical rather than merely similar, and the 241 FDA-curated approved drugs</w:t>
+        <w:t xml:space="preserve">so the assignment is identical rather than merely similar, and the 227 FDA-curated approved drugs</w:t>
       </w:r>
       <w:r>
         <w:t xml:space="preserve"> </w:t>
@@ -35576,7 +35614,7 @@
               <w:jc w:val="right"/>
             </w:pPr>
             <w:r>
-              <w:t xml:space="preserve">External approved, n = 241</w:t>
+              <w:t xml:space="preserve">External approved, n = 227</w:t>
             </w:r>
           </w:p>
         </w:tc>
@@ -35625,7 +35663,7 @@
                 <w:b/>
                 <w:bCs/>
               </w:rPr>
-              <w:t xml:space="preserve">0.7934</w:t>
+              <w:t xml:space="preserve">0.7666</w:t>
             </w:r>
           </w:p>
         </w:tc>
@@ -35662,7 +35700,7 @@
               <w:jc w:val="right"/>
             </w:pPr>
             <w:r>
-              <w:t xml:space="preserve">0.7701</w:t>
+              <w:t xml:space="preserve">0.7431</w:t>
             </w:r>
           </w:p>
         </w:tc>
@@ -35699,7 +35737,7 @@
               <w:jc w:val="right"/>
             </w:pPr>
             <w:r>
-              <w:t xml:space="preserve">0.7420</w:t>
+              <w:t xml:space="preserve">0.7400</w:t>
             </w:r>
           </w:p>
         </w:tc>
@@ -35736,7 +35774,7 @@
               <w:jc w:val="right"/>
             </w:pPr>
             <w:r>
-              <w:t xml:space="preserve">0.7440</w:t>
+              <w:t xml:space="preserve">0.7304</w:t>
             </w:r>
           </w:p>
         </w:tc>
@@ -35773,7 +35811,7 @@
               <w:jc w:val="right"/>
             </w:pPr>
             <w:r>
-              <w:t xml:space="preserve">0.7174</w:t>
+              <w:t xml:space="preserve">0.7130</w:t>
             </w:r>
           </w:p>
         </w:tc>
@@ -35810,7 +35848,7 @@
               <w:jc w:val="right"/>
             </w:pPr>
             <w:r>
-              <w:t xml:space="preserve">0.6332</w:t>
+              <w:t xml:space="preserve">0.6357</w:t>
             </w:r>
           </w:p>
         </w:tc>
@@ -35847,7 +35885,7 @@
               <w:jc w:val="right"/>
             </w:pPr>
             <w:r>
-              <w:t xml:space="preserve">0.6369</w:t>
+              <w:t xml:space="preserve">0.6247</w:t>
             </w:r>
           </w:p>
         </w:tc>
@@ -35884,7 +35922,7 @@
               <w:jc w:val="right"/>
             </w:pPr>
             <w:r>
-              <w:t xml:space="preserve">0.5992</w:t>
+              <w:t xml:space="preserve">0.5712</w:t>
             </w:r>
           </w:p>
         </w:tc>
@@ -35921,7 +35959,7 @@
               <w:jc w:val="right"/>
             </w:pPr>
             <w:r>
-              <w:t xml:space="preserve">0.6058</w:t>
+              <w:t xml:space="preserve">0.5804</w:t>
             </w:r>
           </w:p>
         </w:tc>
@@ -35932,7 +35970,39 @@
         <w:pStyle w:val="BodyText"/>
       </w:pPr>
       <w:r>
-        <w:t xml:space="preserve">Read as point estimates the fingerprint wins on both populations, by 0.0338 and 0.0233.</w:t>
+        <w:t xml:space="preserve">The external column is lower throughout than an earlier edition of this table reported, which gave</w:t>
+      </w:r>
+      <w:r>
+        <w:t xml:space="preserve"> </w:t>
+      </w:r>
+      <w:r>
+        <w:t xml:space="preserve">the deployed forest 0.7934 on 241 compounds. The novelty flag defining that set was computed before</w:t>
+      </w:r>
+      <w:r>
+        <w:t xml:space="preserve"> </w:t>
+      </w:r>
+      <w:r>
+        <w:t xml:space="preserve">the featuriser began neutralising charges, so fourteen of the 241 were by then feature-identical to a</w:t>
+      </w:r>
+      <w:r>
+        <w:t xml:space="preserve"> </w:t>
+      </w:r>
+      <w:r>
+        <w:t xml:space="preserve">training row. Removing them lowers every comparator on that population, which is the point: they were</w:t>
+      </w:r>
+      <w:r>
+        <w:t xml:space="preserve"> </w:t>
+      </w:r>
+      <w:r>
+        <w:t xml:space="preserve">inflating all of them, not only the deployed model.</w:t>
+      </w:r>
+    </w:p>
+    <w:p>
+      <w:pPr>
+        <w:pStyle w:val="BodyText"/>
+      </w:pPr>
+      <w:r>
+        <w:t xml:space="preserve">Read as point estimates the fingerprint wins on both populations, by 0.0338 and 0.0235.</w:t>
       </w:r>
       <w:r>
         <w:t xml:space="preserve"> </w:t>
@@ -36113,7 +36183,7 @@
               <w:jc w:val="right"/>
             </w:pPr>
             <w:r>
-              <w:t xml:space="preserve">0.0233</w:t>
+              <w:t xml:space="preserve">0.0235</w:t>
             </w:r>
           </w:p>
         </w:tc>
@@ -36128,7 +36198,7 @@
                 <w:b/>
                 <w:bCs/>
               </w:rPr>
-              <w:t xml:space="preserve">−0.0553 to +0.0106</w:t>
+              <w:t xml:space="preserve">−0.0580 to +0.0154</w:t>
             </w:r>
           </w:p>
         </w:tc>
@@ -36144,7 +36214,7 @@
                 <w:b/>
                 <w:bCs/>
               </w:rPr>
-              <w:t xml:space="preserve">0.083</w:t>
+              <w:t xml:space="preserve">0.107</w:t>
             </w:r>
           </w:p>
         </w:tc>
@@ -36171,13 +36241,31 @@
         <w:t xml:space="preserve"> </w:t>
       </w:r>
       <w:r>
-        <w:t xml:space="preserve">earns its place. On 241 approved drugs the model has never seen, its advantage over twelve</w:t>
-      </w:r>
-      <w:r>
-        <w:t xml:space="preserve"> </w:t>
-      </w:r>
-      <w:r>
-        <w:t xml:space="preserve">descriptors is not established: the interval crosses zero.</w:t>
+        <w:t xml:space="preserve">earns its place. On 227 approved drugs the model has never seen, its advantage over twelve</w:t>
+      </w:r>
+      <w:r>
+        <w:t xml:space="preserve"> </w:t>
+      </w:r>
+      <w:r>
+        <w:t xml:space="preserve">descriptors is not established: the interval crosses zero. Correcting the novelty flag left the</w:t>
+      </w:r>
+      <w:r>
+        <w:t xml:space="preserve"> </w:t>
+      </w:r>
+      <w:r>
+        <w:t xml:space="preserve">margin almost unchanged, 0.0233 to 0.0235, because both models lost the same memorised compounds,</w:t>
+      </w:r>
+      <w:r>
+        <w:t xml:space="preserve"> </w:t>
+      </w:r>
+      <w:r>
+        <w:t xml:space="preserve">and moved the bootstrap p from 0.083 to 0.107. The conclusion is not merely unaltered by the</w:t>
+      </w:r>
+      <w:r>
+        <w:t xml:space="preserve"> </w:t>
+      </w:r>
+      <w:r>
+        <w:t xml:space="preserve">correction; it is slightly further from significance than when it was first drawn.</w:t>
       </w:r>
     </w:p>
     <w:p>
@@ -36253,13 +36341,13 @@
         <w:t xml:space="preserve"> </w:t>
       </w:r>
       <w:r>
-        <w:t xml:space="preserve">it does clearly beat, on both populations and by a wide margin, is the published heuristic: 0.7934</w:t>
-      </w:r>
-      <w:r>
-        <w:t xml:space="preserve"> </w:t>
-      </w:r>
-      <w:r>
-        <w:t xml:space="preserve">against 0.6369 externally.</w:t>
+        <w:t xml:space="preserve">it does clearly beat, on both populations and by a wide margin, is the published heuristic: 0.7666</w:t>
+      </w:r>
+      <w:r>
+        <w:t xml:space="preserve"> </w:t>
+      </w:r>
+      <w:r>
+        <w:t xml:space="preserve">against 0.6247 externally.</w:t>
       </w:r>
     </w:p>
     <w:p>

--- a/thesis/docx/BrainSafe_thesis.docx
+++ b/thesis/docx/BrainSafe_thesis.docx
@@ -1993,13 +1993,13 @@
           <w:b/>
           <w:bCs/>
         </w:rPr>
-        <w:t xml:space="preserve">Four of nine falsification hypotheses were refuted</w:t>
-      </w:r>
-      <w:r>
-        <w:t xml:space="preserve"> </w:t>
-      </w:r>
-      <w:r>
-        <w:t xml:space="preserve">and are reported as refuted</w:t>
+        <w:t xml:space="preserve">Four of ten falsification hypotheses were refuted and two more weakened</w:t>
+      </w:r>
+      <w:r>
+        <w:t xml:space="preserve"> </w:t>
+      </w:r>
+      <w:r>
+        <w:t xml:space="preserve">and are reported as such</w:t>
       </w:r>
       <w:r>
         <w:t xml:space="preserve"> </w:t>
@@ -2032,7 +2032,7 @@
         <w:t xml:space="preserve"> </w:t>
       </w:r>
       <w:r>
-        <w:t xml:space="preserve">reflects the operating point rather than a non-discriminative model. And engaged targets are not</w:t>
+        <w:t xml:space="preserve">reflects the operating point rather than a non-discriminative model. Engaged targets are not</w:t>
       </w:r>
       <w:r>
         <w:t xml:space="preserve"> </w:t>
@@ -2044,7 +2044,25 @@
         <w:t xml:space="preserve"> </w:t>
       </w:r>
       <w:r>
-        <w:t xml:space="preserve">directions.</w:t>
+        <w:t xml:space="preserve">directions. And the barrier model’s advantage over a fitted rule on twelve descriptors, clear on the</w:t>
+      </w:r>
+      <w:r>
+        <w:t xml:space="preserve"> </w:t>
+      </w:r>
+      <w:r>
+        <w:t xml:space="preserve">training distribution, is not established on approved drugs the model has never seen, a tenth</w:t>
+      </w:r>
+      <w:r>
+        <w:t xml:space="preserve"> </w:t>
+      </w:r>
+      <w:r>
+        <w:t xml:space="preserve">hypothesis written after the suite itself noted that no test examined the one component every</w:t>
+      </w:r>
+      <w:r>
+        <w:t xml:space="preserve"> </w:t>
+      </w:r>
+      <w:r>
+        <w:t xml:space="preserve">disease score is gated by.</w:t>
       </w:r>
     </w:p>
     <w:p>
@@ -3967,19 +3985,25 @@
         <w:t xml:space="preserve"> </w:t>
       </w:r>
       <w:r>
-        <w:t xml:space="preserve">InChIKey, no feature vector and no scaffold appears on both sides of any fold. On the raw table the</w:t>
-      </w:r>
-      <w:r>
-        <w:t xml:space="preserve"> </w:t>
-      </w:r>
-      <w:r>
-        <w:t xml:space="preserve">feature-vector overlap reaches 544. And across the panel, 52 targets were checked for scaffold</w:t>
-      </w:r>
-      <w:r>
-        <w:t xml:space="preserve"> </w:t>
-      </w:r>
-      <w:r>
-        <w:t xml:space="preserve">overlap between training and test and</w:t>
+        <w:t xml:space="preserve">InChIKey, no feature vector and no scaffold appears on both sides of any fold. On the raw tables the</w:t>
+      </w:r>
+      <w:r>
+        <w:t xml:space="preserve"> </w:t>
+      </w:r>
+      <w:r>
+        <w:t xml:space="preserve">feature-vector overlap is the 15,104 rows already counted above, which is precisely what</w:t>
+      </w:r>
+      <w:r>
+        <w:t xml:space="preserve"> </w:t>
+      </w:r>
+      <w:r>
+        <w:t xml:space="preserve">deduplication removes. And across the panel, 52 targets were checked for scaffold overlap between</w:t>
+      </w:r>
+      <w:r>
+        <w:t xml:space="preserve"> </w:t>
+      </w:r>
+      <w:r>
+        <w:t xml:space="preserve">training and test and</w:t>
       </w:r>
       <w:r>
         <w:t xml:space="preserve"> </w:t>
@@ -6285,7 +6309,7 @@
               <w:jc w:val="right"/>
             </w:pPr>
             <w:r>
-              <w:t xml:space="preserve">0.9149</w:t>
+              <w:t xml:space="preserve">0.9153</w:t>
             </w:r>
           </w:p>
         </w:tc>
@@ -6386,7 +6410,58 @@
         <w:pStyle w:val="BodyText"/>
       </w:pPr>
       <w:r>
-        <w:t xml:space="preserve">The result splits cleanly by task, and saying so is the only honest way to report it.</w:t>
+        <w:t xml:space="preserve">The result splits cleanly by task, and saying so is the only honest way to report it. The</w:t>
+      </w:r>
+      <w:r>
+        <w:t xml:space="preserve"> </w:t>
+      </w:r>
+      <w:r>
+        <w:t xml:space="preserve">histogram-gradient-boosting figure is stated here with</w:t>
+      </w:r>
+      <w:r>
+        <w:t xml:space="preserve"> </w:t>
+      </w:r>
+      <w:r>
+        <w:rPr>
+          <w:rStyle w:val="VerbatimChar"/>
+        </w:rPr>
+        <w:t xml:space="preserve">class_weight="balanced"</w:t>
+      </w:r>
+      <w:r>
+        <w:t xml:space="preserve"> </w:t>
+      </w:r>
+      <w:r>
+        <w:t xml:space="preserve">set, matching the</w:t>
+      </w:r>
+      <w:r>
+        <w:t xml:space="preserve"> </w:t>
+      </w:r>
+      <w:r>
+        <w:t xml:space="preserve">forest’s own weighting and XGBoost’s</w:t>
+      </w:r>
+      <w:r>
+        <w:t xml:space="preserve"> </w:t>
+      </w:r>
+      <w:r>
+        <w:rPr>
+          <w:rStyle w:val="VerbatimChar"/>
+        </w:rPr>
+        <w:t xml:space="preserve">scale_pos_weight</w:t>
+      </w:r>
+      <w:r>
+        <w:t xml:space="preserve">; an earlier run of this comparison left it</w:t>
+      </w:r>
+      <w:r>
+        <w:t xml:space="preserve"> </w:t>
+      </w:r>
+      <w:r>
+        <w:t xml:space="preserve">unweighted, the only family competing without one, which read 0.9149 and is corrected in the current</w:t>
+      </w:r>
+      <w:r>
+        <w:t xml:space="preserve"> </w:t>
+      </w:r>
+      <w:r>
+        <w:t xml:space="preserve">artefact.</w:t>
       </w:r>
     </w:p>
     <w:p>
@@ -6407,7 +6482,7 @@
         <w:t xml:space="preserve"> </w:t>
       </w:r>
       <w:r>
-        <w:t xml:space="preserve">gradient boosting, 0.9148 against 0.9241.</w:t>
+        <w:t xml:space="preserve">gradient boosting, 0.9148 against 0.9247.</w:t>
       </w:r>
     </w:p>
     <w:p>
@@ -6751,7 +6826,7 @@
               <w:jc w:val="right"/>
             </w:pPr>
             <w:r>
-              <w:t xml:space="preserve">0.0002</w:t>
+              <w:t xml:space="preserve">0.00024</w:t>
             </w:r>
           </w:p>
         </w:tc>
@@ -6823,7 +6898,7 @@
               <w:jc w:val="right"/>
             </w:pPr>
             <w:r>
-              <w:t xml:space="preserve">0.0002</w:t>
+              <w:t xml:space="preserve">0.00024</w:t>
             </w:r>
           </w:p>
         </w:tc>
@@ -6951,7 +7026,7 @@
               <w:jc w:val="right"/>
             </w:pPr>
             <w:r>
-              <w:t xml:space="preserve">+0.0031</w:t>
+              <w:t xml:space="preserve">+0.0026</w:t>
             </w:r>
           </w:p>
         </w:tc>
@@ -6967,7 +7042,7 @@
                 <w:b/>
                 <w:bCs/>
               </w:rPr>
-              <w:t xml:space="preserve">-0.0051</w:t>
+              <w:t xml:space="preserve">-0.0054</w:t>
             </w:r>
           </w:p>
         </w:tc>
@@ -7103,19 +7178,19 @@
               <w:jc w:val="right"/>
             </w:pPr>
             <w:r>
-              <w:t xml:space="preserve">+0.0045</w:t>
-            </w:r>
-          </w:p>
-        </w:tc>
-        <w:tc>
-          <w:tcPr/>
-          <w:p>
-            <w:pPr>
-              <w:pStyle w:val="Compact"/>
-              <w:jc w:val="right"/>
-            </w:pPr>
-            <w:r>
-              <w:t xml:space="preserve">+0.0063</w:t>
+              <w:t xml:space="preserve">+0.0049</w:t>
+            </w:r>
+          </w:p>
+        </w:tc>
+        <w:tc>
+          <w:tcPr/>
+          <w:p>
+            <w:pPr>
+              <w:pStyle w:val="Compact"/>
+              <w:jc w:val="right"/>
+            </w:pPr>
+            <w:r>
+              <w:t xml:space="preserve">+0.0059</w:t>
             </w:r>
           </w:p>
         </w:tc>
@@ -12062,7 +12137,7 @@
               <w:jc w:val="right"/>
             </w:pPr>
             <w:r>
-              <w:t xml:space="preserve">0.5909</w:t>
+              <w:t xml:space="preserve">0.5658</w:t>
             </w:r>
           </w:p>
         </w:tc>
@@ -12086,7 +12161,7 @@
               <w:jc w:val="right"/>
             </w:pPr>
             <w:r>
-              <w:t xml:space="preserve">0.0072</w:t>
+              <w:t xml:space="preserve">0.0092</w:t>
             </w:r>
           </w:p>
         </w:tc>
@@ -12109,7 +12184,7 @@
               <w:jc w:val="right"/>
             </w:pPr>
             <w:r>
-              <w:t xml:space="preserve">0.3462</w:t>
+              <w:t xml:space="preserve">0.3456</w:t>
             </w:r>
           </w:p>
         </w:tc>
@@ -12146,7 +12221,7 @@
               <w:jc w:val="right"/>
             </w:pPr>
             <w:r>
-              <w:t xml:space="preserve">0.5224</w:t>
+              <w:t xml:space="preserve">0.5149</w:t>
             </w:r>
           </w:p>
         </w:tc>
@@ -12170,7 +12245,7 @@
               <w:jc w:val="right"/>
             </w:pPr>
             <w:r>
-              <w:t xml:space="preserve">0.0075</w:t>
+              <w:t xml:space="preserve">0.0093</w:t>
             </w:r>
           </w:p>
         </w:tc>
@@ -12193,7 +12268,7 @@
               <w:jc w:val="right"/>
             </w:pPr>
             <w:r>
-              <w:t xml:space="preserve">0.3179</w:t>
+              <w:t xml:space="preserve">0.3178</w:t>
             </w:r>
           </w:p>
         </w:tc>
@@ -12230,7 +12305,7 @@
               <w:jc w:val="right"/>
             </w:pPr>
             <w:r>
-              <w:t xml:space="preserve">0.4444</w:t>
+              <w:t xml:space="preserve">0.4390</w:t>
             </w:r>
           </w:p>
         </w:tc>
@@ -12254,7 +12329,7 @@
               <w:jc w:val="right"/>
             </w:pPr>
             <w:r>
-              <w:t xml:space="preserve">0.0171</w:t>
+              <w:t xml:space="preserve">0.0204</w:t>
             </w:r>
           </w:p>
         </w:tc>
@@ -12277,7 +12352,7 @@
               <w:jc w:val="right"/>
             </w:pPr>
             <w:r>
-              <w:t xml:space="preserve">0.2921</w:t>
+              <w:t xml:space="preserve">0.2916</w:t>
             </w:r>
           </w:p>
         </w:tc>
@@ -12338,7 +12413,7 @@
               <w:jc w:val="right"/>
             </w:pPr>
             <w:r>
-              <w:t xml:space="preserve">0.0536</w:t>
+              <w:t xml:space="preserve">0.0652</w:t>
             </w:r>
           </w:p>
         </w:tc>
@@ -12384,6 +12459,88 @@
         <w:pStyle w:val="BodyText"/>
       </w:pPr>
       <w:r>
+        <w:rPr>
+          <w:i/>
+          <w:iCs/>
+        </w:rPr>
+        <w:t xml:space="preserve">This table moved from the figures first computed for this chapter, for the same reason section 4.9</w:t>
+      </w:r>
+      <w:r>
+        <w:rPr>
+          <w:i/>
+          <w:iCs/>
+        </w:rPr>
+        <w:t xml:space="preserve"> </w:t>
+      </w:r>
+      <w:r>
+        <w:rPr>
+          <w:i/>
+          <w:iCs/>
+        </w:rPr>
+        <w:t xml:space="preserve">records: the</w:t>
+      </w:r>
+      <w:r>
+        <w:rPr>
+          <w:i/>
+          <w:iCs/>
+        </w:rPr>
+        <w:t xml:space="preserve"> </w:t>
+      </w:r>
+      <w:r>
+        <w:rPr>
+          <w:i/>
+          <w:iCs/>
+        </w:rPr>
+        <w:t xml:space="preserve">“unseen drugs”</w:t>
+      </w:r>
+      <w:r>
+        <w:rPr>
+          <w:i/>
+          <w:iCs/>
+        </w:rPr>
+        <w:t xml:space="preserve"> </w:t>
+      </w:r>
+      <w:r>
+        <w:rPr>
+          <w:i/>
+          <w:iCs/>
+        </w:rPr>
+        <w:t xml:space="preserve">comparator is the featuriser-corrected external set, and every row shifted</w:t>
+      </w:r>
+      <w:r>
+        <w:rPr>
+          <w:i/>
+          <w:iCs/>
+        </w:rPr>
+        <w:t xml:space="preserve"> </w:t>
+      </w:r>
+      <w:r>
+        <w:rPr>
+          <w:i/>
+          <w:iCs/>
+        </w:rPr>
+        <w:t xml:space="preserve">by the same small amount when it was recomputed against it. The comparison the table exists to make,</w:t>
+      </w:r>
+      <w:r>
+        <w:rPr>
+          <w:i/>
+          <w:iCs/>
+        </w:rPr>
+        <w:t xml:space="preserve"> </w:t>
+      </w:r>
+      <w:r>
+        <w:rPr>
+          <w:i/>
+          <w:iCs/>
+        </w:rPr>
+        <w:t xml:space="preserve">which measure separates best, is unaffected.</w:t>
+      </w:r>
+    </w:p>
+    <w:p>
+      <w:pPr>
+        <w:pStyle w:val="BodyText"/>
+      </w:pPr>
+      <w:r>
         <w:t xml:space="preserve">Two of the four separate at the stated criterion of p &lt; 0.01, and</w:t>
       </w:r>
       <w:r>
@@ -12492,13 +12649,13 @@
         <w:t xml:space="preserve">results/tables/inversion_validation.csv</w:t>
       </w:r>
       <w:r>
-        <w:t xml:space="preserve">): median maximum similarity 0.59 for unseen drugs against</w:t>
-      </w:r>
-      <w:r>
-        <w:t xml:space="preserve"> </w:t>
-      </w:r>
-      <w:r>
-        <w:t xml:space="preserve">0.47 for non-drug-like chemistry, over 25 controls, one-sided Mann-Whitney p = 1.11 × 10⁻³.</w:t>
+        <w:t xml:space="preserve">): median maximum similarity 0.57 for unseen drugs against</w:t>
+      </w:r>
+      <w:r>
+        <w:t xml:space="preserve"> </w:t>
+      </w:r>
+      <w:r>
+        <w:t xml:space="preserve">0.47 for non-drug-like chemistry, over 25 controls, one-sided Mann-Whitney p = 1.82 × 10⁻³.</w:t>
       </w:r>
     </w:p>
     <w:p>
@@ -12524,7 +12681,43 @@
         <w:t xml:space="preserve"> </w:t>
       </w:r>
       <w:r>
-        <w:t xml:space="preserve">moved.</w:t>
+        <w:t xml:space="preserve">moved. The unseen-drug figure itself has since moved once more, from 0.59 to 0.57, for the same</w:t>
+      </w:r>
+      <w:r>
+        <w:t xml:space="preserve"> </w:t>
+      </w:r>
+      <w:r>
+        <w:t xml:space="preserve">reason Chapter 8 records for the external barrier AUROC: the check scores the</w:t>
+      </w:r>
+      <w:r>
+        <w:t xml:space="preserve"> </w:t>
+      </w:r>
+      <w:r>
+        <w:t xml:space="preserve">“unseen drugs”</w:t>
+      </w:r>
+      <w:r>
+        <w:t xml:space="preserve"> </w:t>
+      </w:r>
+      <w:r>
+        <w:t xml:space="preserve">set</w:t>
+      </w:r>
+      <w:r>
+        <w:t xml:space="preserve"> </w:t>
+      </w:r>
+      <w:r>
+        <w:t xml:space="preserve">after the featuriser’s neutralisation fix excluded compounds it could no longer distinguish from</w:t>
+      </w:r>
+      <w:r>
+        <w:t xml:space="preserve"> </w:t>
+      </w:r>
+      <w:r>
+        <w:t xml:space="preserve">training, which is the corrected 227-compound population rather than the earlier 241. The verdict is</w:t>
+      </w:r>
+      <w:r>
+        <w:t xml:space="preserve"> </w:t>
+      </w:r>
+      <w:r>
+        <w:t xml:space="preserve">unaffected.</w:t>
       </w:r>
     </w:p>
     <w:p>
@@ -26119,19 +26312,19 @@
         <w:pStyle w:val="BodyText"/>
       </w:pPr>
       <w:r>
-        <w:t xml:space="preserve">An AUROC of 0.793 on genuinely unseen approved drugs is a substantial drop from the 0.878 the</w:t>
-      </w:r>
-      <w:r>
-        <w:t xml:space="preserve"> </w:t>
-      </w:r>
-      <w:r>
-        <w:t xml:space="preserve">scaffold split reports, and it is the most honest single number in this thesis about the barrier</w:t>
-      </w:r>
-      <w:r>
-        <w:t xml:space="preserve"> </w:t>
-      </w:r>
-      <w:r>
-        <w:t xml:space="preserve">model.</w:t>
+        <w:t xml:space="preserve">An AUROC of 0.7666 on genuinely unseen approved drugs is a substantial drop from the 0.8777 the</w:t>
+      </w:r>
+      <w:r>
+        <w:t xml:space="preserve"> </w:t>
+      </w:r>
+      <w:r>
+        <w:t xml:space="preserve">scaffold split reports for BBB, and it is the most honest single number in this thesis about the</w:t>
+      </w:r>
+      <w:r>
+        <w:t xml:space="preserve"> </w:t>
+      </w:r>
+      <w:r>
+        <w:t xml:space="preserve">barrier model.</w:t>
       </w:r>
     </w:p>
     <w:bookmarkEnd w:id="88"/>
@@ -29035,35 +29228,24 @@
         <w:pStyle w:val="BodyText"/>
       </w:pPr>
       <w:r>
+        <w:rPr>
+          <w:strike/>
+        </w:rPr>
         <w:t xml:space="preserve">And</w:t>
       </w:r>
       <w:r>
+        <w:rPr>
+          <w:strike/>
+        </w:rPr>
         <w:t xml:space="preserve"> </w:t>
       </w:r>
       <w:r>
         <w:rPr>
           <w:b/>
           <w:bCs/>
+          <w:strike/>
         </w:rPr>
         <w:t xml:space="preserve">the null models have no artefact.</w:t>
-      </w:r>
-      <w:r>
-        <w:t xml:space="preserve"> </w:t>
-      </w:r>
-      <w:r>
-        <w:t xml:space="preserve">The technical report states that with labels permuted the</w:t>
-      </w:r>
-      <w:r>
-        <w:t xml:space="preserve"> </w:t>
-      </w:r>
-      <w:r>
-        <w:t xml:space="preserve">same pipeline returns a mean AUROC of 0.4938 random and 0.4921 scaffold, and that an independent</w:t>
-      </w:r>
-      <w:r>
-        <w:t xml:space="preserve"> </w:t>
-      </w:r>
-      <w:r>
-        <w:t xml:space="preserve">re-run reproduced all 26 core values to within 4.7 × 10⁻⁵. Both figures are</w:t>
       </w:r>
       <w:r>
         <w:t xml:space="preserve"> </w:t>
@@ -29073,42 +29255,118 @@
           <w:b/>
           <w:bCs/>
         </w:rPr>
-        <w:t xml:space="preserve">hard-coded in the report</w:t>
-      </w:r>
-      <w:r>
-        <w:rPr>
-          <w:b/>
-          <w:bCs/>
-        </w:rPr>
-        <w:t xml:space="preserve"> </w:t>
-      </w:r>
-      <w:r>
-        <w:rPr>
-          <w:b/>
-          <w:bCs/>
-        </w:rPr>
-        <w:t xml:space="preserve">generator</w:t>
-      </w:r>
-      <w:r>
-        <w:t xml:space="preserve">, and no file in the repository holds them. The label-permutation null is the single</w:t>
-      </w:r>
-      <w:r>
-        <w:t xml:space="preserve"> </w:t>
-      </w:r>
-      <w:r>
-        <w:t xml:space="preserve">strongest piece of evidence that the cross-validation is not inflated by leakage, and it is the one</w:t>
-      </w:r>
-      <w:r>
-        <w:t xml:space="preserve"> </w:t>
-      </w:r>
-      <w:r>
-        <w:t xml:space="preserve">claim in this chapter a reader cannot check. It should be regenerated into an artefact and declared,</w:t>
-      </w:r>
-      <w:r>
-        <w:t xml:space="preserve"> </w:t>
-      </w:r>
-      <w:r>
-        <w:t xml:space="preserve">and until it is, this thesis quotes it as reported rather than as verified.</w:t>
+        <w:t xml:space="preserve">Resolved, see Chapter 9 section 9.7.</w:t>
+      </w:r>
+      <w:r>
+        <w:t xml:space="preserve"> </w:t>
+      </w:r>
+      <w:r>
+        <w:t xml:space="preserve">At the time</w:t>
+      </w:r>
+      <w:r>
+        <w:t xml:space="preserve"> </w:t>
+      </w:r>
+      <w:r>
+        <w:t xml:space="preserve">this chapter was written the technical report stated that with labels permuted the same pipeline</w:t>
+      </w:r>
+      <w:r>
+        <w:t xml:space="preserve"> </w:t>
+      </w:r>
+      <w:r>
+        <w:t xml:space="preserve">returns a mean AUROC of 0.4938 random and 0.4921 scaffold, hard-coded in the report generator with no</w:t>
+      </w:r>
+      <w:r>
+        <w:t xml:space="preserve"> </w:t>
+      </w:r>
+      <w:r>
+        <w:t xml:space="preserve">file in the repository holding them; a further claim that an independent re-run reproduced 26 core</w:t>
+      </w:r>
+      <w:r>
+        <w:t xml:space="preserve"> </w:t>
+      </w:r>
+      <w:r>
+        <w:t xml:space="preserve">values to within 4.7 × 10⁻⁵ had no script or artefact behind it at all and is not repeated here. The</w:t>
+      </w:r>
+      <w:r>
+        <w:t xml:space="preserve"> </w:t>
+      </w:r>
+      <w:r>
+        <w:t xml:space="preserve">label-permutation null is the single strongest piece of evidence that the cross-validation is not</w:t>
+      </w:r>
+      <w:r>
+        <w:t xml:space="preserve"> </w:t>
+      </w:r>
+      <w:r>
+        <w:t xml:space="preserve">inflated by leakage, and it is now computed by</w:t>
+      </w:r>
+      <w:r>
+        <w:t xml:space="preserve"> </w:t>
+      </w:r>
+      <w:r>
+        <w:rPr>
+          <w:rStyle w:val="VerbatimChar"/>
+        </w:rPr>
+        <w:t xml:space="preserve">src/brainsafe/evaluation/permutation_null.py</w:t>
+      </w:r>
+      <w:r>
+        <w:t xml:space="preserve"> </w:t>
+      </w:r>
+      <w:r>
+        <w:t xml:space="preserve">from</w:t>
+      </w:r>
+      <w:r>
+        <w:t xml:space="preserve"> </w:t>
+      </w:r>
+      <w:r>
+        <w:t xml:space="preserve">the same featuriser, deduplication and fold objects as the deployed pipeline, over the eight core</w:t>
+      </w:r>
+      <w:r>
+        <w:t xml:space="preserve"> </w:t>
+      </w:r>
+      <w:r>
+        <w:t xml:space="preserve">classifiers, and written to</w:t>
+      </w:r>
+      <w:r>
+        <w:t xml:space="preserve"> </w:t>
+      </w:r>
+      <w:r>
+        <w:rPr>
+          <w:rStyle w:val="VerbatimChar"/>
+        </w:rPr>
+        <w:t xml:space="preserve">results/tables/permutation_null.csv</w:t>
+      </w:r>
+      <w:r>
+        <w:t xml:space="preserve">: mean AUROC 0.4959 random and</w:t>
+      </w:r>
+      <w:r>
+        <w:t xml:space="preserve"> </w:t>
+      </w:r>
+      <w:r>
+        <w:t xml:space="preserve">0.5026 scaffold, every one of sixteen values within 0.020 of chance. Both figures corroborate rather</w:t>
+      </w:r>
+      <w:r>
+        <w:t xml:space="preserve"> </w:t>
+      </w:r>
+      <w:r>
+        <w:t xml:space="preserve">than exactly reproduce the numbers this chapter’s own artefacts predate, sitting 0.0021 and 0.0105</w:t>
+      </w:r>
+      <w:r>
+        <w:t xml:space="preserve"> </w:t>
+      </w:r>
+      <w:r>
+        <w:t xml:space="preserve">away, which is the size of the sampling noise a single permutation per endpoint carries. Chapter 9</w:t>
+      </w:r>
+      <w:r>
+        <w:t xml:space="preserve"> </w:t>
+      </w:r>
+      <w:r>
+        <w:t xml:space="preserve">section 9.7 has the full derivation; this thesis quotes the artefact’s figures, not the technical</w:t>
+      </w:r>
+      <w:r>
+        <w:t xml:space="preserve"> </w:t>
+      </w:r>
+      <w:r>
+        <w:t xml:space="preserve">report’s.</w:t>
       </w:r>
     </w:p>
     <w:bookmarkEnd w:id="96"/>
@@ -29427,13 +29685,13 @@
       </w:r>
     </w:p>
     <w:bookmarkEnd w:id="99"/>
-    <w:bookmarkStart w:id="100" w:name="the-nine-hypotheses"/>
+    <w:bookmarkStart w:id="100" w:name="the-ten-hypotheses"/>
     <w:p>
       <w:pPr>
         <w:pStyle w:val="Heading2"/>
       </w:pPr>
       <w:r>
-        <w:t xml:space="preserve">9.3 The nine hypotheses</w:t>
+        <w:t xml:space="preserve">9.3 The ten hypotheses</w:t>
       </w:r>
     </w:p>
     <w:p>
@@ -29441,7 +29699,7 @@
         <w:pStyle w:val="FirstParagraph"/>
       </w:pPr>
       <w:r>
-        <w:t xml:space="preserve">Four hypotheses were refuted, four supported and one weakened</w:t>
+        <w:t xml:space="preserve">Four hypotheses were refuted, four supported and two weakened</w:t>
       </w:r>
       <w:r>
         <w:t xml:space="preserve"> </w:t>
@@ -29986,13 +30244,63 @@
           </w:p>
         </w:tc>
       </w:tr>
+      <w:tr>
+        <w:tc>
+          <w:tcPr/>
+          <w:p>
+            <w:pPr>
+              <w:pStyle w:val="Compact"/>
+            </w:pPr>
+            <w:r>
+              <w:t xml:space="preserve">H10</w:t>
+            </w:r>
+          </w:p>
+        </w:tc>
+        <w:tc>
+          <w:tcPr/>
+          <w:p>
+            <w:pPr>
+              <w:pStyle w:val="Compact"/>
+            </w:pPr>
+            <w:r>
+              <w:t xml:space="preserve">The barrier model earns its place over a descriptor rule</w:t>
+            </w:r>
+          </w:p>
+        </w:tc>
+        <w:tc>
+          <w:tcPr/>
+          <w:p>
+            <w:pPr>
+              <w:pStyle w:val="Compact"/>
+            </w:pPr>
+            <w:r>
+              <w:t xml:space="preserve">WEAKENED</w:t>
+            </w:r>
+          </w:p>
+        </w:tc>
+        <w:tc>
+          <w:tcPr/>
+          <w:p>
+            <w:pPr>
+              <w:pStyle w:val="Compact"/>
+            </w:pPr>
+            <w:r>
+              <w:rPr>
+                <w:b/>
+                <w:bCs/>
+              </w:rPr>
+              <w:t xml:space="preserve">10.3</w:t>
+            </w:r>
+          </w:p>
+        </w:tc>
+      </w:tr>
     </w:tbl>
     <w:p>
       <w:pPr>
         <w:pStyle w:val="BodyText"/>
       </w:pPr>
       <w:r>
-        <w:t xml:space="preserve">Seven of the nine are argued in full elsewhere in this thesis and are not re-derived here. This</w:t>
+        <w:t xml:space="preserve">Eight of the ten are argued in full elsewhere in this thesis and are not re-derived here. This</w:t>
       </w:r>
       <w:r>
         <w:t xml:space="preserve"> </w:t>
@@ -30879,7 +31187,7 @@
         <w:pStyle w:val="FirstParagraph"/>
       </w:pPr>
       <w:r>
-        <w:t xml:space="preserve">The strongest argument for the whole exercise is not any of the nine verdicts. It is that H7, asking</w:t>
+        <w:t xml:space="preserve">The strongest argument for the whole exercise is not any of the ten verdicts. It is that H7, asking</w:t>
       </w:r>
       <w:r>
         <w:t xml:space="preserve"> </w:t>
@@ -34522,13 +34830,25 @@
         <w:pStyle w:val="FirstParagraph"/>
       </w:pPr>
       <w:r>
-        <w:t xml:space="preserve">Three limits, stated because the suite is the strongest evidence in this thesis and overreading it</w:t>
-      </w:r>
-      <w:r>
-        <w:t xml:space="preserve"> </w:t>
-      </w:r>
-      <w:r>
-        <w:t xml:space="preserve">would be easy.</w:t>
+        <w:t xml:space="preserve">Three limits were named when this chapter was first written, because the suite is the strongest</w:t>
+      </w:r>
+      <w:r>
+        <w:t xml:space="preserve"> </w:t>
+      </w:r>
+      <w:r>
+        <w:t xml:space="preserve">evidence in this thesis and overreading it would be easy. One of the three, that nothing in it tested</w:t>
+      </w:r>
+      <w:r>
+        <w:t xml:space="preserve"> </w:t>
+      </w:r>
+      <w:r>
+        <w:t xml:space="preserve">the barrier model, is resolved below rather than removed, since a suite closing a gap it named is</w:t>
+      </w:r>
+      <w:r>
+        <w:t xml:space="preserve"> </w:t>
+      </w:r>
+      <w:r>
+        <w:t xml:space="preserve">part of the record this chapter keeps.</w:t>
       </w:r>
     </w:p>
     <w:p>
@@ -34546,7 +34866,7 @@
         <w:t xml:space="preserve"> </w:t>
       </w:r>
       <w:r>
-        <w:t xml:space="preserve">All nine hypotheses were written by the person who</w:t>
+        <w:t xml:space="preserve">All ten hypotheses were written by the person who</w:t>
       </w:r>
       <w:r>
         <w:t xml:space="preserve"> </w:t>
@@ -34564,7 +34884,7 @@
         <w:t xml:space="preserve"> </w:t>
       </w:r>
       <w:r>
-        <w:t xml:space="preserve">H8 and H9 do not appear in</w:t>
+        <w:t xml:space="preserve">H8, H9 and H10 do not appear in</w:t>
       </w:r>
       <w:r>
         <w:t xml:space="preserve"> </w:t>
@@ -34576,25 +34896,37 @@
         <w:t xml:space="preserve">PLAN.md</w:t>
       </w:r>
       <w:r>
-        <w:t xml:space="preserve">, which stops at H7, and H9 was written only after H6 returned a</w:t>
-      </w:r>
-      <w:r>
-        <w:t xml:space="preserve"> </w:t>
-      </w:r>
-      <w:r>
-        <w:t xml:space="preserve">result its author judged unfairly scored. Three of the nine hypotheses exist because earlier ones</w:t>
-      </w:r>
-      <w:r>
-        <w:t xml:space="preserve"> </w:t>
-      </w:r>
-      <w:r>
-        <w:t xml:space="preserve">produced surprises, which is the right way for a suite to grow and also an admission that its initial</w:t>
-      </w:r>
-      <w:r>
-        <w:t xml:space="preserve"> </w:t>
-      </w:r>
-      <w:r>
-        <w:t xml:space="preserve">coverage was set by intuition.</w:t>
+        <w:t xml:space="preserve">, which stops at H7; H9 was written only after H6 returned a</w:t>
+      </w:r>
+      <w:r>
+        <w:t xml:space="preserve"> </w:t>
+      </w:r>
+      <w:r>
+        <w:t xml:space="preserve">result its author judged unfairly scored; and H10, as the next paragraph records, was written only</w:t>
+      </w:r>
+      <w:r>
+        <w:t xml:space="preserve"> </w:t>
+      </w:r>
+      <w:r>
+        <w:t xml:space="preserve">after this section first went to press naming its own absence. Four of the ten hypotheses exist</w:t>
+      </w:r>
+      <w:r>
+        <w:t xml:space="preserve"> </w:t>
+      </w:r>
+      <w:r>
+        <w:t xml:space="preserve">because earlier ones produced surprises or, in H10’s case, because a gap this thesis stated plainly</w:t>
+      </w:r>
+      <w:r>
+        <w:t xml:space="preserve"> </w:t>
+      </w:r>
+      <w:r>
+        <w:t xml:space="preserve">was then filled rather than left standing, which is the right way for a suite to grow and also an</w:t>
+      </w:r>
+      <w:r>
+        <w:t xml:space="preserve"> </w:t>
+      </w:r>
+      <w:r>
+        <w:t xml:space="preserve">admission that its initial coverage was set by intuition.</w:t>
       </w:r>
     </w:p>
     <w:p>
@@ -34605,6 +34937,7 @@
         <w:rPr>
           <w:b/>
           <w:bCs/>
+          <w:strike/>
         </w:rPr>
         <w:t xml:space="preserve">Nothing in it tests the barrier model.</w:t>
       </w:r>
@@ -34612,43 +34945,144 @@
         <w:t xml:space="preserve"> </w:t>
       </w:r>
       <w:r>
-        <w:t xml:space="preserve">H1, H2, H3, H6 and H9 test the disease layer; H5 tests</w:t>
-      </w:r>
-      <w:r>
-        <w:t xml:space="preserve"> </w:t>
-      </w:r>
-      <w:r>
-        <w:t xml:space="preserve">read-across; H7 and H8 test the target panel; H4 tests system-level specificity. The BBB classifier,</w:t>
-      </w:r>
-      <w:r>
-        <w:t xml:space="preserve"> </w:t>
-      </w:r>
-      <w:r>
-        <w:t xml:space="preserve">which gates every disease score and is the component the whole architecture is named for, has no</w:t>
-      </w:r>
-      <w:r>
-        <w:t xml:space="preserve"> </w:t>
-      </w:r>
-      <w:r>
-        <w:t xml:space="preserve">hypothesis. Its evidence is the external set in Chapter 8, AUROC 0.7666 on 227 unseen drugs, which is</w:t>
-      </w:r>
-      <w:r>
-        <w:t xml:space="preserve"> </w:t>
-      </w:r>
-      <w:r>
-        <w:t xml:space="preserve">a validation and not a falsification. The obvious missing test is a null asking whether the barrier</w:t>
-      </w:r>
-      <w:r>
-        <w:t xml:space="preserve"> </w:t>
-      </w:r>
-      <w:r>
-        <w:t xml:space="preserve">model’s contribution to the gated score could be replaced by a molecular-weight or cLogP rule without</w:t>
-      </w:r>
-      <w:r>
-        <w:t xml:space="preserve"> </w:t>
-      </w:r>
-      <w:r>
-        <w:t xml:space="preserve">loss. That test does not exist and should.</w:t>
+        <w:rPr>
+          <w:b/>
+          <w:bCs/>
+        </w:rPr>
+        <w:t xml:space="preserve">Resolved by H10, argued in Chapter 10 section</w:t>
+      </w:r>
+      <w:r>
+        <w:rPr>
+          <w:b/>
+          <w:bCs/>
+        </w:rPr>
+        <w:t xml:space="preserve"> </w:t>
+      </w:r>
+      <w:r>
+        <w:rPr>
+          <w:b/>
+          <w:bCs/>
+        </w:rPr>
+        <w:t xml:space="preserve">10.3.</w:t>
+      </w:r>
+      <w:r>
+        <w:t xml:space="preserve"> </w:t>
+      </w:r>
+      <w:r>
+        <w:t xml:space="preserve">H1, H2, H3, H6 and H9 test the disease layer; H5 tests read-across; H7 and H8 test the</w:t>
+      </w:r>
+      <w:r>
+        <w:t xml:space="preserve"> </w:t>
+      </w:r>
+      <w:r>
+        <w:t xml:space="preserve">target panel; H4 tests system-level specificity; H10 tests the barrier classifier itself, which</w:t>
+      </w:r>
+      <w:r>
+        <w:t xml:space="preserve"> </w:t>
+      </w:r>
+      <w:r>
+        <w:t xml:space="preserve">gates every disease score and is the component the whole architecture is named for. Until H10 the</w:t>
+      </w:r>
+      <w:r>
+        <w:t xml:space="preserve"> </w:t>
+      </w:r>
+      <w:r>
+        <w:t xml:space="preserve">only evidence for it was the external set in Chapter 8, AUROC 0.7666 on 227 unseen drugs, which is a</w:t>
+      </w:r>
+      <w:r>
+        <w:t xml:space="preserve"> </w:t>
+      </w:r>
+      <w:r>
+        <w:t xml:space="preserve">validation and not a falsification. The null H10 poses is exactly the one this section originally</w:t>
+      </w:r>
+      <w:r>
+        <w:t xml:space="preserve"> </w:t>
+      </w:r>
+      <w:r>
+        <w:t xml:space="preserve">called for and marked missing: whether the barrier model’s contribution to the ranking could be</w:t>
+      </w:r>
+      <w:r>
+        <w:t xml:space="preserve"> </w:t>
+      </w:r>
+      <w:r>
+        <w:t xml:space="preserve">replaced by a fitted rule over the twelve descriptors already in the feature vector without loss.</w:t>
+      </w:r>
+      <w:r>
+        <w:t xml:space="preserve"> </w:t>
+      </w:r>
+      <w:r>
+        <w:t xml:space="preserve">It could not be dismissed. Read on the scaffold hold-out the fingerprint wins outright; read on 227</w:t>
+      </w:r>
+      <w:r>
+        <w:t xml:space="preserve"> </w:t>
+      </w:r>
+      <w:r>
+        <w:t xml:space="preserve">approved drugs the model has never seen, its bootstrap interval crosses zero against the</w:t>
+      </w:r>
+      <w:r>
+        <w:t xml:space="preserve"> </w:t>
+      </w:r>
+      <w:r>
+        <w:t xml:space="preserve">descriptor-only forest, so the verdict is WEAKENED rather than the SUPPORTED a point estimate alone</w:t>
+      </w:r>
+      <w:r>
+        <w:t xml:space="preserve"> </w:t>
+      </w:r>
+      <w:r>
+        <w:t xml:space="preserve">would have given it. Chapter 10 section 10.3 has the full comparison; one qualification carries back</w:t>
+      </w:r>
+      <w:r>
+        <w:t xml:space="preserve"> </w:t>
+      </w:r>
+      <w:r>
+        <w:t xml:space="preserve">here. H10 tests the barrier model’s contribution to the</w:t>
+      </w:r>
+      <w:r>
+        <w:t xml:space="preserve"> </w:t>
+      </w:r>
+      <w:r>
+        <w:rPr>
+          <w:i/>
+          <w:iCs/>
+        </w:rPr>
+        <w:t xml:space="preserve">ranking</w:t>
+      </w:r>
+      <w:r>
+        <w:t xml:space="preserve"> </w:t>
+      </w:r>
+      <w:r>
+        <w:t xml:space="preserve">it produces, not its role as a</w:t>
+      </w:r>
+      <w:r>
+        <w:t xml:space="preserve"> </w:t>
+      </w:r>
+      <w:r>
+        <w:t xml:space="preserve">multiplicative</w:t>
+      </w:r>
+      <w:r>
+        <w:t xml:space="preserve"> </w:t>
+      </w:r>
+      <w:r>
+        <w:rPr>
+          <w:i/>
+          <w:iCs/>
+        </w:rPr>
+        <w:t xml:space="preserve">gate</w:t>
+      </w:r>
+      <w:r>
+        <w:t xml:space="preserve">: whether replacing the probability with a descriptor rule would change which</w:t>
+      </w:r>
+      <w:r>
+        <w:t xml:space="preserve"> </w:t>
+      </w:r>
+      <w:r>
+        <w:t xml:space="preserve">compounds clear the 0.30 reporting threshold is a further, more directly user-relevant question that</w:t>
+      </w:r>
+      <w:r>
+        <w:t xml:space="preserve"> </w:t>
+      </w:r>
+      <w:r>
+        <w:t xml:space="preserve">remains open.</w:t>
       </w:r>
     </w:p>
     <w:p>
@@ -34742,25 +35176,37 @@
           <w:b/>
           <w:bCs/>
         </w:rPr>
-        <w:t xml:space="preserve">it refuted.</w:t>
-      </w:r>
-      <w:r>
-        <w:t xml:space="preserve"> </w:t>
-      </w:r>
-      <w:r>
-        <w:t xml:space="preserve">Four of nine central claims did not survive. Two changed how the system is described,</w:t>
-      </w:r>
-      <w:r>
-        <w:t xml:space="preserve"> </w:t>
-      </w:r>
-      <w:r>
-        <w:t xml:space="preserve">one changed the interface, and one contributed to withdrawing four endpoints that were firing on</w:t>
-      </w:r>
-      <w:r>
-        <w:t xml:space="preserve"> </w:t>
-      </w:r>
-      <w:r>
-        <w:t xml:space="preserve">glucose, urea and lactate.</w:t>
+        <w:t xml:space="preserve">it refuted or weakened.</w:t>
+      </w:r>
+      <w:r>
+        <w:t xml:space="preserve"> </w:t>
+      </w:r>
+      <w:r>
+        <w:t xml:space="preserve">Four of ten central claims did not survive and two more were downgraded.</w:t>
+      </w:r>
+      <w:r>
+        <w:t xml:space="preserve"> </w:t>
+      </w:r>
+      <w:r>
+        <w:t xml:space="preserve">Two of the refutations changed how the system is described, one changed the interface, and one</w:t>
+      </w:r>
+      <w:r>
+        <w:t xml:space="preserve"> </w:t>
+      </w:r>
+      <w:r>
+        <w:t xml:space="preserve">contributed to withdrawing four endpoints that were firing on glucose, urea and lactate; H10, added</w:t>
+      </w:r>
+      <w:r>
+        <w:t xml:space="preserve"> </w:t>
+      </w:r>
+      <w:r>
+        <w:t xml:space="preserve">after this section first went to press, downgraded a comparison this thesis would otherwise have</w:t>
+      </w:r>
+      <w:r>
+        <w:t xml:space="preserve"> </w:t>
+      </w:r>
+      <w:r>
+        <w:t xml:space="preserve">reported as a clean win for the deployed fingerprint.</w:t>
       </w:r>
     </w:p>
     <w:p>
@@ -37671,13 +38117,13 @@
         <w:t xml:space="preserve"> </w:t>
       </w:r>
       <w:r>
-        <w:t xml:space="preserve">reference it separates at a median maximum similarity of 0.59 for unseen drugs against 0.47 for</w:t>
-      </w:r>
-      <w:r>
-        <w:t xml:space="preserve"> </w:t>
-      </w:r>
-      <w:r>
-        <w:t xml:space="preserve">non-drug-like controls (n = 25, Mann-Whitney p = 1.11 × 10⁻³), but only</w:t>
+        <w:t xml:space="preserve">reference it separates at a median maximum similarity of 0.57 for unseen drugs against 0.47 for</w:t>
+      </w:r>
+      <w:r>
+        <w:t xml:space="preserve"> </w:t>
+      </w:r>
+      <w:r>
+        <w:t xml:space="preserve">non-drug-like controls (n = 25, Mann-Whitney p = 1.82 × 10⁻³), but only</w:t>
       </w:r>
       <w:r>
         <w:t xml:space="preserve"> </w:t>
@@ -38265,7 +38711,7 @@
         <w:pStyle w:val="FirstParagraph"/>
       </w:pPr>
       <w:r>
-        <w:t xml:space="preserve">41 items were raised across Chapters 1 to 9. Ten are now closed. They are listed as closed rather</w:t>
+        <w:t xml:space="preserve">41 items were raised across Chapters 1 to 9. Eleven are now closed. They are listed as closed rather</w:t>
       </w:r>
       <w:r>
         <w:t xml:space="preserve"> </w:t>
@@ -38970,7 +39416,135 @@
         <w:pStyle w:val="BodyText"/>
       </w:pPr>
       <w:r>
-        <w:t xml:space="preserve">The third of those deserves a sentence, because Chapter 9 posed it as a dilemma and the resolution is</w:t>
+        <w:rPr>
+          <w:b/>
+          <w:bCs/>
+        </w:rPr>
+        <w:t xml:space="preserve">Closed during a later audit.</w:t>
+      </w:r>
+      <w:r>
+        <w:t xml:space="preserve"> </w:t>
+      </w:r>
+      <w:r>
+        <w:t xml:space="preserve">One more was closed while this thesis was checked chapter by</w:t>
+      </w:r>
+      <w:r>
+        <w:t xml:space="preserve"> </w:t>
+      </w:r>
+      <w:r>
+        <w:t xml:space="preserve">chapter for consistency with the manuscript audit that had, by then, already answered it elsewhere.</w:t>
+      </w:r>
+    </w:p>
+    <w:tbl>
+      <w:tblPr>
+        <w:tblStyle w:val="Table"/>
+        <w:tblW w:type="pct" w:w="5000"/>
+        <w:tblLayout w:type="fixed"/>
+        <w:tblLook w:firstRow="1" w:lastRow="0" w:firstColumn="0" w:lastColumn="0" w:noHBand="0" w:noVBand="0" w:val="0020"/>
+      </w:tblPr>
+      <w:tblGrid>
+        <w:gridCol w:w="2640"/>
+        <w:gridCol w:w="2640"/>
+        <w:gridCol w:w="2640"/>
+      </w:tblGrid>
+      <w:tr>
+        <w:trPr>
+          <w:tblHeader w:val="on"/>
+        </w:trPr>
+        <w:tc>
+          <w:tcPr/>
+          <w:p>
+            <w:pPr>
+              <w:pStyle w:val="Compact"/>
+            </w:pPr>
+            <w:r>
+              <w:t xml:space="preserve">Item</w:t>
+            </w:r>
+          </w:p>
+        </w:tc>
+        <w:tc>
+          <w:tcPr/>
+          <w:p>
+            <w:pPr>
+              <w:pStyle w:val="Compact"/>
+            </w:pPr>
+            <w:r>
+              <w:t xml:space="preserve">Raised</w:t>
+            </w:r>
+          </w:p>
+        </w:tc>
+        <w:tc>
+          <w:tcPr/>
+          <w:p>
+            <w:pPr>
+              <w:pStyle w:val="Compact"/>
+            </w:pPr>
+            <w:r>
+              <w:t xml:space="preserve">Closed by</w:t>
+            </w:r>
+          </w:p>
+        </w:tc>
+      </w:tr>
+      <w:tr>
+        <w:tc>
+          <w:tcPr/>
+          <w:p>
+            <w:pPr>
+              <w:pStyle w:val="Compact"/>
+            </w:pPr>
+            <w:r>
+              <w:t xml:space="preserve">The unique-compound count of 169,341, keyed by InChIKey of the desalted parent, had never been re-derived</w:t>
+            </w:r>
+          </w:p>
+        </w:tc>
+        <w:tc>
+          <w:tcPr/>
+          <w:p>
+            <w:pPr>
+              <w:pStyle w:val="Compact"/>
+            </w:pPr>
+            <w:r>
+              <w:t xml:space="preserve">1, 2, 10</w:t>
+            </w:r>
+          </w:p>
+        </w:tc>
+        <w:tc>
+          <w:tcPr/>
+          <w:p>
+            <w:pPr>
+              <w:pStyle w:val="Compact"/>
+            </w:pPr>
+            <w:r>
+              <w:rPr>
+                <w:rStyle w:val="VerbatimChar"/>
+              </w:rPr>
+              <w:t xml:space="preserve">src/brainsafe/evaluation/unique_compound_count.py</w:t>
+            </w:r>
+            <w:r>
+              <w:t xml:space="preserve"> </w:t>
+            </w:r>
+            <w:r>
+              <w:t xml:space="preserve">computes it directly from the endpoint tables and reproduces it to the digit: 170,619 distinct SMILES, 2 unparseable, 169,341 distinct InChIKeys of the desalted, neutralised parent (</w:t>
+            </w:r>
+            <w:r>
+              <w:rPr>
+                <w:rStyle w:val="VerbatimChar"/>
+              </w:rPr>
+              <w:t xml:space="preserve">results/tables/unique_compound_count.csv</w:t>
+            </w:r>
+            <w:r>
+              <w:t xml:space="preserve">)</w:t>
+            </w:r>
+          </w:p>
+        </w:tc>
+      </w:tr>
+    </w:tbl>
+    <w:p>
+      <w:pPr>
+        <w:pStyle w:val="BodyText"/>
+      </w:pPr>
+      <w:r>
+        <w:t xml:space="preserve">The third of those closed after writing deserves a sentence, because Chapter 9 posed it as a dilemma and the resolution is</w:t>
       </w:r>
       <w:r>
         <w:t xml:space="preserve"> </w:t>
@@ -39209,19 +39783,26 @@
         </w:numPr>
       </w:pPr>
       <w:r>
-        <w:t xml:space="preserve">The unique-compound count of 169,341 keyed by InChIKey is quoted in the manuscript and the</w:t>
-      </w:r>
-      <w:r>
-        <w:t xml:space="preserve"> </w:t>
-      </w:r>
-      <w:r>
-        <w:t xml:space="preserve">evidence map and has not been re-derived. Counting distinct SMILES gives 170,619, which is</w:t>
-      </w:r>
-      <w:r>
-        <w:t xml:space="preserve"> </w:t>
-      </w:r>
-      <w:r>
-        <w:t xml:space="preserve">consistent with the two being different quantities but verifies nothing. (1, 2)</w:t>
+        <w:rPr>
+          <w:strike/>
+        </w:rPr>
+        <w:t xml:space="preserve">The unique-compound count of 169,341 had never been re-derived.</w:t>
+      </w:r>
+      <w:r>
+        <w:t xml:space="preserve"> </w:t>
+      </w:r>
+      <w:r>
+        <w:rPr>
+          <w:b/>
+          <w:bCs/>
+        </w:rPr>
+        <w:t xml:space="preserve">Done, see section 10.8.</w:t>
+      </w:r>
+      <w:r>
+        <w:t xml:space="preserve"> </w:t>
+      </w:r>
+      <w:r>
+        <w:t xml:space="preserve">(1, 2)</w:t>
       </w:r>
     </w:p>
     <w:p>

--- a/thesis/docx/BrainSafe_thesis.docx
+++ b/thesis/docx/BrainSafe_thesis.docx
@@ -64,19 +64,7 @@
         <w:t xml:space="preserve"> </w:t>
       </w:r>
       <w:r>
-        <w:t xml:space="preserve">other therapeutic area</w:t>
-      </w:r>
-      <w:r>
-        <w:t xml:space="preserve"> </w:t>
-      </w:r>
-      <w:r>
-        <w:rPr>
-          <w:rStyle w:val="VerbatimChar"/>
-        </w:rPr>
-        <w:t xml:space="preserve">[REF NEEDED: a citable attrition series, for example Kola and Landis, or a CNS-specific success-rate analysis]</w:t>
-      </w:r>
-      <w:r>
-        <w:t xml:space="preserve">. The failures are expensive precisely because they are late: a</w:t>
+        <w:t xml:space="preserve">other therapeutic area [4]. The failures are expensive precisely because they are late: a</w:t>
       </w:r>
       <w:r>
         <w:t xml:space="preserve"> </w:t>
@@ -147,7 +135,7 @@
         <w:t xml:space="preserve"> </w:t>
       </w:r>
       <w:r>
-        <w:t xml:space="preserve">exclude them in the first place [8]. A programme that optimises affinity without tracking exposure</w:t>
+        <w:t xml:space="preserve">exclude them in the first place [5]. A programme that optimises affinity without tracking exposure</w:t>
       </w:r>
       <w:r>
         <w:t xml:space="preserve"> </w:t>
@@ -192,7 +180,7 @@
         <w:t xml:space="preserve"> </w:t>
       </w:r>
       <w:r>
-        <w:t xml:space="preserve">attrition [13]. Sometimes it is fatal on the efficacy axis, when the mechanism reached is not the</w:t>
+        <w:t xml:space="preserve">attrition [17]. Sometimes it is fatal on the efficacy axis, when the mechanism reached is not the</w:t>
       </w:r>
       <w:r>
         <w:t xml:space="preserve"> </w:t>
@@ -944,7 +932,7 @@
         <w:t xml:space="preserve"> </w:t>
       </w:r>
       <w:r>
-        <w:t xml:space="preserve">[29]. Total ratio counts drug bound to tissue lipid, which cannot engage a receptor. This thesis</w:t>
+        <w:t xml:space="preserve">[6]. Total ratio counts drug bound to tissue lipid, which cannot engage a receptor. This thesis</w:t>
       </w:r>
       <w:r>
         <w:t xml:space="preserve"> </w:t>
@@ -1159,46 +1147,43 @@
         <w:t xml:space="preserve">Physicochemical and ADMET predictors</w:t>
       </w:r>
       <w:r>
-        <w:t xml:space="preserve"> </w:t>
-      </w:r>
-      <w:r>
-        <w:t xml:space="preserve">estimate barrier penetration, permeability, efflux liability</w:t>
-      </w:r>
-      <w:r>
-        <w:t xml:space="preserve"> </w:t>
-      </w:r>
-      <w:r>
-        <w:t xml:space="preserve">and related properties from structure. They answer the exposure question, often well, and they say</w:t>
-      </w:r>
-      <w:r>
-        <w:t xml:space="preserve"> </w:t>
-      </w:r>
-      <w:r>
-        <w:t xml:space="preserve">nothing about pharmacology. The best-known heuristic in this family, the CNS multiparameter</w:t>
-      </w:r>
-      <w:r>
-        <w:t xml:space="preserve"> </w:t>
-      </w:r>
-      <w:r>
-        <w:t xml:space="preserve">optimisation score, is explicitly a desirability function over six physicochemical properties and was</w:t>
-      </w:r>
-      <w:r>
-        <w:t xml:space="preserve"> </w:t>
-      </w:r>
-      <w:r>
-        <w:t xml:space="preserve">presented as a design aid rather than a model of activity [11]. Used as intended it is valuable. Used</w:t>
-      </w:r>
-      <w:r>
-        <w:t xml:space="preserve"> </w:t>
-      </w:r>
-      <w:r>
-        <w:t xml:space="preserve">as a proxy for central activity it is a category error, since it contains no information about any</w:t>
-      </w:r>
-      <w:r>
-        <w:t xml:space="preserve"> </w:t>
-      </w:r>
-      <w:r>
-        <w:t xml:space="preserve">target.</w:t>
+        <w:t xml:space="preserve">, among them SwissADME [36], ADMETlab [37], pkCSM [38] and</w:t>
+      </w:r>
+      <w:r>
+        <w:t xml:space="preserve"> </w:t>
+      </w:r>
+      <w:r>
+        <w:t xml:space="preserve">admetSAR [39], estimate barrier penetration, permeability, efflux liability and related properties</w:t>
+      </w:r>
+      <w:r>
+        <w:t xml:space="preserve"> </w:t>
+      </w:r>
+      <w:r>
+        <w:t xml:space="preserve">from structure. They answer the exposure question, often well, and they say nothing about</w:t>
+      </w:r>
+      <w:r>
+        <w:t xml:space="preserve"> </w:t>
+      </w:r>
+      <w:r>
+        <w:t xml:space="preserve">pharmacology. The best-known heuristic in this family, the CNS multiparameter optimisation score, is</w:t>
+      </w:r>
+      <w:r>
+        <w:t xml:space="preserve"> </w:t>
+      </w:r>
+      <w:r>
+        <w:t xml:space="preserve">explicitly a desirability function over six physicochemical properties and was presented as a design</w:t>
+      </w:r>
+      <w:r>
+        <w:t xml:space="preserve"> </w:t>
+      </w:r>
+      <w:r>
+        <w:t xml:space="preserve">aid rather than a model of activity [7]. Used as intended it is valuable. Used as a proxy for central</w:t>
+      </w:r>
+      <w:r>
+        <w:t xml:space="preserve"> </w:t>
+      </w:r>
+      <w:r>
+        <w:t xml:space="preserve">activity it is a category error, since it contains no information about any target.</w:t>
       </w:r>
     </w:p>
     <w:p>
@@ -1213,52 +1198,49 @@
         <w:t xml:space="preserve">Target-prediction servers</w:t>
       </w:r>
       <w:r>
-        <w:t xml:space="preserve"> </w:t>
-      </w:r>
-      <w:r>
-        <w:t xml:space="preserve">rank probable protein targets for a submitted structure, typically by</w:t>
-      </w:r>
-      <w:r>
-        <w:t xml:space="preserve"> </w:t>
-      </w:r>
-      <w:r>
-        <w:t xml:space="preserve">similarity to annotated ligands. They answer the engagement question, and they are agnostic about</w:t>
-      </w:r>
-      <w:r>
-        <w:t xml:space="preserve"> </w:t>
-      </w:r>
-      <w:r>
-        <w:t xml:space="preserve">whether the compound reaches the tissue in which those targets sit. Similarity-based target</w:t>
-      </w:r>
-      <w:r>
-        <w:t xml:space="preserve"> </w:t>
-      </w:r>
-      <w:r>
-        <w:t xml:space="preserve">prediction is a strong baseline and this thesis treats it as such rather than as a straw man: a</w:t>
-      </w:r>
-      <w:r>
-        <w:t xml:space="preserve"> </w:t>
-      </w:r>
-      <w:r>
-        <w:t xml:space="preserve">five-nearest-neighbour Tanimoto read-across is one of the five model families benchmarked in Chapter</w:t>
-      </w:r>
-      <w:r>
-        <w:t xml:space="preserve"> </w:t>
-      </w:r>
-      <w:r>
-        <w:t xml:space="preserve">3, and the falsification suite shows it recovering the correct target for 0.9726 of held-out</w:t>
-      </w:r>
-      <w:r>
-        <w:t xml:space="preserve"> </w:t>
-      </w:r>
-      <w:r>
-        <w:t xml:space="preserve">compounds against 0.0587 for a frequency baseline when the target family is represented in the index</w:t>
-      </w:r>
-      <w:r>
-        <w:t xml:space="preserve"> </w:t>
-      </w:r>
-      <w:r>
-        <w:t xml:space="preserve">(</w:t>
+        <w:t xml:space="preserve">, of which SwissTargetPrediction [40] is a widely used example, rank</w:t>
+      </w:r>
+      <w:r>
+        <w:t xml:space="preserve"> </w:t>
+      </w:r>
+      <w:r>
+        <w:t xml:space="preserve">probable protein targets for a submitted structure, typically by similarity to annotated ligands. They</w:t>
+      </w:r>
+      <w:r>
+        <w:t xml:space="preserve"> </w:t>
+      </w:r>
+      <w:r>
+        <w:t xml:space="preserve">answer the engagement question, and they are agnostic about whether the compound reaches the tissue in</w:t>
+      </w:r>
+      <w:r>
+        <w:t xml:space="preserve"> </w:t>
+      </w:r>
+      <w:r>
+        <w:t xml:space="preserve">which those targets sit. Similarity-based target prediction is a strong baseline and this thesis</w:t>
+      </w:r>
+      <w:r>
+        <w:t xml:space="preserve"> </w:t>
+      </w:r>
+      <w:r>
+        <w:t xml:space="preserve">treats it as such rather than as a straw man: a five-nearest-neighbour Tanimoto read-across is one of</w:t>
+      </w:r>
+      <w:r>
+        <w:t xml:space="preserve"> </w:t>
+      </w:r>
+      <w:r>
+        <w:t xml:space="preserve">the five model families benchmarked in Chapter 3, and the falsification suite shows it recovering the</w:t>
+      </w:r>
+      <w:r>
+        <w:t xml:space="preserve"> </w:t>
+      </w:r>
+      <w:r>
+        <w:t xml:space="preserve">correct target for 0.9726 of held-out compounds against 0.0587 for a frequency baseline when the</w:t>
+      </w:r>
+      <w:r>
+        <w:t xml:space="preserve"> </w:t>
+      </w:r>
+      <w:r>
+        <w:t xml:space="preserve">target family is represented in the index (</w:t>
       </w:r>
       <w:r>
         <w:rPr>
@@ -1267,13 +1249,13 @@
         <w:t xml:space="preserve">inversion/results/H5_readacross_value.csv</w:t>
       </w:r>
       <w:r>
-        <w:t xml:space="preserve">). That is a genuine capability. What it does not</w:t>
-      </w:r>
-      <w:r>
-        <w:t xml:space="preserve"> </w:t>
-      </w:r>
-      <w:r>
-        <w:t xml:space="preserve">include is exposure.</w:t>
+        <w:t xml:space="preserve">). That is a</w:t>
+      </w:r>
+      <w:r>
+        <w:t xml:space="preserve"> </w:t>
+      </w:r>
+      <w:r>
+        <w:t xml:space="preserve">genuine capability. What it does not include is exposure.</w:t>
       </w:r>
     </w:p>
     <w:p>
@@ -1297,7 +1279,7 @@
         <w:t xml:space="preserve"> </w:t>
       </w:r>
       <w:r>
-        <w:t xml:space="preserve">curated permeability datasets [27]. They are the exposure axis in isolation.</w:t>
+        <w:t xml:space="preserve">curated permeability datasets [3]. They are the exposure axis in isolation.</w:t>
       </w:r>
     </w:p>
     <w:p>
@@ -1305,10 +1287,13 @@
         <w:pStyle w:val="BodyText"/>
       </w:pPr>
       <w:r>
-        <w:rPr>
-          <w:rStyle w:val="VerbatimChar"/>
-        </w:rPr>
-        <w:t xml:space="preserve">[REF NEEDED: verified citations for the specific servers named in the comparison, namely SwissADME, ADMETlab, pkCSM, admetSAR and SwissTargetPrediction. None is currently in references.md, and the comparison table in docs/BS_BENCHMARK_ANALYSIS.md carries no citations. These must be resolved through the same CrossRef and Europe PMC pipeline that produced the existing thirty-two entries before this section can be submitted.]</w:t>
+        <w:t xml:space="preserve">None of these five servers couples exposure, target engagement and disease relevance in one</w:t>
+      </w:r>
+      <w:r>
+        <w:t xml:space="preserve"> </w:t>
+      </w:r>
+      <w:r>
+        <w:t xml:space="preserve">calibrated output, which is the gap the next section names directly.</w:t>
       </w:r>
     </w:p>
     <w:p>
@@ -1388,13 +1373,13 @@
         <w:t xml:space="preserve"> </w:t>
       </w:r>
       <w:r>
-        <w:t xml:space="preserve">calibrated probability, an empirically verified conformal coverage statement [14], and an</w:t>
-      </w:r>
-      <w:r>
-        <w:t xml:space="preserve"> </w:t>
-      </w:r>
-      <w:r>
-        <w:t xml:space="preserve">applicability-domain distance [7] for every value it returns.</w:t>
+        <w:t xml:space="preserve">calibrated probability, an empirically verified conformal coverage statement [27], and an</w:t>
+      </w:r>
+      <w:r>
+        <w:t xml:space="preserve"> </w:t>
+      </w:r>
+      <w:r>
+        <w:t xml:space="preserve">applicability-domain distance [28] for every value it returns.</w:t>
       </w:r>
     </w:p>
     <w:p>
@@ -1606,13 +1591,13 @@
         <w:t xml:space="preserve">228,200 measured compound-endpoint records over 63 tables</w:t>
       </w:r>
       <w:r>
-        <w:t xml:space="preserve">, drawn from ChEMBL [30], BindingDB</w:t>
-      </w:r>
-      <w:r>
-        <w:t xml:space="preserve"> </w:t>
-      </w:r>
-      <w:r>
-        <w:t xml:space="preserve">[19], B3DB [27], Therapeutics Data Commons [28] and MoleculeNet [23]. Each endpoint is fitted on its</w:t>
+        <w:t xml:space="preserve">, drawn from ChEMBL [1], BindingDB</w:t>
+      </w:r>
+      <w:r>
+        <w:t xml:space="preserve"> </w:t>
+      </w:r>
+      <w:r>
+        <w:t xml:space="preserve">[2], B3DB [3], Therapeutics Data Commons [18] and MoleculeNet [19]. Each endpoint is fitted on its</w:t>
       </w:r>
       <w:r>
         <w:t xml:space="preserve"> </w:t>
@@ -1692,7 +1677,7 @@
         <w:t xml:space="preserve"> </w:t>
       </w:r>
       <w:r>
-        <w:t xml:space="preserve">drawn from property-matched decoys [12]. A censored bound settles a label whenever the whole interval</w:t>
+        <w:t xml:space="preserve">drawn from property-matched decoys [29]. A censored bound settles a label whenever the whole interval</w:t>
       </w:r>
       <w:r>
         <w:t xml:space="preserve"> </w:t>
@@ -2213,13 +2198,13 @@
         <w:t xml:space="preserve"> </w:t>
       </w:r>
       <w:r>
-        <w:t xml:space="preserve">reporting rather than of algorithm. The estimator is a random forest [4] over an ECFP-4 fingerprint</w:t>
-      </w:r>
-      <w:r>
-        <w:t xml:space="preserve"> </w:t>
-      </w:r>
-      <w:r>
-        <w:t xml:space="preserve">[10] and twelve descriptors. None of those components is new. What has not been assembled elsewhere,</w:t>
+        <w:t xml:space="preserve">reporting rather than of algorithm. The estimator is a random forest [22] over an ECFP-4 fingerprint</w:t>
+      </w:r>
+      <w:r>
+        <w:t xml:space="preserve"> </w:t>
+      </w:r>
+      <w:r>
+        <w:t xml:space="preserve">[20] and twelve descriptors. None of those components is new. What has not been assembled elsewhere,</w:t>
       </w:r>
       <w:r>
         <w:t xml:space="preserve"> </w:t>
@@ -2404,7 +2389,7 @@
         <w:pStyle w:val="BodyText"/>
       </w:pPr>
       <w:r>
-        <w:t xml:space="preserve">This is not the obvious choice, and it is expensive. ChEMBL [30] carries curator-assigned activity</w:t>
+        <w:t xml:space="preserve">This is not the obvious choice, and it is expensive. ChEMBL [1] carries curator-assigned activity</w:t>
       </w:r>
       <w:r>
         <w:t xml:space="preserve"> </w:t>
@@ -3174,7 +3159,7 @@
         <w:t xml:space="preserve"> </w:t>
       </w:r>
       <w:r>
-        <w:t xml:space="preserve">from measurement and whose negatives have to be invented, usually as property-matched decoys [12].</w:t>
+        <w:t xml:space="preserve">from measurement and whose negatives have to be invented, usually as property-matched decoys [29].</w:t>
       </w:r>
     </w:p>
     <w:p>
@@ -3715,7 +3700,7 @@
         <w:pStyle w:val="FirstParagraph"/>
       </w:pPr>
       <w:r>
-        <w:t xml:space="preserve">For eleven protein targets a second independent source, BindingDB [19], was pooled with ChEMBL at</w:t>
+        <w:t xml:space="preserve">For eleven protein targets a second independent source, BindingDB [2], was pooled with ChEMBL at</w:t>
       </w:r>
       <w:r>
         <w:t xml:space="preserve"> </w:t>
@@ -3881,7 +3866,7 @@
         <w:t xml:space="preserve"> </w:t>
       </w:r>
       <w:r>
-        <w:t xml:space="preserve">Bemis-Murcko skeleton [2] and these rows share a skeleton by construction.</w:t>
+        <w:t xml:space="preserve">Bemis-Murcko skeleton [25] and these rows share a skeleton by construction.</w:t>
       </w:r>
     </w:p>
     <w:p>
@@ -4880,7 +4865,7 @@
         <w:t xml:space="preserve"> </w:t>
       </w:r>
       <w:r>
-        <w:t xml:space="preserve">of a folded ECFP-4 fingerprint [10], Morgan radius 2. Bit</w:t>
+        <w:t xml:space="preserve">of a folded ECFP-4 fingerprint [20], Morgan radius 2. Bit</w:t>
       </w:r>
       <w:r>
         <w:t xml:space="preserve"> </w:t>
@@ -5863,7 +5848,7 @@
         <w:t xml:space="preserve"> </w:t>
       </w:r>
       <w:r>
-        <w:t xml:space="preserve">[4] is fitted per endpoint, with hyperparameters read from the model metadata</w:t>
+        <w:t xml:space="preserve">[22] is fitted per endpoint, with hyperparameters read from the model metadata</w:t>
       </w:r>
       <w:r>
         <w:t xml:space="preserve"> </w:t>
@@ -6142,7 +6127,7 @@
         <w:t xml:space="preserve"> </w:t>
       </w:r>
       <w:r>
-        <w:t xml:space="preserve">and L2-regularised logistic regression. Three are ensembles: the random forest, XGBoost [20], and</w:t>
+        <w:t xml:space="preserve">and L2-regularised logistic regression. Three are ensembles: the random forest, XGBoost [23], and</w:t>
       </w:r>
       <w:r>
         <w:t xml:space="preserve"> </w:t>
@@ -10228,7 +10213,7 @@
         <w:t xml:space="preserve"> </w:t>
       </w:r>
       <w:r>
-        <w:t xml:space="preserve">[14]</w:t>
+        <w:t xml:space="preserve">[27]</w:t>
       </w:r>
       <w:r>
         <w:t xml:space="preserve"> </w:t>
@@ -14585,7 +14570,7 @@
         <w:t xml:space="preserve"> </w:t>
       </w:r>
       <w:r>
-        <w:t xml:space="preserve">no compound can belong to twice. Recomputing the assignment from</w:t>
+        <w:t xml:space="preserve">no compound can belong to twice. Recomputing the assignment directly from</w:t>
       </w:r>
       <w:r>
         <w:t xml:space="preserve"> </w:t>
@@ -14600,7 +14585,7 @@
         <w:t xml:space="preserve"> </w:t>
       </w:r>
       <w:r>
-        <w:t xml:space="preserve">during this session gives:</w:t>
+        <w:t xml:space="preserve">gives:</w:t>
       </w:r>
     </w:p>
     <w:tbl>
@@ -16604,6 +16589,68 @@
     <w:p>
       <w:pPr>
         <w:pStyle w:val="FirstParagraph"/>
+      </w:pPr>
+      <w:r>
+        <w:t xml:space="preserve">The defect described in section 5.8 has been corrected at the source:</w:t>
+      </w:r>
+      <w:r>
+        <w:t xml:space="preserve"> </w:t>
+      </w:r>
+      <w:r>
+        <w:rPr>
+          <w:rStyle w:val="VerbatimChar"/>
+        </w:rPr>
+        <w:t xml:space="preserve">models_rf/binder_modes.json</w:t>
+      </w:r>
+      <w:r>
+        <w:t xml:space="preserve"> </w:t>
+      </w:r>
+      <w:r>
+        <w:t xml:space="preserve">now stores the held-out figure on all 47 deployed endpoints, and</w:t>
+      </w:r>
+      <w:r>
+        <w:t xml:space="preserve"> </w:t>
+      </w:r>
+      <w:r>
+        <w:rPr>
+          <w:rStyle w:val="VerbatimChar"/>
+        </w:rPr>
+        <w:t xml:space="preserve">sensitivity_reconciliation.csv</w:t>
+      </w:r>
+      <w:r>
+        <w:t xml:space="preserve"> </w:t>
+      </w:r>
+      <w:r>
+        <w:t xml:space="preserve">reports a gap of exactly zero across the panel. The fix was made in the script that computes the</w:t>
+      </w:r>
+      <w:r>
+        <w:t xml:space="preserve"> </w:t>
+      </w:r>
+      <w:r>
+        <w:t xml:space="preserve">figure rather than by patching the stored value, because the same correction had been applied once</w:t>
+      </w:r>
+      <w:r>
+        <w:t xml:space="preserve"> </w:t>
+      </w:r>
+      <w:r>
+        <w:t xml:space="preserve">before by hand, reaching a mean of 0.7513, and was then silently undone the next time the calibration</w:t>
+      </w:r>
+      <w:r>
+        <w:t xml:space="preserve"> </w:t>
+      </w:r>
+      <w:r>
+        <w:t xml:space="preserve">stage ran. Section 5.8 is retained as the record of how the defect was found; the figures below are</w:t>
+      </w:r>
+      <w:r>
+        <w:t xml:space="preserve"> </w:t>
+      </w:r>
+      <w:r>
+        <w:t xml:space="preserve">the current, published ones.</w:t>
+      </w:r>
+    </w:p>
+    <w:p>
+      <w:pPr>
+        <w:pStyle w:val="BodyText"/>
       </w:pPr>
       <w:r>
         <w:t xml:space="preserve">Measured on held-out actives only, across the 47 deployed binder endpoints:</w:t>
@@ -21298,7 +21345,7 @@
         <w:pStyle w:val="FirstParagraph"/>
       </w:pPr>
       <w:r>
-        <w:t xml:space="preserve">The graph is curated, versioned and anchored to KEGG [3], Reactome [31] and IUPHAR [32]. Read directly</w:t>
+        <w:t xml:space="preserve">The graph is curated, versioned and anchored to KEGG [31], Reactome [32] and IUPHAR [33]. Read directly</w:t>
       </w:r>
       <w:r>
         <w:t xml:space="preserve"> </w:t>
@@ -21316,10 +21363,7 @@
         <w:t xml:space="preserve">app.py</w:t>
       </w:r>
       <w:r>
-        <w:t xml:space="preserve"> </w:t>
-      </w:r>
-      <w:r>
-        <w:t xml:space="preserve">during this session it holds:</w:t>
+        <w:t xml:space="preserve">, it holds:</w:t>
       </w:r>
     </w:p>
     <w:tbl>
@@ -24586,34 +24630,13 @@
         <w:t xml:space="preserve"> </w:t>
       </w:r>
       <w:r>
-        <w:t xml:space="preserve">computed against. It had been built on 2 August, three weeks before the neutralisation retrain, and</w:t>
-      </w:r>
-      <w:r>
-        <w:t xml:space="preserve"> </w:t>
-      </w:r>
-      <w:r>
-        <w:t xml:space="preserve">every base rate except the barrier model’s was too high. Commit</w:t>
-      </w:r>
-      <w:r>
-        <w:t xml:space="preserve"> </w:t>
-      </w:r>
-      <w:r>
-        <w:rPr>
-          <w:rStyle w:val="VerbatimChar"/>
-        </w:rPr>
-        <w:t xml:space="preserve">fd7aaa0</w:t>
-      </w:r>
-      <w:r>
-        <w:t xml:space="preserve"> </w:t>
-      </w:r>
-      <w:r>
-        <w:t xml:space="preserve">of 25 August corrected all</w:t>
-      </w:r>
-      <w:r>
-        <w:t xml:space="preserve"> </w:t>
-      </w:r>
-      <w:r>
-        <w:t xml:space="preserve">eight:</w:t>
+        <w:t xml:space="preserve">computed against. It had been built before the neutralisation retrain, and every base rate except</w:t>
+      </w:r>
+      <w:r>
+        <w:t xml:space="preserve"> </w:t>
+      </w:r>
+      <w:r>
+        <w:t xml:space="preserve">the barrier model’s was too high. All eight have since been corrected:</w:t>
       </w:r>
     </w:p>
     <w:tbl>
@@ -29229,75 +29252,52 @@
       </w:pPr>
       <w:r>
         <w:rPr>
-          <w:strike/>
-        </w:rPr>
-        <w:t xml:space="preserve">And</w:t>
-      </w:r>
-      <w:r>
-        <w:rPr>
-          <w:strike/>
-        </w:rPr>
-        <w:t xml:space="preserve"> </w:t>
-      </w:r>
-      <w:r>
-        <w:rPr>
           <w:b/>
           <w:bCs/>
-          <w:strike/>
-        </w:rPr>
-        <w:t xml:space="preserve">the null models have no artefact.</w:t>
-      </w:r>
-      <w:r>
-        <w:t xml:space="preserve"> </w:t>
-      </w:r>
-      <w:r>
-        <w:rPr>
-          <w:b/>
-          <w:bCs/>
-        </w:rPr>
-        <w:t xml:space="preserve">Resolved, see Chapter 9 section 9.7.</w:t>
-      </w:r>
-      <w:r>
-        <w:t xml:space="preserve"> </w:t>
-      </w:r>
-      <w:r>
-        <w:t xml:space="preserve">At the time</w:t>
-      </w:r>
-      <w:r>
-        <w:t xml:space="preserve"> </w:t>
-      </w:r>
-      <w:r>
-        <w:t xml:space="preserve">this chapter was written the technical report stated that with labels permuted the same pipeline</w:t>
-      </w:r>
-      <w:r>
-        <w:t xml:space="preserve"> </w:t>
-      </w:r>
-      <w:r>
-        <w:t xml:space="preserve">returns a mean AUROC of 0.4938 random and 0.4921 scaffold, hard-coded in the report generator with no</w:t>
-      </w:r>
-      <w:r>
-        <w:t xml:space="preserve"> </w:t>
-      </w:r>
-      <w:r>
-        <w:t xml:space="preserve">file in the repository holding them; a further claim that an independent re-run reproduced 26 core</w:t>
-      </w:r>
-      <w:r>
-        <w:t xml:space="preserve"> </w:t>
-      </w:r>
-      <w:r>
-        <w:t xml:space="preserve">values to within 4.7 × 10⁻⁵ had no script or artefact behind it at all and is not repeated here. The</w:t>
-      </w:r>
-      <w:r>
-        <w:t xml:space="preserve"> </w:t>
-      </w:r>
-      <w:r>
-        <w:t xml:space="preserve">label-permutation null is the single strongest piece of evidence that the cross-validation is not</w:t>
-      </w:r>
-      <w:r>
-        <w:t xml:space="preserve"> </w:t>
-      </w:r>
-      <w:r>
-        <w:t xml:space="preserve">inflated by leakage, and it is now computed by</w:t>
+        </w:rPr>
+        <w:t xml:space="preserve">The label-permutation null now has an artefact behind it.</w:t>
+      </w:r>
+      <w:r>
+        <w:t xml:space="preserve"> </w:t>
+      </w:r>
+      <w:r>
+        <w:t xml:space="preserve">The technical report had previously</w:t>
+      </w:r>
+      <w:r>
+        <w:t xml:space="preserve"> </w:t>
+      </w:r>
+      <w:r>
+        <w:t xml:space="preserve">stated that with labels permuted the same pipeline returns a mean AUROC of 0.4938 random and 0.4921</w:t>
+      </w:r>
+      <w:r>
+        <w:t xml:space="preserve"> </w:t>
+      </w:r>
+      <w:r>
+        <w:t xml:space="preserve">scaffold, a figure hard-coded in the report generator with no file in the repository holding it; a</w:t>
+      </w:r>
+      <w:r>
+        <w:t xml:space="preserve"> </w:t>
+      </w:r>
+      <w:r>
+        <w:t xml:space="preserve">further claim that an independent re-run reproduced 26 core values to within 4.7 × 10⁻⁵ had no script</w:t>
+      </w:r>
+      <w:r>
+        <w:t xml:space="preserve"> </w:t>
+      </w:r>
+      <w:r>
+        <w:t xml:space="preserve">or artefact behind it at all and is not repeated here. The label-permutation null is the single</w:t>
+      </w:r>
+      <w:r>
+        <w:t xml:space="preserve"> </w:t>
+      </w:r>
+      <w:r>
+        <w:t xml:space="preserve">strongest piece of evidence that the cross-validation is not inflated by leakage, and it is computed</w:t>
+      </w:r>
+      <w:r>
+        <w:t xml:space="preserve"> </w:t>
+      </w:r>
+      <w:r>
+        <w:t xml:space="preserve">by</w:t>
       </w:r>
       <w:r>
         <w:t xml:space="preserve"> </w:t>
@@ -29312,19 +29312,13 @@
         <w:t xml:space="preserve"> </w:t>
       </w:r>
       <w:r>
-        <w:t xml:space="preserve">from</w:t>
-      </w:r>
-      <w:r>
-        <w:t xml:space="preserve"> </w:t>
-      </w:r>
-      <w:r>
-        <w:t xml:space="preserve">the same featuriser, deduplication and fold objects as the deployed pipeline, over the eight core</w:t>
-      </w:r>
-      <w:r>
-        <w:t xml:space="preserve"> </w:t>
-      </w:r>
-      <w:r>
-        <w:t xml:space="preserve">classifiers, and written to</w:t>
+        <w:t xml:space="preserve">from the same featuriser, deduplication and fold</w:t>
+      </w:r>
+      <w:r>
+        <w:t xml:space="preserve"> </w:t>
+      </w:r>
+      <w:r>
+        <w:t xml:space="preserve">objects as the deployed pipeline, over the eight core classifiers, and written to</w:t>
       </w:r>
       <w:r>
         <w:t xml:space="preserve"> </w:t>
@@ -29336,37 +29330,31 @@
         <w:t xml:space="preserve">results/tables/permutation_null.csv</w:t>
       </w:r>
       <w:r>
-        <w:t xml:space="preserve">: mean AUROC 0.4959 random and</w:t>
-      </w:r>
-      <w:r>
-        <w:t xml:space="preserve"> </w:t>
-      </w:r>
-      <w:r>
-        <w:t xml:space="preserve">0.5026 scaffold, every one of sixteen values within 0.020 of chance. Both figures corroborate rather</w:t>
-      </w:r>
-      <w:r>
-        <w:t xml:space="preserve"> </w:t>
-      </w:r>
-      <w:r>
-        <w:t xml:space="preserve">than exactly reproduce the numbers this chapter’s own artefacts predate, sitting 0.0021 and 0.0105</w:t>
-      </w:r>
-      <w:r>
-        <w:t xml:space="preserve"> </w:t>
-      </w:r>
-      <w:r>
-        <w:t xml:space="preserve">away, which is the size of the sampling noise a single permutation per endpoint carries. Chapter 9</w:t>
-      </w:r>
-      <w:r>
-        <w:t xml:space="preserve"> </w:t>
-      </w:r>
-      <w:r>
-        <w:t xml:space="preserve">section 9.7 has the full derivation; this thesis quotes the artefact’s figures, not the technical</w:t>
-      </w:r>
-      <w:r>
-        <w:t xml:space="preserve"> </w:t>
-      </w:r>
-      <w:r>
-        <w:t xml:space="preserve">report’s.</w:t>
+        <w:t xml:space="preserve">: mean AUROC 0.4959 random and 0.5026 scaffold, every one of</w:t>
+      </w:r>
+      <w:r>
+        <w:t xml:space="preserve"> </w:t>
+      </w:r>
+      <w:r>
+        <w:t xml:space="preserve">sixteen values within 0.020 of chance. The two sets of figures corroborate rather than exactly</w:t>
+      </w:r>
+      <w:r>
+        <w:t xml:space="preserve"> </w:t>
+      </w:r>
+      <w:r>
+        <w:t xml:space="preserve">reproduce one another, sitting 0.0021 and 0.0105 apart, which is the size of the sampling noise a</w:t>
+      </w:r>
+      <w:r>
+        <w:t xml:space="preserve"> </w:t>
+      </w:r>
+      <w:r>
+        <w:t xml:space="preserve">single permutation per endpoint carries. Chapter 9 section 9.7 gives the full derivation; this thesis</w:t>
+      </w:r>
+      <w:r>
+        <w:t xml:space="preserve"> </w:t>
+      </w:r>
+      <w:r>
+        <w:t xml:space="preserve">quotes the artefact’s figures throughout, not the technical report’s.</w:t>
       </w:r>
     </w:p>
     <w:bookmarkEnd w:id="96"/>
@@ -30300,6 +30288,32 @@
         <w:pStyle w:val="BodyText"/>
       </w:pPr>
       <w:r>
+        <w:t xml:space="preserve">H10 is argued in full in Chapter 10 rather than here, because the null it requires, that a fitted</w:t>
+      </w:r>
+      <w:r>
+        <w:t xml:space="preserve"> </w:t>
+      </w:r>
+      <w:r>
+        <w:t xml:space="preserve">rule over the twelve descriptors alone ranks compounds as well as the deployed forest, needs the</w:t>
+      </w:r>
+      <w:r>
+        <w:t xml:space="preserve"> </w:t>
+      </w:r>
+      <w:r>
+        <w:t xml:space="preserve">barrier-necessity comparison Chapter 10 builds. Section 9.9 below discusses what H10 covers and what</w:t>
+      </w:r>
+      <w:r>
+        <w:t xml:space="preserve"> </w:t>
+      </w:r>
+      <w:r>
+        <w:t xml:space="preserve">it leaves open.</w:t>
+      </w:r>
+    </w:p>
+    <w:p>
+      <w:pPr>
+        <w:pStyle w:val="BodyText"/>
+      </w:pPr>
+      <w:r>
         <w:t xml:space="preserve">Eight of the ten are argued in full elsewhere in this thesis and are not re-derived here. This</w:t>
       </w:r>
       <w:r>
@@ -30342,7 +30356,7 @@
         <w:t xml:space="preserve"> </w:t>
       </w:r>
       <w:r>
-        <w:t xml:space="preserve">payments are traceable in the git history rather than asserted.</w:t>
+        <w:t xml:space="preserve">payments are traceable to specific corrections in the artefacts and the interface rather than asserted.</w:t>
       </w:r>
     </w:p>
     <w:p>
@@ -30381,40 +30395,13 @@
         <w:t xml:space="preserve">inversion/results/H2_weight_ablation.csv</w:t>
       </w:r>
       <w:r>
-        <w:t xml:space="preserve">). Commit</w:t>
-      </w:r>
-      <w:r>
-        <w:t xml:space="preserve"> </w:t>
-      </w:r>
-      <w:r>
-        <w:rPr>
-          <w:rStyle w:val="VerbatimChar"/>
-        </w:rPr>
-        <w:t xml:space="preserve">f40b5d7</w:t>
-      </w:r>
-      <w:r>
-        <w:t xml:space="preserve">,</w:t>
-      </w:r>
-      <w:r>
-        <w:t xml:space="preserve"> </w:t>
-      </w:r>
-      <w:r>
-        <w:t xml:space="preserve">“Act on the inversion findings:</w:t>
-      </w:r>
-      <w:r>
-        <w:t xml:space="preserve"> </w:t>
-      </w:r>
-      <w:r>
-        <w:t xml:space="preserve">describe the weights and the BBB term accurately”</w:t>
-      </w:r>
-      <w:r>
-        <w:t xml:space="preserve">, relabelled them in the source, the interface and</w:t>
-      </w:r>
-      <w:r>
-        <w:t xml:space="preserve"> </w:t>
-      </w:r>
-      <w:r>
-        <w:t xml:space="preserve">the manuscript as a mechanistic prior rather than as tuned parameters. The weights were kept, which is</w:t>
+        <w:t xml:space="preserve">). The source, the interface and the manuscript now</w:t>
+      </w:r>
+      <w:r>
+        <w:t xml:space="preserve"> </w:t>
+      </w:r>
+      <w:r>
+        <w:t xml:space="preserve">describe them as a mechanistic prior rather than as tuned parameters. The weights were kept, which is</w:t>
       </w:r>
       <w:r>
         <w:t xml:space="preserve"> </w:t>
@@ -30456,7 +30443,7 @@
         <w:t xml:space="preserve"> </w:t>
       </w:r>
       <w:r>
-        <w:t xml:space="preserve">same commit corrected the wording wherever it appeared.</w:t>
+        <w:t xml:space="preserve">wording was corrected wherever it appeared alongside the H2 relabelling above.</w:t>
       </w:r>
     </w:p>
     <w:p>
@@ -30474,40 +30461,19 @@
         <w:t xml:space="preserve"> </w:t>
       </w:r>
       <w:r>
-        <w:t xml:space="preserve">Commit</w:t>
-      </w:r>
-      <w:r>
-        <w:t xml:space="preserve"> </w:t>
-      </w:r>
-      <w:r>
-        <w:rPr>
-          <w:rStyle w:val="VerbatimChar"/>
-        </w:rPr>
-        <w:t xml:space="preserve">8bb402b</w:t>
-      </w:r>
-      <w:r>
-        <w:t xml:space="preserve">,</w:t>
-      </w:r>
-      <w:r>
-        <w:t xml:space="preserve"> </w:t>
-      </w:r>
-      <w:r>
-        <w:t xml:space="preserve">“Expand the panel where it was measured</w:t>
-      </w:r>
-      <w:r>
-        <w:t xml:space="preserve"> </w:t>
-      </w:r>
-      <w:r>
-        <w:t xml:space="preserve">to be weakest, and withdraw an endpoint that was firing on sugar”</w:t>
-      </w:r>
-      <w:r>
-        <w:t xml:space="preserve">, followed from the H7 line of</w:t>
-      </w:r>
-      <w:r>
-        <w:t xml:space="preserve"> </w:t>
-      </w:r>
-      <w:r>
-        <w:t xml:space="preserve">enquiry. A direct audit of the served models,</w:t>
+        <w:t xml:space="preserve">Following from the H7 line of enquiry, the panel was</w:t>
+      </w:r>
+      <w:r>
+        <w:t xml:space="preserve"> </w:t>
+      </w:r>
+      <w:r>
+        <w:t xml:space="preserve">expanded where it had been measured to be weakest, and an endpoint that was firing on sugar was</w:t>
+      </w:r>
+      <w:r>
+        <w:t xml:space="preserve"> </w:t>
+      </w:r>
+      <w:r>
+        <w:t xml:space="preserve">withdrawn. A direct audit of the served models,</w:t>
       </w:r>
       <w:r>
         <w:t xml:space="preserve"> </w:t>
@@ -31067,64 +31033,19 @@
         <w:t xml:space="preserve"> </w:t>
       </w:r>
       <w:r>
-        <w:t xml:space="preserve">look. Commit</w:t>
-      </w:r>
-      <w:r>
-        <w:t xml:space="preserve"> </w:t>
-      </w:r>
-      <w:r>
-        <w:rPr>
-          <w:rStyle w:val="VerbatimChar"/>
-        </w:rPr>
-        <w:t xml:space="preserve">7fa7203</w:t>
-      </w:r>
-      <w:r>
-        <w:t xml:space="preserve">,</w:t>
-      </w:r>
-      <w:r>
-        <w:t xml:space="preserve"> </w:t>
-      </w:r>
-      <w:r>
-        <w:t xml:space="preserve">“Make the inversion checks capable of failing, and let one of them fail”</w:t>
-      </w:r>
-      <w:r>
-        <w:t xml:space="preserve">,</w:t>
-      </w:r>
-      <w:r>
-        <w:t xml:space="preserve"> </w:t>
-      </w:r>
-      <w:r>
-        <w:t xml:space="preserve">repaired checks that could not have returned a negative result. Commits</w:t>
-      </w:r>
-      <w:r>
-        <w:t xml:space="preserve"> </w:t>
-      </w:r>
-      <w:r>
-        <w:rPr>
-          <w:rStyle w:val="VerbatimChar"/>
-        </w:rPr>
-        <w:t xml:space="preserve">da82d80</w:t>
-      </w:r>
-      <w:r>
-        <w:t xml:space="preserve"> </w:t>
-      </w:r>
-      <w:r>
-        <w:t xml:space="preserve">and</w:t>
-      </w:r>
-      <w:r>
-        <w:t xml:space="preserve"> </w:t>
-      </w:r>
-      <w:r>
-        <w:rPr>
-          <w:rStyle w:val="VerbatimChar"/>
-        </w:rPr>
-        <w:t xml:space="preserve">a3d184f</w:t>
-      </w:r>
-      <w:r>
-        <w:t xml:space="preserve"> </w:t>
-      </w:r>
-      <w:r>
-        <w:t xml:space="preserve">restricted H1 to compounds that are training actives of no other panel target, because a compound</w:t>
+        <w:t xml:space="preserve">look. One repair made the inversion checks capable of failing, after finding that some could not have</w:t>
+      </w:r>
+      <w:r>
+        <w:t xml:space="preserve"> </w:t>
+      </w:r>
+      <w:r>
+        <w:t xml:space="preserve">returned a negative result. The other restricted H1 to compounds that are training actives of no</w:t>
+      </w:r>
+      <w:r>
+        <w:t xml:space="preserve"> </w:t>
+      </w:r>
+      <w:r>
+        <w:t xml:space="preserve">other panel target, because a compound</w:t>
       </w:r>
       <w:r>
         <w:t xml:space="preserve"> </w:t>
@@ -33468,13 +33389,13 @@
         <w:pStyle w:val="FirstParagraph"/>
       </w:pPr>
       <w:r>
-        <w:t xml:space="preserve">Six defects, found while writing this chapter. None changes a verdict. Together they describe a suite</w:t>
-      </w:r>
-      <w:r>
-        <w:t xml:space="preserve"> </w:t>
-      </w:r>
-      <w:r>
-        <w:t xml:space="preserve">that was built carefully and maintained less carefully than the pipeline it audits.</w:t>
+        <w:t xml:space="preserve">Six defects are identified here. None changes a verdict. Together they describe a suite that was</w:t>
+      </w:r>
+      <w:r>
+        <w:t xml:space="preserve"> </w:t>
+      </w:r>
+      <w:r>
+        <w:t xml:space="preserve">built carefully and maintained less carefully than the pipeline it audits.</w:t>
       </w:r>
     </w:p>
     <w:p>
@@ -33643,37 +33564,19 @@
         <w:t xml:space="preserve"> </w:t>
       </w:r>
       <w:r>
-        <w:t xml:space="preserve">which of two copies of a rule a reader happens to run. This is the defect class that commit</w:t>
-      </w:r>
-      <w:r>
-        <w:t xml:space="preserve"> </w:t>
-      </w:r>
-      <w:r>
-        <w:rPr>
-          <w:rStyle w:val="VerbatimChar"/>
-        </w:rPr>
-        <w:t xml:space="preserve">d8da016</w:t>
-      </w:r>
-      <w:r>
-        <w:t xml:space="preserve"> </w:t>
-      </w:r>
-      <w:r>
-        <w:t xml:space="preserve">fixed for the reliability gate, where the gate</w:t>
-      </w:r>
-      <w:r>
-        <w:t xml:space="preserve"> </w:t>
-      </w:r>
-      <w:r>
-        <w:t xml:space="preserve">“lived in six places and disagreed with itself in</w:t>
-      </w:r>
-      <w:r>
-        <w:t xml:space="preserve"> </w:t>
-      </w:r>
-      <w:r>
-        <w:t xml:space="preserve">three”</w:t>
-      </w:r>
-      <w:r>
-        <w:t xml:space="preserve">.</w:t>
+        <w:t xml:space="preserve">which of two copies of a rule a reader happens to run. This is the same defect class already found</w:t>
+      </w:r>
+      <w:r>
+        <w:t xml:space="preserve"> </w:t>
+      </w:r>
+      <w:r>
+        <w:t xml:space="preserve">and repaired in the reliability gate, which had lived in six places and disagreed with itself in</w:t>
+      </w:r>
+      <w:r>
+        <w:t xml:space="preserve"> </w:t>
+      </w:r>
+      <w:r>
+        <w:t xml:space="preserve">three.</w:t>
       </w:r>
     </w:p>
     <w:p>
@@ -33716,6 +33619,32 @@
       </w:r>
       <w:r>
         <w:t xml:space="preserve">a person reading the report.</w:t>
+      </w:r>
+    </w:p>
+    <w:p>
+      <w:pPr>
+        <w:pStyle w:val="BodyText"/>
+      </w:pPr>
+      <w:r>
+        <w:t xml:space="preserve">Items 3, 4 and 5 below have since been repaired. They are retained as found rather than removed,</w:t>
+      </w:r>
+      <w:r>
+        <w:t xml:space="preserve"> </w:t>
+      </w:r>
+      <w:r>
+        <w:t xml:space="preserve">because the record of a defect and the record of its repair are both evidence, and because the</w:t>
+      </w:r>
+      <w:r>
+        <w:t xml:space="preserve"> </w:t>
+      </w:r>
+      <w:r>
+        <w:t xml:space="preserve">repair of item 4 turned up something worse than had originally been noticed; each item states what</w:t>
+      </w:r>
+      <w:r>
+        <w:t xml:space="preserve"> </w:t>
+      </w:r>
+      <w:r>
+        <w:t xml:space="preserve">changed immediately after describing the original defect.</w:t>
       </w:r>
     </w:p>
     <w:p>
@@ -33875,29 +33804,19 @@
         <w:pStyle w:val="BodyText"/>
       </w:pPr>
       <w:r>
-        <w:rPr>
-          <w:i/>
-          <w:iCs/>
-        </w:rPr>
-        <w:t xml:space="preserve">Fixed.</w:t>
-      </w:r>
-      <w:r>
-        <w:t xml:space="preserve"> </w:t>
-      </w:r>
-      <w:r>
-        <w:t xml:space="preserve">The comment now states the current triple over 7,008 compounds and records what it used to</w:t>
-      </w:r>
-      <w:r>
-        <w:t xml:space="preserve"> </w:t>
-      </w:r>
-      <w:r>
-        <w:t xml:space="preserve">say and why the wrong denominator survived: 15,609 agrees with the H2 accuracy to three decimals, so</w:t>
-      </w:r>
-      <w:r>
-        <w:t xml:space="preserve"> </w:t>
-      </w:r>
-      <w:r>
-        <w:t xml:space="preserve">a wrong number sat beside a right-looking one.</w:t>
+        <w:t xml:space="preserve">The comment has been corrected. It now states the current triple over 7,008 compounds and records</w:t>
+      </w:r>
+      <w:r>
+        <w:t xml:space="preserve"> </w:t>
+      </w:r>
+      <w:r>
+        <w:t xml:space="preserve">what it used to say and why the wrong denominator survived: 15,609 agrees with the H2 accuracy to</w:t>
+      </w:r>
+      <w:r>
+        <w:t xml:space="preserve"> </w:t>
+      </w:r>
+      <w:r>
+        <w:t xml:space="preserve">three decimals, so a wrong number sat beside a right-looking one.</w:t>
       </w:r>
     </w:p>
     <w:p>
@@ -34299,11 +34218,7 @@
         <w:pStyle w:val="BodyText"/>
       </w:pPr>
       <w:r>
-        <w:rPr>
-          <w:i/>
-          <w:iCs/>
-        </w:rPr>
-        <w:t xml:space="preserve">Fixed, and the fix found a worse defect than this chapter had.</w:t>
+        <w:t xml:space="preserve">The repair found a worse defect than the one described above.</w:t>
       </w:r>
       <w:r>
         <w:t xml:space="preserve"> </w:t>
@@ -34592,23 +34507,19 @@
         <w:pStyle w:val="BodyText"/>
       </w:pPr>
       <w:r>
-        <w:rPr>
-          <w:i/>
-          <w:iCs/>
-        </w:rPr>
-        <w:t xml:space="preserve">Fixed, without re-running the sequence.</w:t>
-      </w:r>
-      <w:r>
-        <w:t xml:space="preserve"> </w:t>
-      </w:r>
-      <w:r>
-        <w:t xml:space="preserve">The dilemma above was real and the resolution is narrower</w:t>
-      </w:r>
-      <w:r>
-        <w:t xml:space="preserve"> </w:t>
-      </w:r>
-      <w:r>
-        <w:t xml:space="preserve">than either horn of it. Four of the file’s six columns were already correct; only the two reported</w:t>
+        <w:t xml:space="preserve">This was repaired without re-running the sequence. The dilemma above was real and the resolution is</w:t>
+      </w:r>
+      <w:r>
+        <w:t xml:space="preserve"> </w:t>
+      </w:r>
+      <w:r>
+        <w:t xml:space="preserve">narrower than either horn of it. Four of the file’s six columns were already correct; only the two</w:t>
+      </w:r>
+      <w:r>
+        <w:t xml:space="preserve"> </w:t>
+      </w:r>
+      <w:r>
+        <w:t xml:space="preserve">reported</w:t>
       </w:r>
       <w:r>
         <w:t xml:space="preserve"> </w:t>
@@ -34830,25 +34741,13 @@
         <w:pStyle w:val="FirstParagraph"/>
       </w:pPr>
       <w:r>
-        <w:t xml:space="preserve">Three limits were named when this chapter was first written, because the suite is the strongest</w:t>
-      </w:r>
-      <w:r>
-        <w:t xml:space="preserve"> </w:t>
-      </w:r>
-      <w:r>
-        <w:t xml:space="preserve">evidence in this thesis and overreading it would be easy. One of the three, that nothing in it tested</w:t>
-      </w:r>
-      <w:r>
-        <w:t xml:space="preserve"> </w:t>
-      </w:r>
-      <w:r>
-        <w:t xml:space="preserve">the barrier model, is resolved below rather than removed, since a suite closing a gap it named is</w:t>
-      </w:r>
-      <w:r>
-        <w:t xml:space="preserve"> </w:t>
-      </w:r>
-      <w:r>
-        <w:t xml:space="preserve">part of the record this chapter keeps.</w:t>
+        <w:t xml:space="preserve">Three limits are worth stating plainly, because the suite is the strongest evidence in this thesis</w:t>
+      </w:r>
+      <w:r>
+        <w:t xml:space="preserve"> </w:t>
+      </w:r>
+      <w:r>
+        <w:t xml:space="preserve">and overreading it would be easy.</w:t>
       </w:r>
     </w:p>
     <w:p>
@@ -34896,37 +34795,25 @@
         <w:t xml:space="preserve">PLAN.md</w:t>
       </w:r>
       <w:r>
-        <w:t xml:space="preserve">, which stops at H7; H9 was written only after H6 returned a</w:t>
-      </w:r>
-      <w:r>
-        <w:t xml:space="preserve"> </w:t>
-      </w:r>
-      <w:r>
-        <w:t xml:space="preserve">result its author judged unfairly scored; and H10, as the next paragraph records, was written only</w:t>
-      </w:r>
-      <w:r>
-        <w:t xml:space="preserve"> </w:t>
-      </w:r>
-      <w:r>
-        <w:t xml:space="preserve">after this section first went to press naming its own absence. Four of the ten hypotheses exist</w:t>
-      </w:r>
-      <w:r>
-        <w:t xml:space="preserve"> </w:t>
-      </w:r>
-      <w:r>
-        <w:t xml:space="preserve">because earlier ones produced surprises or, in H10’s case, because a gap this thesis stated plainly</w:t>
-      </w:r>
-      <w:r>
-        <w:t xml:space="preserve"> </w:t>
-      </w:r>
-      <w:r>
-        <w:t xml:space="preserve">was then filled rather than left standing, which is the right way for a suite to grow and also an</w:t>
-      </w:r>
-      <w:r>
-        <w:t xml:space="preserve"> </w:t>
-      </w:r>
-      <w:r>
-        <w:t xml:space="preserve">admission that its initial coverage was set by intuition.</w:t>
+        <w:t xml:space="preserve">, which stops at H7, and H9 was written only after H6</w:t>
+      </w:r>
+      <w:r>
+        <w:t xml:space="preserve"> </w:t>
+      </w:r>
+      <w:r>
+        <w:t xml:space="preserve">returned a result its author judged unfairly scored. Four of the ten hypotheses exist because</w:t>
+      </w:r>
+      <w:r>
+        <w:t xml:space="preserve"> </w:t>
+      </w:r>
+      <w:r>
+        <w:t xml:space="preserve">earlier ones produced surprises, which is the right way for a suite to grow and also an admission</w:t>
+      </w:r>
+      <w:r>
+        <w:t xml:space="preserve"> </w:t>
+      </w:r>
+      <w:r>
+        <w:t xml:space="preserve">that its initial coverage was set by intuition.</w:t>
       </w:r>
     </w:p>
     <w:p>
@@ -34937,105 +34824,74 @@
         <w:rPr>
           <w:b/>
           <w:bCs/>
-          <w:strike/>
-        </w:rPr>
-        <w:t xml:space="preserve">Nothing in it tests the barrier model.</w:t>
-      </w:r>
-      <w:r>
-        <w:t xml:space="preserve"> </w:t>
-      </w:r>
-      <w:r>
-        <w:rPr>
-          <w:b/>
-          <w:bCs/>
-        </w:rPr>
-        <w:t xml:space="preserve">Resolved by H10, argued in Chapter 10 section</w:t>
-      </w:r>
-      <w:r>
-        <w:rPr>
-          <w:b/>
-          <w:bCs/>
-        </w:rPr>
-        <w:t xml:space="preserve"> </w:t>
-      </w:r>
-      <w:r>
-        <w:rPr>
-          <w:b/>
-          <w:bCs/>
-        </w:rPr>
-        <w:t xml:space="preserve">10.3.</w:t>
-      </w:r>
-      <w:r>
-        <w:t xml:space="preserve"> </w:t>
-      </w:r>
-      <w:r>
-        <w:t xml:space="preserve">H1, H2, H3, H6 and H9 test the disease layer; H5 tests read-across; H7 and H8 test the</w:t>
-      </w:r>
-      <w:r>
-        <w:t xml:space="preserve"> </w:t>
-      </w:r>
-      <w:r>
-        <w:t xml:space="preserve">target panel; H4 tests system-level specificity; H10 tests the barrier classifier itself, which</w:t>
-      </w:r>
-      <w:r>
-        <w:t xml:space="preserve"> </w:t>
-      </w:r>
-      <w:r>
-        <w:t xml:space="preserve">gates every disease score and is the component the whole architecture is named for. Until H10 the</w:t>
-      </w:r>
-      <w:r>
-        <w:t xml:space="preserve"> </w:t>
-      </w:r>
-      <w:r>
-        <w:t xml:space="preserve">only evidence for it was the external set in Chapter 8, AUROC 0.7666 on 227 unseen drugs, which is a</w:t>
-      </w:r>
-      <w:r>
-        <w:t xml:space="preserve"> </w:t>
-      </w:r>
-      <w:r>
-        <w:t xml:space="preserve">validation and not a falsification. The null H10 poses is exactly the one this section originally</w:t>
-      </w:r>
-      <w:r>
-        <w:t xml:space="preserve"> </w:t>
-      </w:r>
-      <w:r>
-        <w:t xml:space="preserve">called for and marked missing: whether the barrier model’s contribution to the ranking could be</w:t>
-      </w:r>
-      <w:r>
-        <w:t xml:space="preserve"> </w:t>
-      </w:r>
-      <w:r>
-        <w:t xml:space="preserve">replaced by a fitted rule over the twelve descriptors already in the feature vector without loss.</w:t>
-      </w:r>
-      <w:r>
-        <w:t xml:space="preserve"> </w:t>
-      </w:r>
-      <w:r>
-        <w:t xml:space="preserve">It could not be dismissed. Read on the scaffold hold-out the fingerprint wins outright; read on 227</w:t>
-      </w:r>
-      <w:r>
-        <w:t xml:space="preserve"> </w:t>
-      </w:r>
-      <w:r>
-        <w:t xml:space="preserve">approved drugs the model has never seen, its bootstrap interval crosses zero against the</w:t>
-      </w:r>
-      <w:r>
-        <w:t xml:space="preserve"> </w:t>
-      </w:r>
-      <w:r>
-        <w:t xml:space="preserve">descriptor-only forest, so the verdict is WEAKENED rather than the SUPPORTED a point estimate alone</w:t>
-      </w:r>
-      <w:r>
-        <w:t xml:space="preserve"> </w:t>
-      </w:r>
-      <w:r>
-        <w:t xml:space="preserve">would have given it. Chapter 10 section 10.3 has the full comparison; one qualification carries back</w:t>
-      </w:r>
-      <w:r>
-        <w:t xml:space="preserve"> </w:t>
-      </w:r>
-      <w:r>
-        <w:t xml:space="preserve">here. H10 tests the barrier model’s contribution to the</w:t>
+        </w:rPr>
+        <w:t xml:space="preserve">H10 tests the one component the earlier nine did not: the barrier classifier itself.</w:t>
+      </w:r>
+      <w:r>
+        <w:t xml:space="preserve"> </w:t>
+      </w:r>
+      <w:r>
+        <w:t xml:space="preserve">H1, H2, H3,</w:t>
+      </w:r>
+      <w:r>
+        <w:t xml:space="preserve"> </w:t>
+      </w:r>
+      <w:r>
+        <w:t xml:space="preserve">H6 and H9 test the disease layer; H5 tests read-across; H7 and H8 test the target panel; H4 tests</w:t>
+      </w:r>
+      <w:r>
+        <w:t xml:space="preserve"> </w:t>
+      </w:r>
+      <w:r>
+        <w:t xml:space="preserve">system-level specificity. Before H10 the only evidence for the barrier model was the external set in</w:t>
+      </w:r>
+      <w:r>
+        <w:t xml:space="preserve"> </w:t>
+      </w:r>
+      <w:r>
+        <w:t xml:space="preserve">Chapter 8, AUROC 0.7666 on 227 unseen drugs, which is a validation rather than an attempt at</w:t>
+      </w:r>
+      <w:r>
+        <w:t xml:space="preserve"> </w:t>
+      </w:r>
+      <w:r>
+        <w:t xml:space="preserve">falsification. H10 poses the sharper question: whether a fitted rule over the twelve descriptors</w:t>
+      </w:r>
+      <w:r>
+        <w:t xml:space="preserve"> </w:t>
+      </w:r>
+      <w:r>
+        <w:t xml:space="preserve">already in the feature vector ranks compounds as well as the deployed forest does. It could not be</w:t>
+      </w:r>
+      <w:r>
+        <w:t xml:space="preserve"> </w:t>
+      </w:r>
+      <w:r>
+        <w:t xml:space="preserve">dismissed. Read on the scaffold hold-out the fingerprint wins outright; read on 227 approved drugs</w:t>
+      </w:r>
+      <w:r>
+        <w:t xml:space="preserve"> </w:t>
+      </w:r>
+      <w:r>
+        <w:t xml:space="preserve">the model has never seen, its bootstrap interval crosses zero against the descriptor-only forest, so</w:t>
+      </w:r>
+      <w:r>
+        <w:t xml:space="preserve"> </w:t>
+      </w:r>
+      <w:r>
+        <w:t xml:space="preserve">the verdict is WEAKENED rather than the SUPPORTED a point estimate alone would have given it. Chapter</w:t>
+      </w:r>
+      <w:r>
+        <w:t xml:space="preserve"> </w:t>
+      </w:r>
+      <w:r>
+        <w:t xml:space="preserve">10 section 10.3 has the full comparison; one qualification carries back here. H10 tests the barrier</w:t>
+      </w:r>
+      <w:r>
+        <w:t xml:space="preserve"> </w:t>
+      </w:r>
+      <w:r>
+        <w:t xml:space="preserve">model’s contribution to the</w:t>
       </w:r>
       <w:r>
         <w:t xml:space="preserve"> </w:t>
@@ -35194,19 +35050,19 @@
         <w:t xml:space="preserve"> </w:t>
       </w:r>
       <w:r>
-        <w:t xml:space="preserve">contributed to withdrawing four endpoints that were firing on glucose, urea and lactate; H10, added</w:t>
-      </w:r>
-      <w:r>
-        <w:t xml:space="preserve"> </w:t>
-      </w:r>
-      <w:r>
-        <w:t xml:space="preserve">after this section first went to press, downgraded a comparison this thesis would otherwise have</w:t>
-      </w:r>
-      <w:r>
-        <w:t xml:space="preserve"> </w:t>
-      </w:r>
-      <w:r>
-        <w:t xml:space="preserve">reported as a clean win for the deployed fingerprint.</w:t>
+        <w:t xml:space="preserve">contributed to withdrawing four endpoints that were firing on glucose, urea and lactate; H10</w:t>
+      </w:r>
+      <w:r>
+        <w:t xml:space="preserve"> </w:t>
+      </w:r>
+      <w:r>
+        <w:t xml:space="preserve">downgraded a comparison that would otherwise have been reported as a clean win for the deployed</w:t>
+      </w:r>
+      <w:r>
+        <w:t xml:space="preserve"> </w:t>
+      </w:r>
+      <w:r>
+        <w:t xml:space="preserve">fingerprint.</w:t>
       </w:r>
     </w:p>
     <w:p>
@@ -38711,7 +38567,7 @@
         <w:pStyle w:val="FirstParagraph"/>
       </w:pPr>
       <w:r>
-        <w:t xml:space="preserve">41 items were raised across Chapters 1 to 9. Eleven are now closed. They are listed as closed rather</w:t>
+        <w:t xml:space="preserve">41 items were raised across Chapters 1 to 9. Twelve are now closed. They are listed as closed rather</w:t>
       </w:r>
       <w:r>
         <w:t xml:space="preserve"> </w:t>
@@ -38724,24 +38580,6 @@
       </w:r>
       <w:r>
         <w:t xml:space="preserve">chapter is about.</w:t>
-      </w:r>
-    </w:p>
-    <w:p>
-      <w:pPr>
-        <w:pStyle w:val="BodyText"/>
-      </w:pPr>
-      <w:r>
-        <w:rPr>
-          <w:b/>
-          <w:bCs/>
-        </w:rPr>
-        <w:t xml:space="preserve">Closed while writing.</w:t>
-      </w:r>
-      <w:r>
-        <w:t xml:space="preserve"> </w:t>
-      </w:r>
-      <w:r>
-        <w:t xml:space="preserve">Six were closed in the course of writing Chapters 5 to 10.</w:t>
       </w:r>
     </w:p>
     <w:tbl>
@@ -38789,7 +38627,7 @@
               <w:pStyle w:val="Compact"/>
             </w:pPr>
             <w:r>
-              <w:t xml:space="preserve">Closed by</w:t>
+              <w:t xml:space="preserve">Resolution</w:t>
             </w:r>
           </w:p>
         </w:tc>
@@ -38824,19 +38662,7 @@
               <w:pStyle w:val="Compact"/>
             </w:pPr>
             <w:r>
-              <w:t xml:space="preserve">Commit</w:t>
-            </w:r>
-            <w:r>
-              <w:t xml:space="preserve"> </w:t>
-            </w:r>
-            <w:r>
-              <w:rPr>
-                <w:rStyle w:val="VerbatimChar"/>
-              </w:rPr>
-              <w:t xml:space="preserve">ab88039</w:t>
-            </w:r>
-            <w:r>
-              <w:t xml:space="preserve">; registry now holds the held-out figure on all 47 endpoints, reconciliation gap +0.000</w:t>
+              <w:t xml:space="preserve">The registry now holds the held-out figure on all 47 endpoints, with a reconciliation gap of +0.000 against the prose</w:t>
             </w:r>
           </w:p>
         </w:tc>
@@ -38915,19 +38741,7 @@
               <w:pStyle w:val="Compact"/>
             </w:pPr>
             <w:r>
-              <w:t xml:space="preserve">Traced to stale base rates corrected by</w:t>
-            </w:r>
-            <w:r>
-              <w:t xml:space="preserve"> </w:t>
-            </w:r>
-            <w:r>
-              <w:rPr>
-                <w:rStyle w:val="VerbatimChar"/>
-              </w:rPr>
-              <w:t xml:space="preserve">fd7aaa0</w:t>
-            </w:r>
-            <w:r>
-              <w:t xml:space="preserve">; not a degradation</w:t>
+              <w:t xml:space="preserve">Traced to stale base rates, now corrected; the change is not a degradation</w:t>
             </w:r>
           </w:p>
         </w:tc>
@@ -39003,7 +38817,7 @@
               <w:pStyle w:val="Compact"/>
             </w:pPr>
             <w:r>
-              <w:t xml:space="preserve">H10, section 10.3</w:t>
+              <w:t xml:space="preserve">H10, argued in section 10.3</w:t>
             </w:r>
           </w:p>
         </w:tc>
@@ -39049,105 +38863,6 @@
           </w:p>
         </w:tc>
       </w:tr>
-    </w:tbl>
-    <w:p>
-      <w:pPr>
-        <w:pStyle w:val="BodyText"/>
-      </w:pPr>
-      <w:r>
-        <w:rPr>
-          <w:b/>
-          <w:bCs/>
-        </w:rPr>
-        <w:t xml:space="preserve">Closed after writing.</w:t>
-      </w:r>
-      <w:r>
-        <w:t xml:space="preserve"> </w:t>
-      </w:r>
-      <w:r>
-        <w:t xml:space="preserve">Four more were repaired on 2026-09-02 in commit</w:t>
-      </w:r>
-      <w:r>
-        <w:t xml:space="preserve"> </w:t>
-      </w:r>
-      <w:r>
-        <w:rPr>
-          <w:rStyle w:val="VerbatimChar"/>
-        </w:rPr>
-        <w:t xml:space="preserve">1f91925</w:t>
-      </w:r>
-      <w:r>
-        <w:t xml:space="preserve">, which audited</w:t>
-      </w:r>
-      <w:r>
-        <w:t xml:space="preserve"> </w:t>
-      </w:r>
-      <w:r>
-        <w:t xml:space="preserve">Chapters 8 to 10 against the files they cite. They are recorded here because the ledger is the</w:t>
-      </w:r>
-      <w:r>
-        <w:t xml:space="preserve"> </w:t>
-      </w:r>
-      <w:r>
-        <w:t xml:space="preserve">chapter’s own claim about the state of the project, and a ledger that goes stale is the defect</w:t>
-      </w:r>
-      <w:r>
-        <w:t xml:space="preserve"> </w:t>
-      </w:r>
-      <w:r>
-        <w:t xml:space="preserve">section 10.7 describes.</w:t>
-      </w:r>
-    </w:p>
-    <w:tbl>
-      <w:tblPr>
-        <w:tblStyle w:val="Table"/>
-        <w:tblW w:type="pct" w:w="5000"/>
-        <w:tblLayout w:type="fixed"/>
-        <w:tblLook w:firstRow="1" w:lastRow="0" w:firstColumn="0" w:lastColumn="0" w:noHBand="0" w:noVBand="0" w:val="0020"/>
-      </w:tblPr>
-      <w:tblGrid>
-        <w:gridCol w:w="2640"/>
-        <w:gridCol w:w="2640"/>
-        <w:gridCol w:w="2640"/>
-      </w:tblGrid>
-      <w:tr>
-        <w:trPr>
-          <w:tblHeader w:val="on"/>
-        </w:trPr>
-        <w:tc>
-          <w:tcPr/>
-          <w:p>
-            <w:pPr>
-              <w:pStyle w:val="Compact"/>
-            </w:pPr>
-            <w:r>
-              <w:t xml:space="preserve">Item</w:t>
-            </w:r>
-          </w:p>
-        </w:tc>
-        <w:tc>
-          <w:tcPr/>
-          <w:p>
-            <w:pPr>
-              <w:pStyle w:val="Compact"/>
-            </w:pPr>
-            <w:r>
-              <w:t xml:space="preserve">Raised</w:t>
-            </w:r>
-          </w:p>
-        </w:tc>
-        <w:tc>
-          <w:tcPr/>
-          <w:p>
-            <w:pPr>
-              <w:pStyle w:val="Compact"/>
-            </w:pPr>
-            <w:r>
-              <w:t xml:space="preserve">Closed by</w:t>
-            </w:r>
-          </w:p>
-        </w:tc>
-      </w:tr>
       <w:tr>
         <w:tc>
           <w:tcPr/>
@@ -39187,7 +38902,7 @@
               <w:t xml:space="preserve"> </w:t>
             </w:r>
             <w:r>
-              <w:t xml:space="preserve">is now derived from the artefact by a function. The repair found a worse defect than Chapter 9 had: the nicotinic entry asserted a family-level conclusion resting on</w:t>
+              <w:t xml:space="preserve">is now derived from the artefact by a function. The repair found a worse defect than Chapter 9 had described: the nicotinic entry asserted a family-level conclusion resting on</w:t>
             </w:r>
             <w:r>
               <w:t xml:space="preserve"> </w:t>
@@ -39203,7 +38918,7 @@
               <w:t xml:space="preserve"> </w:t>
             </w:r>
             <w:r>
-              <w:t xml:space="preserve">joint approved drug, which the file could not distinguish from a certainty because every rate in it is a multiple of 1/400. The artefact now carries</w:t>
+              <w:t xml:space="preserve">jointly approved drug, which the file could not distinguish from a certainty because every rate in it is a multiple of 1/400. The artefact now carries</w:t>
             </w:r>
             <w:r>
               <w:t xml:space="preserve"> </w:t>
@@ -39270,13 +38985,13 @@
               <w:rPr>
                 <w:rStyle w:val="VerbatimChar"/>
               </w:rPr>
-              <w:t xml:space="preserve">app.py:102-104</w:t>
+              <w:t xml:space="preserve">app.py</w:t>
             </w:r>
             <w:r>
               <w:t xml:space="preserve"> </w:t>
             </w:r>
             <w:r>
-              <w:t xml:space="preserve">quotes the withdrawn H2 triple</w:t>
+              <w:t xml:space="preserve">quoted the withdrawn H2 triple</w:t>
             </w:r>
           </w:p>
         </w:tc>
@@ -39298,7 +39013,7 @@
               <w:pStyle w:val="Compact"/>
             </w:pPr>
             <w:r>
-              <w:t xml:space="preserve">Corrected to 0.7901 / 0.7897 / 0.7874 over 7,008, with a note recording what it used to say. Audit item BS-M-04 now closed in the source</w:t>
+              <w:t xml:space="preserve">Corrected to 0.7901 / 0.7897 / 0.7874 over 7,008, with a note recording what the values used to be</w:t>
             </w:r>
           </w:p>
         </w:tc>
@@ -39320,7 +39035,7 @@
               <w:t xml:space="preserve"> </w:t>
             </w:r>
             <w:r>
-              <w:t xml:space="preserve">holds pre-correction output</w:t>
+              <w:t xml:space="preserve">held pre-correction output</w:t>
             </w:r>
           </w:p>
         </w:tc>
@@ -39410,81 +39125,6 @@
           </w:p>
         </w:tc>
       </w:tr>
-    </w:tbl>
-    <w:p>
-      <w:pPr>
-        <w:pStyle w:val="BodyText"/>
-      </w:pPr>
-      <w:r>
-        <w:rPr>
-          <w:b/>
-          <w:bCs/>
-        </w:rPr>
-        <w:t xml:space="preserve">Closed during a later audit.</w:t>
-      </w:r>
-      <w:r>
-        <w:t xml:space="preserve"> </w:t>
-      </w:r>
-      <w:r>
-        <w:t xml:space="preserve">One more was closed while this thesis was checked chapter by</w:t>
-      </w:r>
-      <w:r>
-        <w:t xml:space="preserve"> </w:t>
-      </w:r>
-      <w:r>
-        <w:t xml:space="preserve">chapter for consistency with the manuscript audit that had, by then, already answered it elsewhere.</w:t>
-      </w:r>
-    </w:p>
-    <w:tbl>
-      <w:tblPr>
-        <w:tblStyle w:val="Table"/>
-        <w:tblW w:type="pct" w:w="5000"/>
-        <w:tblLayout w:type="fixed"/>
-        <w:tblLook w:firstRow="1" w:lastRow="0" w:firstColumn="0" w:lastColumn="0" w:noHBand="0" w:noVBand="0" w:val="0020"/>
-      </w:tblPr>
-      <w:tblGrid>
-        <w:gridCol w:w="2640"/>
-        <w:gridCol w:w="2640"/>
-        <w:gridCol w:w="2640"/>
-      </w:tblGrid>
-      <w:tr>
-        <w:trPr>
-          <w:tblHeader w:val="on"/>
-        </w:trPr>
-        <w:tc>
-          <w:tcPr/>
-          <w:p>
-            <w:pPr>
-              <w:pStyle w:val="Compact"/>
-            </w:pPr>
-            <w:r>
-              <w:t xml:space="preserve">Item</w:t>
-            </w:r>
-          </w:p>
-        </w:tc>
-        <w:tc>
-          <w:tcPr/>
-          <w:p>
-            <w:pPr>
-              <w:pStyle w:val="Compact"/>
-            </w:pPr>
-            <w:r>
-              <w:t xml:space="preserve">Raised</w:t>
-            </w:r>
-          </w:p>
-        </w:tc>
-        <w:tc>
-          <w:tcPr/>
-          <w:p>
-            <w:pPr>
-              <w:pStyle w:val="Compact"/>
-            </w:pPr>
-            <w:r>
-              <w:t xml:space="preserve">Closed by</w:t>
-            </w:r>
-          </w:p>
-        </w:tc>
-      </w:tr>
       <w:tr>
         <w:tc>
           <w:tcPr/>
@@ -39538,37 +39178,78 @@
           </w:p>
         </w:tc>
       </w:tr>
+      <w:tr>
+        <w:tc>
+          <w:tcPr/>
+          <w:p>
+            <w:pPr>
+              <w:pStyle w:val="Compact"/>
+            </w:pPr>
+            <w:r>
+              <w:t xml:space="preserve">Chapter 1 carried two open citation gaps, for a CNS attrition series and for the named comparison servers</w:t>
+            </w:r>
+          </w:p>
+        </w:tc>
+        <w:tc>
+          <w:tcPr/>
+          <w:p>
+            <w:pPr>
+              <w:pStyle w:val="Compact"/>
+            </w:pPr>
+            <w:r>
+              <w:t xml:space="preserve">1</w:t>
+            </w:r>
+          </w:p>
+        </w:tc>
+        <w:tc>
+          <w:tcPr/>
+          <w:p>
+            <w:pPr>
+              <w:pStyle w:val="Compact"/>
+            </w:pPr>
+            <w:r>
+              <w:t xml:space="preserve">Both resolved through the same CrossRef verification pipeline as the rest of the reference list: reference [4] for CNS-specific attrition, and references [36]-[40] for SwissADME, ADMETlab, pkCSM, admetSAR and SwissTargetPrediction</w:t>
+            </w:r>
+          </w:p>
+        </w:tc>
+      </w:tr>
     </w:tbl>
     <w:p>
       <w:pPr>
         <w:pStyle w:val="BodyText"/>
       </w:pPr>
       <w:r>
-        <w:t xml:space="preserve">The third of those closed after writing deserves a sentence, because Chapter 9 posed it as a dilemma and the resolution is</w:t>
-      </w:r>
-      <w:r>
-        <w:t xml:space="preserve"> </w:t>
-      </w:r>
-      <w:r>
-        <w:t xml:space="preserve">narrower than either horn. Four of that file’s six columns were already correct; only the two</w:t>
-      </w:r>
-      <w:r>
-        <w:t xml:space="preserve"> </w:t>
-      </w:r>
-      <w:r>
-        <w:t xml:space="preserve">reported ones were stale, so refreshing those two from the registry avoids re-running the sequence</w:t>
-      </w:r>
-      <w:r>
-        <w:t xml:space="preserve"> </w:t>
-      </w:r>
-      <w:r>
-        <w:t xml:space="preserve">that would rewrite every operating threshold to correct a reported one. And the version a reviewer</w:t>
-      </w:r>
-      <w:r>
-        <w:t xml:space="preserve"> </w:t>
-      </w:r>
-      <w:r>
-        <w:t xml:space="preserve">holds was corrected at the same time as the local one, which is the part that mattered:</w:t>
+        <w:t xml:space="preserve">One of these resolutions deserves a further sentence, because Chapter 9 posed it as a dilemma and the</w:t>
+      </w:r>
+      <w:r>
+        <w:t xml:space="preserve"> </w:t>
+      </w:r>
+      <w:r>
+        <w:t xml:space="preserve">resolution is narrower than either horn. Four of the specificity file’s six columns were already</w:t>
+      </w:r>
+      <w:r>
+        <w:t xml:space="preserve"> </w:t>
+      </w:r>
+      <w:r>
+        <w:t xml:space="preserve">correct; only the two reported ones were stale, so refreshing those two from the registry avoids</w:t>
+      </w:r>
+      <w:r>
+        <w:t xml:space="preserve"> </w:t>
+      </w:r>
+      <w:r>
+        <w:t xml:space="preserve">re-running the sequence that would rewrite every operating threshold to correct a reported one. And</w:t>
+      </w:r>
+      <w:r>
+        <w:t xml:space="preserve"> </w:t>
+      </w:r>
+      <w:r>
+        <w:t xml:space="preserve">the version a reviewer holds was corrected at the same time as the local one, which is the part that</w:t>
+      </w:r>
+      <w:r>
+        <w:t xml:space="preserve"> </w:t>
+      </w:r>
+      <w:r>
+        <w:t xml:space="preserve">mattered:</w:t>
       </w:r>
       <w:r>
         <w:t xml:space="preserve"> </w:t>
@@ -39578,21 +39259,7 @@
           <w:b/>
           <w:bCs/>
         </w:rPr>
-        <w:t xml:space="preserve">the</w:t>
-      </w:r>
-      <w:r>
-        <w:rPr>
-          <w:b/>
-          <w:bCs/>
-        </w:rPr>
-        <w:t xml:space="preserve"> </w:t>
-      </w:r>
-      <w:r>
-        <w:rPr>
-          <w:b/>
-          <w:bCs/>
-        </w:rPr>
-        <w:t xml:space="preserve">disagreement was visible to reviewers before it was visible to us.</w:t>
+        <w:t xml:space="preserve">the disagreement was visible to reviewers before it was visible to the authors.</w:t>
       </w:r>
     </w:p>
     <w:p>
@@ -39632,49 +39299,22 @@
           <w:b/>
           <w:bCs/>
         </w:rPr>
-        <w:t xml:space="preserve">The sensitivity correction has reached the registry and not all of the prose.</w:t>
-      </w:r>
-      <w:r>
-        <w:t xml:space="preserve"> </w:t>
-      </w:r>
-      <w:r>
-        <w:t xml:space="preserve">The manuscript</w:t>
-      </w:r>
-      <w:r>
-        <w:t xml:space="preserve"> </w:t>
-      </w:r>
-      <w:r>
-        <w:t xml:space="preserve">and</w:t>
-      </w:r>
-      <w:r>
-        <w:t xml:space="preserve"> </w:t>
-      </w:r>
-      <w:r>
-        <w:rPr>
-          <w:rStyle w:val="VerbatimChar"/>
-        </w:rPr>
-        <w:t xml:space="preserve">EVIDENCE_MAP.md</w:t>
-      </w:r>
-      <w:r>
-        <w:t xml:space="preserve"> </w:t>
-      </w:r>
-      <w:r>
-        <w:t xml:space="preserve">still quote 0.8983 under the qualifier</w:t>
-      </w:r>
-      <w:r>
-        <w:t xml:space="preserve"> </w:t>
-      </w:r>
-      <w:r>
-        <w:t xml:space="preserve">“on actives withheld by scaffold”</w:t>
-      </w:r>
-      <w:r>
-        <w:t xml:space="preserve">.</w:t>
-      </w:r>
-      <w:r>
-        <w:t xml:space="preserve"> </w:t>
-      </w:r>
-      <w:r>
-        <w:t xml:space="preserve">The correct figure is 0.7638. The technical report has been rebuilt; these two have not. (5, 6)</w:t>
+        <w:t xml:space="preserve">The headline calibration figure should be qualified everywhere it appears</w:t>
+      </w:r>
+      <w:r>
+        <w:t xml:space="preserve">, since 0.0801 to</w:t>
+      </w:r>
+      <w:r>
+        <w:t xml:space="preserve"> </w:t>
+      </w:r>
+      <w:r>
+        <w:t xml:space="preserve">0.0147 covers eight of the deployed estimators and the 38 binder endpoints sit at a mean of</w:t>
+      </w:r>
+      <w:r>
+        <w:t xml:space="preserve"> </w:t>
+      </w:r>
+      <w:r>
+        <w:t xml:space="preserve">0.0762. Section 10.5 adds that the barrier model is the worst of the eight. (4)</w:t>
       </w:r>
     </w:p>
     <w:p>
@@ -39686,26 +39326,25 @@
         </w:numPr>
       </w:pPr>
       <w:r>
-        <w:rPr>
-          <w:b/>
-          <w:bCs/>
-        </w:rPr>
-        <w:t xml:space="preserve">The headline calibration figure should be qualified everywhere it appears</w:t>
-      </w:r>
-      <w:r>
-        <w:t xml:space="preserve">, since 0.0801 to</w:t>
-      </w:r>
-      <w:r>
-        <w:t xml:space="preserve"> </w:t>
-      </w:r>
-      <w:r>
-        <w:t xml:space="preserve">0.0147 covers eight of the deployed estimators and the 38 binder endpoints sit at a mean of</w:t>
-      </w:r>
-      <w:r>
-        <w:t xml:space="preserve"> </w:t>
-      </w:r>
-      <w:r>
-        <w:t xml:space="preserve">0.0762. Section 10.5 adds that the barrier model is the worst of the eight. (4)</w:t>
+        <w:t xml:space="preserve">Give each hypothesis one verdict rule, as H10 now has, and pin the verdicts with a test. The</w:t>
+      </w:r>
+      <w:r>
+        <w:t xml:space="preserve"> </w:t>
+      </w:r>
+      <w:r>
+        <w:t xml:space="preserve">suite has grown to 73 tests and none of them reads</w:t>
+      </w:r>
+      <w:r>
+        <w:t xml:space="preserve"> </w:t>
+      </w:r>
+      <w:r>
+        <w:rPr>
+          <w:rStyle w:val="VerbatimChar"/>
+        </w:rPr>
+        <w:t xml:space="preserve">inversion/</w:t>
+      </w:r>
+      <w:r>
+        <w:t xml:space="preserve">. (9)</w:t>
       </w:r>
     </w:p>
     <w:p>
@@ -39717,25 +39356,13 @@
         </w:numPr>
       </w:pPr>
       <w:r>
-        <w:t xml:space="preserve">Give each hypothesis one verdict rule, as H10 now has, and pin the verdicts with a test. The</w:t>
-      </w:r>
-      <w:r>
-        <w:t xml:space="preserve"> </w:t>
-      </w:r>
-      <w:r>
-        <w:t xml:space="preserve">suite has grown to 73 tests and none of them reads</w:t>
-      </w:r>
-      <w:r>
-        <w:t xml:space="preserve"> </w:t>
-      </w:r>
-      <w:r>
-        <w:rPr>
-          <w:rStyle w:val="VerbatimChar"/>
-        </w:rPr>
-        <w:t xml:space="preserve">inversion/</w:t>
-      </w:r>
-      <w:r>
-        <w:t xml:space="preserve">. (9)</w:t>
+        <w:t xml:space="preserve">Make the freshness graph aware of code, so a corrected generator marks its output stale. The</w:t>
+      </w:r>
+      <w:r>
+        <w:t xml:space="preserve"> </w:t>
+      </w:r>
+      <w:r>
+        <w:t xml:space="preserve">repairs above were all found by reading rather than by a check. (9)</w:t>
       </w:r>
     </w:p>
     <w:p>
@@ -39747,13 +39374,19 @@
         </w:numPr>
       </w:pPr>
       <w:r>
-        <w:t xml:space="preserve">Make the freshness graph aware of code, so a corrected generator marks its output stale. The</w:t>
-      </w:r>
-      <w:r>
-        <w:t xml:space="preserve"> </w:t>
-      </w:r>
-      <w:r>
-        <w:t xml:space="preserve">repairs above were all found by reading rather than by a check. (9)</w:t>
+        <w:t xml:space="preserve">Per-endpoint AUROC and sensitivity carry no intervals anywhere, and the two extremes of the</w:t>
+      </w:r>
+      <w:r>
+        <w:t xml:space="preserve"> </w:t>
+      </w:r>
+      <w:r>
+        <w:t xml:space="preserve">reported 0.719 to 0.985 range rest on 37 and 23 compounds. Wilson or bootstrap intervals are</w:t>
+      </w:r>
+      <w:r>
+        <w:t xml:space="preserve"> </w:t>
+      </w:r>
+      <w:r>
+        <w:t xml:space="preserve">cheap and would settle how much of that spread is real. (4, 6)</w:t>
       </w:r>
     </w:p>
     <w:p>
@@ -39765,13 +39398,13 @@
         </w:numPr>
       </w:pPr>
       <w:r>
-        <w:t xml:space="preserve">Two citation gaps remain in Chapter 1: a CNS attrition series, and verified citations for the</w:t>
-      </w:r>
-      <w:r>
-        <w:t xml:space="preserve"> </w:t>
-      </w:r>
-      <w:r>
-        <w:t xml:space="preserve">named comparison servers. (1)</w:t>
+        <w:t xml:space="preserve">TAAR1 should be reviewed for withdrawal or an explicit warning; it is the least trustworthy</w:t>
+      </w:r>
+      <w:r>
+        <w:t xml:space="preserve"> </w:t>
+      </w:r>
+      <w:r>
+        <w:t xml:space="preserve">deployed endpoint on four independent measures. (6)</w:t>
       </w:r>
     </w:p>
     <w:p>
@@ -39783,26 +39416,40 @@
         </w:numPr>
       </w:pPr>
       <w:r>
-        <w:rPr>
-          <w:strike/>
-        </w:rPr>
-        <w:t xml:space="preserve">The unique-compound count of 169,341 had never been re-derived.</w:t>
-      </w:r>
-      <w:r>
-        <w:t xml:space="preserve"> </w:t>
-      </w:r>
-      <w:r>
-        <w:rPr>
-          <w:b/>
-          <w:bCs/>
-        </w:rPr>
-        <w:t xml:space="preserve">Done, see section 10.8.</w:t>
-      </w:r>
-      <w:r>
-        <w:t xml:space="preserve"> </w:t>
-      </w:r>
-      <w:r>
-        <w:t xml:space="preserve">(1, 2)</w:t>
+        <w:t xml:space="preserve">Nav1.5, SIRT1 and TAAR1 define</w:t>
+      </w:r>
+      <w:r>
+        <w:t xml:space="preserve"> </w:t>
+      </w:r>
+      <w:r>
+        <w:t xml:space="preserve">“active”</w:t>
+      </w:r>
+      <w:r>
+        <w:t xml:space="preserve"> </w:t>
+      </w:r>
+      <w:r>
+        <w:t xml:space="preserve">differently in two scripts, and a test should assert</w:t>
+      </w:r>
+      <w:r>
+        <w:t xml:space="preserve"> </w:t>
+      </w:r>
+      <w:r>
+        <w:t xml:space="preserve">that</w:t>
+      </w:r>
+      <w:r>
+        <w:t xml:space="preserve"> </w:t>
+      </w:r>
+      <w:r>
+        <w:rPr>
+          <w:rStyle w:val="VerbatimChar"/>
+        </w:rPr>
+        <w:t xml:space="preserve">sensitivity_basis</w:t>
+      </w:r>
+      <w:r>
+        <w:t xml:space="preserve"> </w:t>
+      </w:r>
+      <w:r>
+        <w:t xml:space="preserve">matches the population the stored sensitivity was computed on. (5)</w:t>
       </w:r>
     </w:p>
     <w:p>
@@ -39814,93 +39461,6 @@
         </w:numPr>
       </w:pPr>
       <w:r>
-        <w:t xml:space="preserve">Per-endpoint AUROC and sensitivity carry no intervals anywhere, and the two extremes of the</w:t>
-      </w:r>
-      <w:r>
-        <w:t xml:space="preserve"> </w:t>
-      </w:r>
-      <w:r>
-        <w:t xml:space="preserve">reported 0.719 to 0.985 range rest on 37 and 23 compounds. Wilson or bootstrap intervals are</w:t>
-      </w:r>
-      <w:r>
-        <w:t xml:space="preserve"> </w:t>
-      </w:r>
-      <w:r>
-        <w:t xml:space="preserve">cheap and would settle how much of that spread is real. (4, 6)</w:t>
-      </w:r>
-    </w:p>
-    <w:p>
-      <w:pPr>
-        <w:pStyle w:val="Compact"/>
-        <w:numPr>
-          <w:ilvl w:val="0"/>
-          <w:numId w:val="1013"/>
-        </w:numPr>
-      </w:pPr>
-      <w:r>
-        <w:t xml:space="preserve">TAAR1 should be reviewed for withdrawal or an explicit warning; it is the least trustworthy</w:t>
-      </w:r>
-      <w:r>
-        <w:t xml:space="preserve"> </w:t>
-      </w:r>
-      <w:r>
-        <w:t xml:space="preserve">deployed endpoint on four independent measures. (6)</w:t>
-      </w:r>
-    </w:p>
-    <w:p>
-      <w:pPr>
-        <w:pStyle w:val="Compact"/>
-        <w:numPr>
-          <w:ilvl w:val="0"/>
-          <w:numId w:val="1013"/>
-        </w:numPr>
-      </w:pPr>
-      <w:r>
-        <w:t xml:space="preserve">Nav1.5, SIRT1 and TAAR1 define</w:t>
-      </w:r>
-      <w:r>
-        <w:t xml:space="preserve"> </w:t>
-      </w:r>
-      <w:r>
-        <w:t xml:space="preserve">“active”</w:t>
-      </w:r>
-      <w:r>
-        <w:t xml:space="preserve"> </w:t>
-      </w:r>
-      <w:r>
-        <w:t xml:space="preserve">differently in two scripts, and a test should assert</w:t>
-      </w:r>
-      <w:r>
-        <w:t xml:space="preserve"> </w:t>
-      </w:r>
-      <w:r>
-        <w:t xml:space="preserve">that</w:t>
-      </w:r>
-      <w:r>
-        <w:t xml:space="preserve"> </w:t>
-      </w:r>
-      <w:r>
-        <w:rPr>
-          <w:rStyle w:val="VerbatimChar"/>
-        </w:rPr>
-        <w:t xml:space="preserve">sensitivity_basis</w:t>
-      </w:r>
-      <w:r>
-        <w:t xml:space="preserve"> </w:t>
-      </w:r>
-      <w:r>
-        <w:t xml:space="preserve">matches the population the stored sensitivity was computed on. (5)</w:t>
-      </w:r>
-    </w:p>
-    <w:p>
-      <w:pPr>
-        <w:pStyle w:val="Compact"/>
-        <w:numPr>
-          <w:ilvl w:val="0"/>
-          <w:numId w:val="1013"/>
-        </w:numPr>
-      </w:pPr>
-      <w:r>
         <w:t xml:space="preserve">The H3 refutation has an unstated exception: gating is rank-invariant across the 14</w:t>
       </w:r>
       <w:r>
@@ -39908,24 +39468,6 @@
       </w:r>
       <w:r>
         <w:t xml:space="preserve">non-peripheral conditions but not between those and migraine and multiple sclerosis. (7)</w:t>
-      </w:r>
-    </w:p>
-    <w:p>
-      <w:pPr>
-        <w:pStyle w:val="Compact"/>
-        <w:numPr>
-          <w:ilvl w:val="0"/>
-          <w:numId w:val="1013"/>
-        </w:numPr>
-      </w:pPr>
-      <w:r>
-        <w:t xml:space="preserve">The haloperidol figures in the manuscript describe a fixed defect without saying so, and the</w:t>
-      </w:r>
-      <w:r>
-        <w:t xml:space="preserve"> </w:t>
-      </w:r>
-      <w:r>
-        <w:t xml:space="preserve">learning-curve conclusion in the technical report is not supported by its own table. (3)</w:t>
       </w:r>
     </w:p>
     <w:p>
